--- a/EXCEL_CodeSource/Classeurs_CodeSource/SheetsList/Lister le nom des feuilles dans Excel_Formules_VBA.docx
+++ b/EXCEL_CodeSource/Classeurs_CodeSource/SheetsList/Lister le nom des feuilles dans Excel_Formules_VBA.docx
@@ -149,7 +149,7 @@
       <w:r>
         <w:fldChar w:fldCharType="separate"/>
       </w:r>
-      <w:hyperlink w:anchor="_Toc225011928" w:history="1">
+      <w:hyperlink w:anchor="_Toc225093060" w:history="1">
         <w:r>
           <w:rPr>
             <w:rStyle w:val="Lienhypertexte"/>
@@ -176,7 +176,7 @@
             <w:noProof/>
             <w:webHidden/>
           </w:rPr>
-          <w:instrText xml:space="preserve"> PAGEREF _Toc225011928 \h </w:instrText>
+          <w:instrText xml:space="preserve"> PAGEREF _Toc225093060 \h </w:instrText>
         </w:r>
         <w:r>
           <w:rPr>
@@ -223,7 +223,7 @@
           <w14:ligatures w14:val="standardContextual"/>
         </w:rPr>
       </w:pPr>
-      <w:hyperlink w:anchor="_Toc225011929" w:history="1">
+      <w:hyperlink w:anchor="_Toc225093061" w:history="1">
         <w:r>
           <w:rPr>
             <w:rStyle w:val="Lienhypertexte"/>
@@ -250,7 +250,7 @@
             <w:noProof/>
             <w:webHidden/>
           </w:rPr>
-          <w:instrText xml:space="preserve"> PAGEREF _Toc225011929 \h </w:instrText>
+          <w:instrText xml:space="preserve"> PAGEREF _Toc225093061 \h </w:instrText>
         </w:r>
         <w:r>
           <w:rPr>
@@ -297,7 +297,7 @@
           <w14:ligatures w14:val="standardContextual"/>
         </w:rPr>
       </w:pPr>
-      <w:hyperlink w:anchor="_Toc225011930" w:history="1">
+      <w:hyperlink w:anchor="_Toc225093062" w:history="1">
         <w:r>
           <w:rPr>
             <w:rStyle w:val="Lienhypertexte"/>
@@ -324,7 +324,7 @@
             <w:noProof/>
             <w:webHidden/>
           </w:rPr>
-          <w:instrText xml:space="preserve"> PAGEREF _Toc225011930 \h </w:instrText>
+          <w:instrText xml:space="preserve"> PAGEREF _Toc225093062 \h </w:instrText>
         </w:r>
         <w:r>
           <w:rPr>
@@ -371,7 +371,7 @@
           <w14:ligatures w14:val="standardContextual"/>
         </w:rPr>
       </w:pPr>
-      <w:hyperlink w:anchor="_Toc225011931" w:history="1">
+      <w:hyperlink w:anchor="_Toc225093063" w:history="1">
         <w:r>
           <w:rPr>
             <w:rStyle w:val="Lienhypertexte"/>
@@ -398,7 +398,7 @@
             <w:noProof/>
             <w:webHidden/>
           </w:rPr>
-          <w:instrText xml:space="preserve"> PAGEREF _Toc225011931 \h </w:instrText>
+          <w:instrText xml:space="preserve"> PAGEREF _Toc225093063 \h </w:instrText>
         </w:r>
         <w:r>
           <w:rPr>
@@ -447,7 +447,7 @@
           <w14:ligatures w14:val="standardContextual"/>
         </w:rPr>
       </w:pPr>
-      <w:hyperlink w:anchor="_Toc225011932" w:history="1">
+      <w:hyperlink w:anchor="_Toc225093064" w:history="1">
         <w:r>
           <w:rPr>
             <w:rStyle w:val="Lienhypertexte"/>
@@ -474,7 +474,7 @@
             <w:noProof/>
             <w:webHidden/>
           </w:rPr>
-          <w:instrText xml:space="preserve"> PAGEREF _Toc225011932 \h </w:instrText>
+          <w:instrText xml:space="preserve"> PAGEREF _Toc225093064 \h </w:instrText>
         </w:r>
         <w:r>
           <w:rPr>
@@ -521,7 +521,7 @@
           <w14:ligatures w14:val="standardContextual"/>
         </w:rPr>
       </w:pPr>
-      <w:hyperlink w:anchor="_Toc225011933" w:history="1">
+      <w:hyperlink w:anchor="_Toc225093065" w:history="1">
         <w:r>
           <w:rPr>
             <w:rStyle w:val="Lienhypertexte"/>
@@ -548,7 +548,7 @@
             <w:noProof/>
             <w:webHidden/>
           </w:rPr>
-          <w:instrText xml:space="preserve"> PAGEREF _Toc225011933 \h </w:instrText>
+          <w:instrText xml:space="preserve"> PAGEREF _Toc225093065 \h </w:instrText>
         </w:r>
         <w:r>
           <w:rPr>
@@ -596,7 +596,7 @@
           <w14:ligatures w14:val="standardContextual"/>
         </w:rPr>
       </w:pPr>
-      <w:hyperlink w:anchor="_Toc225011934" w:history="1">
+      <w:hyperlink w:anchor="_Toc225093066" w:history="1">
         <w:r>
           <w:rPr>
             <w:rStyle w:val="Lienhypertexte"/>
@@ -623,7 +623,7 @@
             <w:noProof/>
             <w:webHidden/>
           </w:rPr>
-          <w:instrText xml:space="preserve"> PAGEREF _Toc225011934 \h </w:instrText>
+          <w:instrText xml:space="preserve"> PAGEREF _Toc225093066 \h </w:instrText>
         </w:r>
         <w:r>
           <w:rPr>
@@ -671,7 +671,7 @@
           <w14:ligatures w14:val="standardContextual"/>
         </w:rPr>
       </w:pPr>
-      <w:hyperlink w:anchor="_Toc225011935" w:history="1">
+      <w:hyperlink w:anchor="_Toc225093067" w:history="1">
         <w:r>
           <w:rPr>
             <w:rStyle w:val="Lienhypertexte"/>
@@ -698,7 +698,7 @@
             <w:noProof/>
             <w:webHidden/>
           </w:rPr>
-          <w:instrText xml:space="preserve"> PAGEREF _Toc225011935 \h </w:instrText>
+          <w:instrText xml:space="preserve"> PAGEREF _Toc225093067 \h </w:instrText>
         </w:r>
         <w:r>
           <w:rPr>
@@ -746,7 +746,7 @@
           <w14:ligatures w14:val="standardContextual"/>
         </w:rPr>
       </w:pPr>
-      <w:hyperlink w:anchor="_Toc225011936" w:history="1">
+      <w:hyperlink w:anchor="_Toc225093068" w:history="1">
         <w:r>
           <w:rPr>
             <w:rStyle w:val="Lienhypertexte"/>
@@ -773,7 +773,7 @@
             <w:noProof/>
             <w:webHidden/>
           </w:rPr>
-          <w:instrText xml:space="preserve"> PAGEREF _Toc225011936 \h </w:instrText>
+          <w:instrText xml:space="preserve"> PAGEREF _Toc225093068 \h </w:instrText>
         </w:r>
         <w:r>
           <w:rPr>
@@ -821,7 +821,7 @@
           <w14:ligatures w14:val="standardContextual"/>
         </w:rPr>
       </w:pPr>
-      <w:hyperlink w:anchor="_Toc225011937" w:history="1">
+      <w:hyperlink w:anchor="_Toc225093069" w:history="1">
         <w:r>
           <w:rPr>
             <w:rStyle w:val="Lienhypertexte"/>
@@ -848,7 +848,7 @@
             <w:noProof/>
             <w:webHidden/>
           </w:rPr>
-          <w:instrText xml:space="preserve"> PAGEREF _Toc225011937 \h </w:instrText>
+          <w:instrText xml:space="preserve"> PAGEREF _Toc225093069 \h </w:instrText>
         </w:r>
         <w:r>
           <w:rPr>
@@ -895,7 +895,7 @@
           <w14:ligatures w14:val="standardContextual"/>
         </w:rPr>
       </w:pPr>
-      <w:hyperlink w:anchor="_Toc225011938" w:history="1">
+      <w:hyperlink w:anchor="_Toc225093070" w:history="1">
         <w:r>
           <w:rPr>
             <w:rStyle w:val="Lienhypertexte"/>
@@ -922,7 +922,7 @@
             <w:noProof/>
             <w:webHidden/>
           </w:rPr>
-          <w:instrText xml:space="preserve"> PAGEREF _Toc225011938 \h </w:instrText>
+          <w:instrText xml:space="preserve"> PAGEREF _Toc225093070 \h </w:instrText>
         </w:r>
         <w:r>
           <w:rPr>
@@ -969,7 +969,7 @@
           <w14:ligatures w14:val="standardContextual"/>
         </w:rPr>
       </w:pPr>
-      <w:hyperlink w:anchor="_Toc225011939" w:history="1">
+      <w:hyperlink w:anchor="_Toc225093071" w:history="1">
         <w:r>
           <w:rPr>
             <w:rStyle w:val="Lienhypertexte"/>
@@ -996,7 +996,7 @@
             <w:noProof/>
             <w:webHidden/>
           </w:rPr>
-          <w:instrText xml:space="preserve"> PAGEREF _Toc225011939 \h </w:instrText>
+          <w:instrText xml:space="preserve"> PAGEREF _Toc225093071 \h </w:instrText>
         </w:r>
         <w:r>
           <w:rPr>
@@ -1016,7 +1016,7 @@
             <w:noProof/>
             <w:webHidden/>
           </w:rPr>
-          <w:t>9</w:t>
+          <w:t>8</w:t>
         </w:r>
         <w:r>
           <w:rPr>
@@ -1043,7 +1043,7 @@
           <w14:ligatures w14:val="standardContextual"/>
         </w:rPr>
       </w:pPr>
-      <w:hyperlink w:anchor="_Toc225011940" w:history="1">
+      <w:hyperlink w:anchor="_Toc225093072" w:history="1">
         <w:r>
           <w:rPr>
             <w:rStyle w:val="Lienhypertexte"/>
@@ -1070,7 +1070,7 @@
             <w:noProof/>
             <w:webHidden/>
           </w:rPr>
-          <w:instrText xml:space="preserve"> PAGEREF _Toc225011940 \h </w:instrText>
+          <w:instrText xml:space="preserve"> PAGEREF _Toc225093072 \h </w:instrText>
         </w:r>
         <w:r>
           <w:rPr>
@@ -1118,7 +1118,7 @@
           <w14:ligatures w14:val="standardContextual"/>
         </w:rPr>
       </w:pPr>
-      <w:hyperlink w:anchor="_Toc225011941" w:history="1">
+      <w:hyperlink w:anchor="_Toc225093073" w:history="1">
         <w:r>
           <w:rPr>
             <w:rStyle w:val="Lienhypertexte"/>
@@ -1145,7 +1145,7 @@
             <w:noProof/>
             <w:webHidden/>
           </w:rPr>
-          <w:instrText xml:space="preserve"> PAGEREF _Toc225011941 \h </w:instrText>
+          <w:instrText xml:space="preserve"> PAGEREF _Toc225093073 \h </w:instrText>
         </w:r>
         <w:r>
           <w:rPr>
@@ -1193,7 +1193,7 @@
           <w14:ligatures w14:val="standardContextual"/>
         </w:rPr>
       </w:pPr>
-      <w:hyperlink w:anchor="_Toc225011942" w:history="1">
+      <w:hyperlink w:anchor="_Toc225093074" w:history="1">
         <w:r>
           <w:rPr>
             <w:rStyle w:val="Lienhypertexte"/>
@@ -1220,7 +1220,7 @@
             <w:noProof/>
             <w:webHidden/>
           </w:rPr>
-          <w:instrText xml:space="preserve"> PAGEREF _Toc225011942 \h </w:instrText>
+          <w:instrText xml:space="preserve"> PAGEREF _Toc225093074 \h </w:instrText>
         </w:r>
         <w:r>
           <w:rPr>
@@ -1268,7 +1268,7 @@
           <w14:ligatures w14:val="standardContextual"/>
         </w:rPr>
       </w:pPr>
-      <w:hyperlink w:anchor="_Toc225011943" w:history="1">
+      <w:hyperlink w:anchor="_Toc225093075" w:history="1">
         <w:r>
           <w:rPr>
             <w:rStyle w:val="Lienhypertexte"/>
@@ -1295,7 +1295,7 @@
             <w:noProof/>
             <w:webHidden/>
           </w:rPr>
-          <w:instrText xml:space="preserve"> PAGEREF _Toc225011943 \h </w:instrText>
+          <w:instrText xml:space="preserve"> PAGEREF _Toc225093075 \h </w:instrText>
         </w:r>
         <w:r>
           <w:rPr>
@@ -1342,7 +1342,7 @@
           <w14:ligatures w14:val="standardContextual"/>
         </w:rPr>
       </w:pPr>
-      <w:hyperlink w:anchor="_Toc225011944" w:history="1">
+      <w:hyperlink w:anchor="_Toc225093076" w:history="1">
         <w:r>
           <w:rPr>
             <w:rStyle w:val="Lienhypertexte"/>
@@ -1369,7 +1369,7 @@
             <w:noProof/>
             <w:webHidden/>
           </w:rPr>
-          <w:instrText xml:space="preserve"> PAGEREF _Toc225011944 \h </w:instrText>
+          <w:instrText xml:space="preserve"> PAGEREF _Toc225093076 \h </w:instrText>
         </w:r>
         <w:r>
           <w:rPr>
@@ -1417,7 +1417,7 @@
           <w14:ligatures w14:val="standardContextual"/>
         </w:rPr>
       </w:pPr>
-      <w:hyperlink w:anchor="_Toc225011945" w:history="1">
+      <w:hyperlink w:anchor="_Toc225093077" w:history="1">
         <w:r>
           <w:rPr>
             <w:rStyle w:val="Lienhypertexte"/>
@@ -1444,7 +1444,7 @@
             <w:noProof/>
             <w:webHidden/>
           </w:rPr>
-          <w:instrText xml:space="preserve"> PAGEREF _Toc225011945 \h </w:instrText>
+          <w:instrText xml:space="preserve"> PAGEREF _Toc225093077 \h </w:instrText>
         </w:r>
         <w:r>
           <w:rPr>
@@ -1492,7 +1492,7 @@
           <w14:ligatures w14:val="standardContextual"/>
         </w:rPr>
       </w:pPr>
-      <w:hyperlink w:anchor="_Toc225011946" w:history="1">
+      <w:hyperlink w:anchor="_Toc225093078" w:history="1">
         <w:r>
           <w:rPr>
             <w:rStyle w:val="Lienhypertexte"/>
@@ -1519,7 +1519,7 @@
             <w:noProof/>
             <w:webHidden/>
           </w:rPr>
-          <w:instrText xml:space="preserve"> PAGEREF _Toc225011946 \h </w:instrText>
+          <w:instrText xml:space="preserve"> PAGEREF _Toc225093078 \h </w:instrText>
         </w:r>
         <w:r>
           <w:rPr>
@@ -1567,7 +1567,7 @@
           <w14:ligatures w14:val="standardContextual"/>
         </w:rPr>
       </w:pPr>
-      <w:hyperlink w:anchor="_Toc225011947" w:history="1">
+      <w:hyperlink w:anchor="_Toc225093079" w:history="1">
         <w:r>
           <w:rPr>
             <w:rStyle w:val="Lienhypertexte"/>
@@ -1594,7 +1594,7 @@
             <w:noProof/>
             <w:webHidden/>
           </w:rPr>
-          <w:instrText xml:space="preserve"> PAGEREF _Toc225011947 \h </w:instrText>
+          <w:instrText xml:space="preserve"> PAGEREF _Toc225093079 \h </w:instrText>
         </w:r>
         <w:r>
           <w:rPr>
@@ -1641,7 +1641,7 @@
           <w14:ligatures w14:val="standardContextual"/>
         </w:rPr>
       </w:pPr>
-      <w:hyperlink w:anchor="_Toc225011948" w:history="1">
+      <w:hyperlink w:anchor="_Toc225093080" w:history="1">
         <w:r>
           <w:rPr>
             <w:rStyle w:val="Lienhypertexte"/>
@@ -1668,7 +1668,7 @@
             <w:noProof/>
             <w:webHidden/>
           </w:rPr>
-          <w:instrText xml:space="preserve"> PAGEREF _Toc225011948 \h </w:instrText>
+          <w:instrText xml:space="preserve"> PAGEREF _Toc225093080 \h </w:instrText>
         </w:r>
         <w:r>
           <w:rPr>
@@ -1716,7 +1716,7 @@
           <w14:ligatures w14:val="standardContextual"/>
         </w:rPr>
       </w:pPr>
-      <w:hyperlink w:anchor="_Toc225011949" w:history="1">
+      <w:hyperlink w:anchor="_Toc225093081" w:history="1">
         <w:r>
           <w:rPr>
             <w:rStyle w:val="Lienhypertexte"/>
@@ -1743,7 +1743,7 @@
             <w:noProof/>
             <w:webHidden/>
           </w:rPr>
-          <w:instrText xml:space="preserve"> PAGEREF _Toc225011949 \h </w:instrText>
+          <w:instrText xml:space="preserve"> PAGEREF _Toc225093081 \h </w:instrText>
         </w:r>
         <w:r>
           <w:rPr>
@@ -1791,7 +1791,7 @@
           <w14:ligatures w14:val="standardContextual"/>
         </w:rPr>
       </w:pPr>
-      <w:hyperlink w:anchor="_Toc225011950" w:history="1">
+      <w:hyperlink w:anchor="_Toc225093082" w:history="1">
         <w:r>
           <w:rPr>
             <w:rStyle w:val="Lienhypertexte"/>
@@ -1818,7 +1818,7 @@
             <w:noProof/>
             <w:webHidden/>
           </w:rPr>
-          <w:instrText xml:space="preserve"> PAGEREF _Toc225011950 \h </w:instrText>
+          <w:instrText xml:space="preserve"> PAGEREF _Toc225093082 \h </w:instrText>
         </w:r>
         <w:r>
           <w:rPr>
@@ -1866,7 +1866,7 @@
           <w14:ligatures w14:val="standardContextual"/>
         </w:rPr>
       </w:pPr>
-      <w:hyperlink w:anchor="_Toc225011951" w:history="1">
+      <w:hyperlink w:anchor="_Toc225093083" w:history="1">
         <w:r>
           <w:rPr>
             <w:rStyle w:val="Lienhypertexte"/>
@@ -1893,7 +1893,7 @@
             <w:noProof/>
             <w:webHidden/>
           </w:rPr>
-          <w:instrText xml:space="preserve"> PAGEREF _Toc225011951 \h </w:instrText>
+          <w:instrText xml:space="preserve"> PAGEREF _Toc225093083 \h </w:instrText>
         </w:r>
         <w:r>
           <w:rPr>
@@ -1941,7 +1941,7 @@
           <w14:ligatures w14:val="standardContextual"/>
         </w:rPr>
       </w:pPr>
-      <w:hyperlink w:anchor="_Toc225011952" w:history="1">
+      <w:hyperlink w:anchor="_Toc225093084" w:history="1">
         <w:r>
           <w:rPr>
             <w:rStyle w:val="Lienhypertexte"/>
@@ -1968,7 +1968,7 @@
             <w:noProof/>
             <w:webHidden/>
           </w:rPr>
-          <w:instrText xml:space="preserve"> PAGEREF _Toc225011952 \h </w:instrText>
+          <w:instrText xml:space="preserve"> PAGEREF _Toc225093084 \h </w:instrText>
         </w:r>
         <w:r>
           <w:rPr>
@@ -2015,7 +2015,7 @@
           <w14:ligatures w14:val="standardContextual"/>
         </w:rPr>
       </w:pPr>
-      <w:hyperlink w:anchor="_Toc225011953" w:history="1">
+      <w:hyperlink w:anchor="_Toc225093085" w:history="1">
         <w:r>
           <w:rPr>
             <w:rStyle w:val="Lienhypertexte"/>
@@ -2042,7 +2042,7 @@
             <w:noProof/>
             <w:webHidden/>
           </w:rPr>
-          <w:instrText xml:space="preserve"> PAGEREF _Toc225011953 \h </w:instrText>
+          <w:instrText xml:space="preserve"> PAGEREF _Toc225093085 \h </w:instrText>
         </w:r>
         <w:r>
           <w:rPr>
@@ -2089,7 +2089,7 @@
           <w14:ligatures w14:val="standardContextual"/>
         </w:rPr>
       </w:pPr>
-      <w:hyperlink w:anchor="_Toc225011954" w:history="1">
+      <w:hyperlink w:anchor="_Toc225093086" w:history="1">
         <w:r>
           <w:rPr>
             <w:rStyle w:val="Lienhypertexte"/>
@@ -2116,7 +2116,7 @@
             <w:noProof/>
             <w:webHidden/>
           </w:rPr>
-          <w:instrText xml:space="preserve"> PAGEREF _Toc225011954 \h </w:instrText>
+          <w:instrText xml:space="preserve"> PAGEREF _Toc225093086 \h </w:instrText>
         </w:r>
         <w:r>
           <w:rPr>
@@ -2163,7 +2163,7 @@
           <w14:ligatures w14:val="standardContextual"/>
         </w:rPr>
       </w:pPr>
-      <w:hyperlink w:anchor="_Toc225011955" w:history="1">
+      <w:hyperlink w:anchor="_Toc225093087" w:history="1">
         <w:r>
           <w:rPr>
             <w:rStyle w:val="Lienhypertexte"/>
@@ -2190,7 +2190,7 @@
             <w:noProof/>
             <w:webHidden/>
           </w:rPr>
-          <w:instrText xml:space="preserve"> PAGEREF _Toc225011955 \h </w:instrText>
+          <w:instrText xml:space="preserve"> PAGEREF _Toc225093087 \h </w:instrText>
         </w:r>
         <w:r>
           <w:rPr>
@@ -2237,7 +2237,7 @@
           <w14:ligatures w14:val="standardContextual"/>
         </w:rPr>
       </w:pPr>
-      <w:hyperlink w:anchor="_Toc225011956" w:history="1">
+      <w:hyperlink w:anchor="_Toc225093088" w:history="1">
         <w:r>
           <w:rPr>
             <w:rStyle w:val="Lienhypertexte"/>
@@ -2264,7 +2264,7 @@
             <w:noProof/>
             <w:webHidden/>
           </w:rPr>
-          <w:instrText xml:space="preserve"> PAGEREF _Toc225011956 \h </w:instrText>
+          <w:instrText xml:space="preserve"> PAGEREF _Toc225093088 \h </w:instrText>
         </w:r>
         <w:r>
           <w:rPr>
@@ -2312,7 +2312,7 @@
           <w14:ligatures w14:val="standardContextual"/>
         </w:rPr>
       </w:pPr>
-      <w:hyperlink w:anchor="_Toc225011957" w:history="1">
+      <w:hyperlink w:anchor="_Toc225093089" w:history="1">
         <w:r>
           <w:rPr>
             <w:rStyle w:val="Lienhypertexte"/>
@@ -2339,7 +2339,7 @@
             <w:noProof/>
             <w:webHidden/>
           </w:rPr>
-          <w:instrText xml:space="preserve"> PAGEREF _Toc225011957 \h </w:instrText>
+          <w:instrText xml:space="preserve"> PAGEREF _Toc225093089 \h </w:instrText>
         </w:r>
         <w:r>
           <w:rPr>
@@ -2387,7 +2387,7 @@
           <w14:ligatures w14:val="standardContextual"/>
         </w:rPr>
       </w:pPr>
-      <w:hyperlink w:anchor="_Toc225011958" w:history="1">
+      <w:hyperlink w:anchor="_Toc225093090" w:history="1">
         <w:r>
           <w:rPr>
             <w:rStyle w:val="Lienhypertexte"/>
@@ -2414,7 +2414,7 @@
             <w:noProof/>
             <w:webHidden/>
           </w:rPr>
-          <w:instrText xml:space="preserve"> PAGEREF _Toc225011958 \h </w:instrText>
+          <w:instrText xml:space="preserve"> PAGEREF _Toc225093090 \h </w:instrText>
         </w:r>
         <w:r>
           <w:rPr>
@@ -2461,7 +2461,7 @@
           <w14:ligatures w14:val="standardContextual"/>
         </w:rPr>
       </w:pPr>
-      <w:hyperlink w:anchor="_Toc225011959" w:history="1">
+      <w:hyperlink w:anchor="_Toc225093091" w:history="1">
         <w:r>
           <w:rPr>
             <w:rStyle w:val="Lienhypertexte"/>
@@ -2488,7 +2488,7 @@
             <w:noProof/>
             <w:webHidden/>
           </w:rPr>
-          <w:instrText xml:space="preserve"> PAGEREF _Toc225011959 \h </w:instrText>
+          <w:instrText xml:space="preserve"> PAGEREF _Toc225093091 \h </w:instrText>
         </w:r>
         <w:r>
           <w:rPr>
@@ -2535,7 +2535,7 @@
           <w14:ligatures w14:val="standardContextual"/>
         </w:rPr>
       </w:pPr>
-      <w:hyperlink w:anchor="_Toc225011960" w:history="1">
+      <w:hyperlink w:anchor="_Toc225093092" w:history="1">
         <w:r>
           <w:rPr>
             <w:rStyle w:val="Lienhypertexte"/>
@@ -2562,7 +2562,7 @@
             <w:noProof/>
             <w:webHidden/>
           </w:rPr>
-          <w:instrText xml:space="preserve"> PAGEREF _Toc225011960 \h </w:instrText>
+          <w:instrText xml:space="preserve"> PAGEREF _Toc225093092 \h </w:instrText>
         </w:r>
         <w:r>
           <w:rPr>
@@ -2609,7 +2609,7 @@
           <w14:ligatures w14:val="standardContextual"/>
         </w:rPr>
       </w:pPr>
-      <w:hyperlink w:anchor="_Toc225011961" w:history="1">
+      <w:hyperlink w:anchor="_Toc225093093" w:history="1">
         <w:r>
           <w:rPr>
             <w:rStyle w:val="Lienhypertexte"/>
@@ -2636,7 +2636,7 @@
             <w:noProof/>
             <w:webHidden/>
           </w:rPr>
-          <w:instrText xml:space="preserve"> PAGEREF _Toc225011961 \h </w:instrText>
+          <w:instrText xml:space="preserve"> PAGEREF _Toc225093093 \h </w:instrText>
         </w:r>
         <w:r>
           <w:rPr>
@@ -2684,7 +2684,7 @@
           <w14:ligatures w14:val="standardContextual"/>
         </w:rPr>
       </w:pPr>
-      <w:hyperlink w:anchor="_Toc225011962" w:history="1">
+      <w:hyperlink w:anchor="_Toc225093094" w:history="1">
         <w:r>
           <w:rPr>
             <w:rStyle w:val="Lienhypertexte"/>
@@ -2711,7 +2711,7 @@
             <w:noProof/>
             <w:webHidden/>
           </w:rPr>
-          <w:instrText xml:space="preserve"> PAGEREF _Toc225011962 \h </w:instrText>
+          <w:instrText xml:space="preserve"> PAGEREF _Toc225093094 \h </w:instrText>
         </w:r>
         <w:r>
           <w:rPr>
@@ -2758,7 +2758,7 @@
           <w14:ligatures w14:val="standardContextual"/>
         </w:rPr>
       </w:pPr>
-      <w:hyperlink w:anchor="_Toc225011963" w:history="1">
+      <w:hyperlink w:anchor="_Toc225093095" w:history="1">
         <w:r>
           <w:rPr>
             <w:rStyle w:val="Lienhypertexte"/>
@@ -2785,7 +2785,7 @@
             <w:noProof/>
             <w:webHidden/>
           </w:rPr>
-          <w:instrText xml:space="preserve"> PAGEREF _Toc225011963 \h </w:instrText>
+          <w:instrText xml:space="preserve"> PAGEREF _Toc225093095 \h </w:instrText>
         </w:r>
         <w:r>
           <w:rPr>
@@ -2832,7 +2832,7 @@
           <w14:ligatures w14:val="standardContextual"/>
         </w:rPr>
       </w:pPr>
-      <w:hyperlink w:anchor="_Toc225011964" w:history="1">
+      <w:hyperlink w:anchor="_Toc225093096" w:history="1">
         <w:r>
           <w:rPr>
             <w:rStyle w:val="Lienhypertexte"/>
@@ -2859,7 +2859,7 @@
             <w:noProof/>
             <w:webHidden/>
           </w:rPr>
-          <w:instrText xml:space="preserve"> PAGEREF _Toc225011964 \h </w:instrText>
+          <w:instrText xml:space="preserve"> PAGEREF _Toc225093096 \h </w:instrText>
         </w:r>
         <w:r>
           <w:rPr>
@@ -2906,7 +2906,7 @@
           <w14:ligatures w14:val="standardContextual"/>
         </w:rPr>
       </w:pPr>
-      <w:hyperlink w:anchor="_Toc225011965" w:history="1">
+      <w:hyperlink w:anchor="_Toc225093097" w:history="1">
         <w:r>
           <w:rPr>
             <w:rStyle w:val="Lienhypertexte"/>
@@ -2933,7 +2933,7 @@
             <w:noProof/>
             <w:webHidden/>
           </w:rPr>
-          <w:instrText xml:space="preserve"> PAGEREF _Toc225011965 \h </w:instrText>
+          <w:instrText xml:space="preserve"> PAGEREF _Toc225093097 \h </w:instrText>
         </w:r>
         <w:r>
           <w:rPr>
@@ -2980,7 +2980,7 @@
           <w14:ligatures w14:val="standardContextual"/>
         </w:rPr>
       </w:pPr>
-      <w:hyperlink w:anchor="_Toc225011966" w:history="1">
+      <w:hyperlink w:anchor="_Toc225093098" w:history="1">
         <w:r>
           <w:rPr>
             <w:rStyle w:val="Lienhypertexte"/>
@@ -3007,7 +3007,7 @@
             <w:noProof/>
             <w:webHidden/>
           </w:rPr>
-          <w:instrText xml:space="preserve"> PAGEREF _Toc225011966 \h </w:instrText>
+          <w:instrText xml:space="preserve"> PAGEREF _Toc225093098 \h </w:instrText>
         </w:r>
         <w:r>
           <w:rPr>
@@ -3054,7 +3054,7 @@
           <w14:ligatures w14:val="standardContextual"/>
         </w:rPr>
       </w:pPr>
-      <w:hyperlink w:anchor="_Toc225011967" w:history="1">
+      <w:hyperlink w:anchor="_Toc225093099" w:history="1">
         <w:r>
           <w:rPr>
             <w:rStyle w:val="Lienhypertexte"/>
@@ -3081,7 +3081,7 @@
             <w:noProof/>
             <w:webHidden/>
           </w:rPr>
-          <w:instrText xml:space="preserve"> PAGEREF _Toc225011967 \h </w:instrText>
+          <w:instrText xml:space="preserve"> PAGEREF _Toc225093099 \h </w:instrText>
         </w:r>
         <w:r>
           <w:rPr>
@@ -3128,7 +3128,7 @@
           <w14:ligatures w14:val="standardContextual"/>
         </w:rPr>
       </w:pPr>
-      <w:hyperlink w:anchor="_Toc225011968" w:history="1">
+      <w:hyperlink w:anchor="_Toc225093100" w:history="1">
         <w:r>
           <w:rPr>
             <w:rStyle w:val="Lienhypertexte"/>
@@ -3155,7 +3155,7 @@
             <w:noProof/>
             <w:webHidden/>
           </w:rPr>
-          <w:instrText xml:space="preserve"> PAGEREF _Toc225011968 \h </w:instrText>
+          <w:instrText xml:space="preserve"> PAGEREF _Toc225093100 \h </w:instrText>
         </w:r>
         <w:r>
           <w:rPr>
@@ -3203,7 +3203,7 @@
           <w14:ligatures w14:val="standardContextual"/>
         </w:rPr>
       </w:pPr>
-      <w:hyperlink w:anchor="_Toc225011969" w:history="1">
+      <w:hyperlink w:anchor="_Toc225093101" w:history="1">
         <w:r>
           <w:rPr>
             <w:rStyle w:val="Lienhypertexte"/>
@@ -3230,7 +3230,7 @@
             <w:noProof/>
             <w:webHidden/>
           </w:rPr>
-          <w:instrText xml:space="preserve"> PAGEREF _Toc225011969 \h </w:instrText>
+          <w:instrText xml:space="preserve"> PAGEREF _Toc225093101 \h </w:instrText>
         </w:r>
         <w:r>
           <w:rPr>
@@ -3277,7 +3277,7 @@
           <w14:ligatures w14:val="standardContextual"/>
         </w:rPr>
       </w:pPr>
-      <w:hyperlink w:anchor="_Toc225011970" w:history="1">
+      <w:hyperlink w:anchor="_Toc225093102" w:history="1">
         <w:r>
           <w:rPr>
             <w:rStyle w:val="Lienhypertexte"/>
@@ -3304,7 +3304,7 @@
             <w:noProof/>
             <w:webHidden/>
           </w:rPr>
-          <w:instrText xml:space="preserve"> PAGEREF _Toc225011970 \h </w:instrText>
+          <w:instrText xml:space="preserve"> PAGEREF _Toc225093102 \h </w:instrText>
         </w:r>
         <w:r>
           <w:rPr>
@@ -3351,7 +3351,7 @@
           <w14:ligatures w14:val="standardContextual"/>
         </w:rPr>
       </w:pPr>
-      <w:hyperlink w:anchor="_Toc225011971" w:history="1">
+      <w:hyperlink w:anchor="_Toc225093103" w:history="1">
         <w:r>
           <w:rPr>
             <w:rStyle w:val="Lienhypertexte"/>
@@ -3378,7 +3378,7 @@
             <w:noProof/>
             <w:webHidden/>
           </w:rPr>
-          <w:instrText xml:space="preserve"> PAGEREF _Toc225011971 \h </w:instrText>
+          <w:instrText xml:space="preserve"> PAGEREF _Toc225093103 \h </w:instrText>
         </w:r>
         <w:r>
           <w:rPr>
@@ -3425,7 +3425,7 @@
           <w14:ligatures w14:val="standardContextual"/>
         </w:rPr>
       </w:pPr>
-      <w:hyperlink w:anchor="_Toc225011972" w:history="1">
+      <w:hyperlink w:anchor="_Toc225093104" w:history="1">
         <w:r>
           <w:rPr>
             <w:rStyle w:val="Lienhypertexte"/>
@@ -3452,7 +3452,7 @@
             <w:noProof/>
             <w:webHidden/>
           </w:rPr>
-          <w:instrText xml:space="preserve"> PAGEREF _Toc225011972 \h </w:instrText>
+          <w:instrText xml:space="preserve"> PAGEREF _Toc225093104 \h </w:instrText>
         </w:r>
         <w:r>
           <w:rPr>
@@ -3499,7 +3499,7 @@
           <w14:ligatures w14:val="standardContextual"/>
         </w:rPr>
       </w:pPr>
-      <w:hyperlink w:anchor="_Toc225011973" w:history="1">
+      <w:hyperlink w:anchor="_Toc225093105" w:history="1">
         <w:r>
           <w:rPr>
             <w:rStyle w:val="Lienhypertexte"/>
@@ -3526,7 +3526,7 @@
             <w:noProof/>
             <w:webHidden/>
           </w:rPr>
-          <w:instrText xml:space="preserve"> PAGEREF _Toc225011973 \h </w:instrText>
+          <w:instrText xml:space="preserve"> PAGEREF _Toc225093105 \h </w:instrText>
         </w:r>
         <w:r>
           <w:rPr>
@@ -3573,7 +3573,7 @@
           <w14:ligatures w14:val="standardContextual"/>
         </w:rPr>
       </w:pPr>
-      <w:hyperlink w:anchor="_Toc225011974" w:history="1">
+      <w:hyperlink w:anchor="_Toc225093106" w:history="1">
         <w:r>
           <w:rPr>
             <w:rStyle w:val="Lienhypertexte"/>
@@ -3600,7 +3600,7 @@
             <w:noProof/>
             <w:webHidden/>
           </w:rPr>
-          <w:instrText xml:space="preserve"> PAGEREF _Toc225011974 \h </w:instrText>
+          <w:instrText xml:space="preserve"> PAGEREF _Toc225093106 \h </w:instrText>
         </w:r>
         <w:r>
           <w:rPr>
@@ -3647,7 +3647,7 @@
           <w14:ligatures w14:val="standardContextual"/>
         </w:rPr>
       </w:pPr>
-      <w:hyperlink w:anchor="_Toc225011975" w:history="1">
+      <w:hyperlink w:anchor="_Toc225093107" w:history="1">
         <w:r>
           <w:rPr>
             <w:rStyle w:val="Lienhypertexte"/>
@@ -3674,7 +3674,7 @@
             <w:noProof/>
             <w:webHidden/>
           </w:rPr>
-          <w:instrText xml:space="preserve"> PAGEREF _Toc225011975 \h </w:instrText>
+          <w:instrText xml:space="preserve"> PAGEREF _Toc225093107 \h </w:instrText>
         </w:r>
         <w:r>
           <w:rPr>
@@ -3721,7 +3721,7 @@
           <w14:ligatures w14:val="standardContextual"/>
         </w:rPr>
       </w:pPr>
-      <w:hyperlink w:anchor="_Toc225011976" w:history="1">
+      <w:hyperlink w:anchor="_Toc225093108" w:history="1">
         <w:r>
           <w:rPr>
             <w:rStyle w:val="Lienhypertexte"/>
@@ -3748,7 +3748,7 @@
             <w:noProof/>
             <w:webHidden/>
           </w:rPr>
-          <w:instrText xml:space="preserve"> PAGEREF _Toc225011976 \h </w:instrText>
+          <w:instrText xml:space="preserve"> PAGEREF _Toc225093108 \h </w:instrText>
         </w:r>
         <w:r>
           <w:rPr>
@@ -3797,7 +3797,7 @@
           <w14:ligatures w14:val="standardContextual"/>
         </w:rPr>
       </w:pPr>
-      <w:hyperlink w:anchor="_Toc225011977" w:history="1">
+      <w:hyperlink w:anchor="_Toc225093109" w:history="1">
         <w:r>
           <w:rPr>
             <w:rStyle w:val="Lienhypertexte"/>
@@ -3824,7 +3824,7 @@
             <w:noProof/>
             <w:webHidden/>
           </w:rPr>
-          <w:instrText xml:space="preserve"> PAGEREF _Toc225011977 \h </w:instrText>
+          <w:instrText xml:space="preserve"> PAGEREF _Toc225093109 \h </w:instrText>
         </w:r>
         <w:r>
           <w:rPr>
@@ -3873,7 +3873,7 @@
           <w14:ligatures w14:val="standardContextual"/>
         </w:rPr>
       </w:pPr>
-      <w:hyperlink w:anchor="_Toc225011978" w:history="1">
+      <w:hyperlink w:anchor="_Toc225093110" w:history="1">
         <w:r>
           <w:rPr>
             <w:rStyle w:val="Lienhypertexte"/>
@@ -3900,7 +3900,7 @@
             <w:noProof/>
             <w:webHidden/>
           </w:rPr>
-          <w:instrText xml:space="preserve"> PAGEREF _Toc225011978 \h </w:instrText>
+          <w:instrText xml:space="preserve"> PAGEREF _Toc225093110 \h </w:instrText>
         </w:r>
         <w:r>
           <w:rPr>
@@ -3940,7 +3940,7 @@
       <w:pPr>
         <w:pStyle w:val="Titre1"/>
       </w:pPr>
-      <w:bookmarkStart w:id="0" w:name="_Toc225011928"/>
+      <w:bookmarkStart w:id="0" w:name="_Toc225093060"/>
       <w:r>
         <w:t>Prolégomènes</w:t>
       </w:r>
@@ -3950,7 +3950,7 @@
       <w:pPr>
         <w:pStyle w:val="Titre2"/>
       </w:pPr>
-      <w:bookmarkStart w:id="1" w:name="_Toc225011929"/>
+      <w:bookmarkStart w:id="1" w:name="_Toc225093061"/>
       <w:r>
         <w:t>Travailler avec un classeur Excel prenant en charge les macros</w:t>
       </w:r>
@@ -4096,8 +4096,33 @@
           <w:b/>
           <w:bCs/>
         </w:rPr>
-        <w:t>il suffit de transformer le fichier .xlsx en .xlsm ou .xlsb</w:t>
-      </w:r>
+        <w:t>il suffit de transformer le fichier .xlsx en .</w:t>
+      </w:r>
+      <w:proofErr w:type="spellStart"/>
+      <w:r>
+        <w:rPr>
+          <w:b/>
+          <w:bCs/>
+        </w:rPr>
+        <w:t>xlsm</w:t>
+      </w:r>
+      <w:proofErr w:type="spellEnd"/>
+      <w:r>
+        <w:rPr>
+          <w:b/>
+          <w:bCs/>
+        </w:rPr>
+        <w:t xml:space="preserve"> ou .</w:t>
+      </w:r>
+      <w:proofErr w:type="spellStart"/>
+      <w:r>
+        <w:rPr>
+          <w:b/>
+          <w:bCs/>
+        </w:rPr>
+        <w:t>xlsb</w:t>
+      </w:r>
+      <w:proofErr w:type="spellEnd"/>
       <w:r>
         <w:rPr>
           <w:b/>
@@ -4111,7 +4136,7 @@
       <w:pPr>
         <w:pStyle w:val="Titre2"/>
       </w:pPr>
-      <w:bookmarkStart w:id="2" w:name="_Toc225011930"/>
+      <w:bookmarkStart w:id="2" w:name="_Toc225093062"/>
       <w:r>
         <w:lastRenderedPageBreak/>
         <w:t xml:space="preserve">Le </w:t>
@@ -4259,7 +4284,7 @@
       <w:pPr>
         <w:pStyle w:val="Titre2"/>
       </w:pPr>
-      <w:bookmarkStart w:id="3" w:name="_Toc225011931"/>
+      <w:bookmarkStart w:id="3" w:name="_Toc225093063"/>
       <w:r>
         <w:t xml:space="preserve">Code pour les </w:t>
       </w:r>
@@ -4350,12 +4375,11 @@
         <w:t>Fermant : Alt + 0148</w:t>
       </w:r>
     </w:p>
-    <w:p/>
     <w:p>
       <w:pPr>
         <w:pStyle w:val="Titre1"/>
       </w:pPr>
-      <w:bookmarkStart w:id="4" w:name="_Toc225011932"/>
+      <w:bookmarkStart w:id="4" w:name="_Toc225093064"/>
       <w:r>
         <w:t>Liste avec</w:t>
       </w:r>
@@ -4389,7 +4413,7 @@
       <w:pPr>
         <w:pStyle w:val="Titre2"/>
       </w:pPr>
-      <w:bookmarkStart w:id="5" w:name="_Toc225011933"/>
+      <w:bookmarkStart w:id="5" w:name="_Toc225093065"/>
       <w:r>
         <w:t xml:space="preserve">Avec </w:t>
       </w:r>
@@ -4438,7 +4462,13 @@
         <w:footnoteReference w:id="3"/>
       </w:r>
       <w:r>
-        <w:t xml:space="preserve"> d'Excel avec des fonctionnalités d'indexation dynamique, créant ainsi une liste auto-actualisée qui reflète l'état actuel de la structure d</w:t>
+        <w:t xml:space="preserve"> d'Excel avec des fonctionnalités d'indexation </w:t>
+      </w:r>
+      <w:r>
+        <w:t>dynamique</w:t>
+      </w:r>
+      <w:r>
+        <w:t>, créant ainsi une liste auto-actualisée qui reflète l'état actuel de la structure d</w:t>
       </w:r>
       <w:r>
         <w:t>u</w:t>
@@ -4565,7 +4595,44 @@
         <w:t>Nouveau"</w:t>
       </w:r>
       <w:r>
-        <w:t xml:space="preserve"> pour créer une plage nommée personnalisée qui contiendra votre formule de liste de feuilles de calcul.</w:t>
+        <w:t xml:space="preserve"> pour créer une plage nommée personnalisée </w:t>
+      </w:r>
+      <w:r>
+        <w:rPr>
+          <w:b/>
+          <w:bCs/>
+        </w:rPr>
+        <w:t xml:space="preserve">qui </w:t>
+      </w:r>
+      <w:r>
+        <w:rPr>
+          <mc:AlternateContent>
+            <mc:Choice Requires="w16se"/>
+            <mc:Fallback>
+              <w:rFonts w:ascii="Segoe UI Emoji" w:eastAsia="Segoe UI Emoji" w:hAnsi="Segoe UI Emoji" w:cs="Segoe UI Emoji"/>
+            </mc:Fallback>
+          </mc:AlternateContent>
+          <w:b/>
+          <w:bCs/>
+        </w:rPr>
+        <mc:AlternateContent>
+          <mc:Choice Requires="w16se">
+            <w16se:symEx w16se:font="Segoe UI Emoji" w16se:char="1F449"/>
+          </mc:Choice>
+          <mc:Fallback>
+            <w:t>👉</w:t>
+          </mc:Fallback>
+        </mc:AlternateContent>
+      </w:r>
+      <w:r>
+        <w:rPr>
+          <w:b/>
+          <w:bCs/>
+        </w:rPr>
+        <w:t>contiendra votre formule de</w:t>
+      </w:r>
+      <w:r>
+        <w:t xml:space="preserve"> liste de feuilles de calcul.</w:t>
       </w:r>
     </w:p>
     <w:p>
@@ -4618,7 +4685,40 @@
         <w:t>►</w:t>
       </w:r>
       <w:r>
-        <w:t xml:space="preserve"> Dans la suite « Nouveau nom » boîte de dialogue, entrez « ListSheets » dans le "Nom" champ pour créer une référence mémorable pour votre feuille de calcul répertoriant les formules.</w:t>
+        <w:t xml:space="preserve"> Dans la </w:t>
+      </w:r>
+      <w:r>
+        <w:t>boîte de dialogue</w:t>
+      </w:r>
+      <w:r>
+        <w:t xml:space="preserve"> « Nouveau nom », entrez « </w:t>
+      </w:r>
+      <w:proofErr w:type="spellStart"/>
+      <w:r>
+        <w:t>ListSheets</w:t>
+      </w:r>
+      <w:proofErr w:type="spellEnd"/>
+      <w:r>
+        <w:t xml:space="preserve"> » dans le</w:t>
+      </w:r>
+      <w:r>
+        <w:t xml:space="preserve"> </w:t>
+      </w:r>
+      <w:r>
+        <w:t>champ</w:t>
+      </w:r>
+      <w:r>
+        <w:t xml:space="preserve"> "Nom" pour créer une référence </w:t>
+      </w:r>
+      <w:r>
+        <w:rPr>
+          <w:b/>
+          <w:bCs/>
+        </w:rPr>
+        <w:t xml:space="preserve">mémorable </w:t>
+      </w:r>
+      <w:r>
+        <w:t>pour votre feuille de calcul répertoriant les formules.</w:t>
       </w:r>
     </w:p>
     <w:p>
@@ -4663,108 +4763,31 @@
         </w:drawing>
       </w:r>
     </w:p>
-    <w:p/>
-    <w:p>
-      <w:pPr>
-        <w:rPr>
-          <w:b/>
-          <w:bCs/>
-          <w:color w:val="0070C0"/>
-        </w:rPr>
-      </w:pPr>
-      <w:r>
-        <w:rPr>
-          <w:b/>
-          <w:bCs/>
-          <w:color w:val="0070C0"/>
-        </w:rPr>
-        <w:t>Fonction REMPLACER</w:t>
-      </w:r>
-      <w:r>
-        <w:rPr>
-          <w:b/>
-          <w:bCs/>
-          <w:color w:val="0070C0"/>
-        </w:rPr>
+    <w:p>
+      <w:r>
+        <w:rPr>
+          <w:rFonts w:ascii="Arial" w:hAnsi="Arial" w:cs="Arial"/>
+        </w:rPr>
+        <w:lastRenderedPageBreak/>
+        <w:t>►</w:t>
+      </w:r>
+      <w:r>
+        <w:t xml:space="preserve"> Plus tard, dans le</w:t>
+      </w:r>
+      <w:r>
         <w:t xml:space="preserve"> </w:t>
       </w:r>
       <w:r>
-        <w:rPr>
-          <w:rFonts w:ascii="Arial" w:hAnsi="Arial" w:cs="Arial"/>
-          <w:b/>
-          <w:bCs/>
-          <w:color w:val="0070C0"/>
-        </w:rPr>
-        <w:t>►</w:t>
-      </w:r>
-      <w:r>
-        <w:rPr>
-          <w:b/>
-          <w:bCs/>
-          <w:color w:val="0070C0"/>
-        </w:rPr>
-        <w:t xml:space="preserve"> </w:t>
-      </w:r>
-      <w:r>
-        <w:rPr>
-          <w:rFonts w:ascii="Arial" w:hAnsi="Arial" w:cs="Arial"/>
-          <w:color w:val="0070C0"/>
-        </w:rPr>
-        <w:t>REPLACE</w:t>
-      </w:r>
-    </w:p>
-    <w:p>
-      <w:pPr>
-        <w:rPr>
-          <w:rFonts w:ascii="Arial" w:hAnsi="Arial" w:cs="Arial"/>
-          <w:b/>
-          <w:bCs/>
-          <w:color w:val="0070C0"/>
-        </w:rPr>
-      </w:pPr>
-      <w:r>
-        <w:rPr>
-          <w:b/>
-          <w:bCs/>
-          <w:color w:val="0070C0"/>
-        </w:rPr>
-        <w:t>Fonction TROUVE</w:t>
-      </w:r>
-      <w:r>
-        <w:rPr>
-          <w:b/>
-          <w:bCs/>
-          <w:color w:val="0070C0"/>
-        </w:rPr>
-        <w:t xml:space="preserve"> </w:t>
-      </w:r>
-      <w:r>
-        <w:rPr>
-          <w:rFonts w:ascii="Arial" w:hAnsi="Arial" w:cs="Arial"/>
-          <w:b/>
-          <w:bCs/>
-          <w:color w:val="0070C0"/>
-        </w:rPr>
-        <w:t xml:space="preserve">► </w:t>
-      </w:r>
-      <w:r>
-        <w:rPr>
-          <w:rFonts w:ascii="Arial" w:hAnsi="Arial" w:cs="Arial"/>
-          <w:color w:val="0070C0"/>
-        </w:rPr>
-        <w:t>FIND</w:t>
-      </w:r>
-    </w:p>
-    <w:p/>
-    <w:p>
-      <w:r>
-        <w:rPr>
-          <w:rFonts w:ascii="Arial" w:hAnsi="Arial" w:cs="Arial"/>
-        </w:rPr>
-        <w:t>►</w:t>
-      </w:r>
-      <w:r>
-        <w:t xml:space="preserve"> Plus tard, dans le « Fait référence à » champ, saisissez soigneusement la formule spécialisée suivante qui extraira les noms des feuilles de calcul de la structure de votre classeur :</w:t>
+        <w:t>champ</w:t>
+      </w:r>
+      <w:r>
+        <w:t xml:space="preserve"> « Fait référence à », saisi</w:t>
+      </w:r>
+      <w:r>
+        <w:t>r</w:t>
+      </w:r>
+      <w:r>
+        <w:t xml:space="preserve"> soigneusement la formule spécialisée suivante qui extraira les noms des feuilles de calcul de la structure de votre classeur :</w:t>
       </w:r>
     </w:p>
     <w:p>
@@ -4937,7 +4960,7 @@
       <w:pPr>
         <w:pStyle w:val="Titre3"/>
       </w:pPr>
-      <w:bookmarkStart w:id="6" w:name="_Toc225011934"/>
+      <w:bookmarkStart w:id="6" w:name="_Toc225093066"/>
       <w:r>
         <w:t>Syntaxe de la fonction REMPLACER</w:t>
       </w:r>
@@ -5013,8 +5036,9 @@
           <w:sz w:val="24"/>
           <w:szCs w:val="24"/>
         </w:rPr>
-        <w:t>=REMPLACER(ancien_texte</w:t>
-      </w:r>
+        <w:t>=REMPLACER(</w:t>
+      </w:r>
+      <w:proofErr w:type="spellStart"/>
       <w:r>
         <w:rPr>
           <w:rFonts w:ascii="Courier New" w:hAnsi="Courier New" w:cs="Courier New"/>
@@ -5025,8 +5049,9 @@
           <w:sz w:val="24"/>
           <w:szCs w:val="24"/>
         </w:rPr>
-        <w:t> ;</w:t>
-      </w:r>
+        <w:t>ancien_texte</w:t>
+      </w:r>
+      <w:proofErr w:type="spellEnd"/>
       <w:r>
         <w:rPr>
           <w:rFonts w:ascii="Courier New" w:hAnsi="Courier New" w:cs="Courier New"/>
@@ -5037,7 +5062,7 @@
           <w:sz w:val="24"/>
           <w:szCs w:val="24"/>
         </w:rPr>
-        <w:t xml:space="preserve"> no_départ</w:t>
+        <w:t> ;</w:t>
       </w:r>
       <w:r>
         <w:rPr>
@@ -5049,8 +5074,9 @@
           <w:sz w:val="24"/>
           <w:szCs w:val="24"/>
         </w:rPr>
-        <w:t> ;</w:t>
-      </w:r>
+        <w:t xml:space="preserve"> </w:t>
+      </w:r>
+      <w:proofErr w:type="spellStart"/>
       <w:r>
         <w:rPr>
           <w:rFonts w:ascii="Courier New" w:hAnsi="Courier New" w:cs="Courier New"/>
@@ -5061,8 +5087,9 @@
           <w:sz w:val="24"/>
           <w:szCs w:val="24"/>
         </w:rPr>
-        <w:t xml:space="preserve"> no_car</w:t>
-      </w:r>
+        <w:t>no_départ</w:t>
+      </w:r>
+      <w:proofErr w:type="spellEnd"/>
       <w:r>
         <w:rPr>
           <w:rFonts w:ascii="Courier New" w:hAnsi="Courier New" w:cs="Courier New"/>
@@ -5085,7 +5112,71 @@
           <w:sz w:val="24"/>
           <w:szCs w:val="24"/>
         </w:rPr>
-        <w:t xml:space="preserve"> nouveau_texte)</w:t>
+        <w:t xml:space="preserve"> </w:t>
+      </w:r>
+      <w:proofErr w:type="spellStart"/>
+      <w:r>
+        <w:rPr>
+          <w:rFonts w:ascii="Courier New" w:hAnsi="Courier New" w:cs="Courier New"/>
+          <w:b/>
+          <w:bCs/>
+          <w:i/>
+          <w:iCs/>
+          <w:sz w:val="24"/>
+          <w:szCs w:val="24"/>
+        </w:rPr>
+        <w:t>no_car</w:t>
+      </w:r>
+      <w:proofErr w:type="spellEnd"/>
+      <w:r>
+        <w:rPr>
+          <w:rFonts w:ascii="Courier New" w:hAnsi="Courier New" w:cs="Courier New"/>
+          <w:b/>
+          <w:bCs/>
+          <w:i/>
+          <w:iCs/>
+          <w:sz w:val="24"/>
+          <w:szCs w:val="24"/>
+        </w:rPr>
+        <w:t> ;</w:t>
+      </w:r>
+      <w:r>
+        <w:rPr>
+          <w:rFonts w:ascii="Courier New" w:hAnsi="Courier New" w:cs="Courier New"/>
+          <w:b/>
+          <w:bCs/>
+          <w:i/>
+          <w:iCs/>
+          <w:sz w:val="24"/>
+          <w:szCs w:val="24"/>
+        </w:rPr>
+        <w:t xml:space="preserve"> </w:t>
+      </w:r>
+      <w:proofErr w:type="spellStart"/>
+      <w:r>
+        <w:rPr>
+          <w:rFonts w:ascii="Courier New" w:hAnsi="Courier New" w:cs="Courier New"/>
+          <w:b/>
+          <w:bCs/>
+          <w:i/>
+          <w:iCs/>
+          <w:sz w:val="24"/>
+          <w:szCs w:val="24"/>
+        </w:rPr>
+        <w:t>nouveau_texte</w:t>
+      </w:r>
+      <w:proofErr w:type="spellEnd"/>
+      <w:r>
+        <w:rPr>
+          <w:rFonts w:ascii="Courier New" w:hAnsi="Courier New" w:cs="Courier New"/>
+          <w:b/>
+          <w:bCs/>
+          <w:i/>
+          <w:iCs/>
+          <w:sz w:val="24"/>
+          <w:szCs w:val="24"/>
+        </w:rPr>
+        <w:t>)</w:t>
       </w:r>
     </w:p>
     <w:p>
@@ -5096,6 +5187,7 @@
         </w:numPr>
         <w:spacing w:after="0"/>
       </w:pPr>
+      <w:proofErr w:type="spellStart"/>
       <w:r>
         <w:rPr>
           <w:b/>
@@ -5103,6 +5195,7 @@
         </w:rPr>
         <w:t>ancien_texte</w:t>
       </w:r>
+      <w:proofErr w:type="spellEnd"/>
       <w:r>
         <w:t>    </w:t>
       </w:r>
@@ -5124,6 +5217,7 @@
         </w:numPr>
         <w:spacing w:after="0"/>
       </w:pPr>
+      <w:proofErr w:type="spellStart"/>
       <w:r>
         <w:rPr>
           <w:b/>
@@ -5131,6 +5225,7 @@
         </w:rPr>
         <w:t>no_départ</w:t>
       </w:r>
+      <w:proofErr w:type="spellEnd"/>
       <w:r>
         <w:t>    </w:t>
       </w:r>
@@ -5141,7 +5236,23 @@
         <w:t>Obligatoire</w:t>
       </w:r>
       <w:r>
-        <w:t>. Représente la place du premier caractère de la chaîne ancien_texte là où le remplacement par nouveau_texte doit commencer.</w:t>
+        <w:t xml:space="preserve">. Représente la place du premier caractère de la chaîne </w:t>
+      </w:r>
+      <w:proofErr w:type="spellStart"/>
+      <w:r>
+        <w:t>ancien_texte</w:t>
+      </w:r>
+      <w:proofErr w:type="spellEnd"/>
+      <w:r>
+        <w:t xml:space="preserve"> là où le remplacement par </w:t>
+      </w:r>
+      <w:proofErr w:type="spellStart"/>
+      <w:r>
+        <w:t>nouveau_texte</w:t>
+      </w:r>
+      <w:proofErr w:type="spellEnd"/>
+      <w:r>
+        <w:t xml:space="preserve"> doit commencer.</w:t>
       </w:r>
     </w:p>
     <w:p>
@@ -5152,14 +5263,15 @@
         </w:numPr>
         <w:spacing w:after="0"/>
       </w:pPr>
-      <w:r>
-        <w:rPr>
-          <w:b/>
-          <w:bCs/>
-        </w:rPr>
-        <w:lastRenderedPageBreak/>
+      <w:proofErr w:type="spellStart"/>
+      <w:r>
+        <w:rPr>
+          <w:b/>
+          <w:bCs/>
+        </w:rPr>
         <w:t>no_car</w:t>
       </w:r>
+      <w:proofErr w:type="spellEnd"/>
       <w:r>
         <w:t>    </w:t>
       </w:r>
@@ -5170,7 +5282,23 @@
         <w:t>Obligatoire</w:t>
       </w:r>
       <w:r>
-        <w:t>. Représente le nombre de caractères d’ancien_texte que nouveau_texte doit remplacer à l’aide de REMPLACER.</w:t>
+        <w:t>. Représente le nombre de caractères d’</w:t>
+      </w:r>
+      <w:proofErr w:type="spellStart"/>
+      <w:r>
+        <w:t>ancien_texte</w:t>
+      </w:r>
+      <w:proofErr w:type="spellEnd"/>
+      <w:r>
+        <w:t xml:space="preserve"> que </w:t>
+      </w:r>
+      <w:proofErr w:type="spellStart"/>
+      <w:r>
+        <w:t>nouveau_texte</w:t>
+      </w:r>
+      <w:proofErr w:type="spellEnd"/>
+      <w:r>
+        <w:t xml:space="preserve"> doit remplacer à l’aide de REMPLACER.</w:t>
       </w:r>
     </w:p>
     <w:p>
@@ -5181,6 +5309,7 @@
         </w:numPr>
         <w:spacing w:after="0"/>
       </w:pPr>
+      <w:proofErr w:type="spellStart"/>
       <w:r>
         <w:rPr>
           <w:b/>
@@ -5188,6 +5317,7 @@
         </w:rPr>
         <w:t>nouveau_texte</w:t>
       </w:r>
+      <w:proofErr w:type="spellEnd"/>
       <w:r>
         <w:t>    </w:t>
       </w:r>
@@ -5198,7 +5328,15 @@
         <w:t>Obligatoire</w:t>
       </w:r>
       <w:r>
-        <w:t>. Représente le texte qui doit remplacer les caractères d’ancien_texte.</w:t>
+        <w:t>. Représente le texte qui doit remplacer les caractères d’</w:t>
+      </w:r>
+      <w:proofErr w:type="spellStart"/>
+      <w:r>
+        <w:t>ancien_texte</w:t>
+      </w:r>
+      <w:proofErr w:type="spellEnd"/>
+      <w:r>
+        <w:t>.</w:t>
       </w:r>
     </w:p>
     <w:p/>
@@ -5206,8 +5344,9 @@
       <w:pPr>
         <w:pStyle w:val="Titre3"/>
       </w:pPr>
-      <w:bookmarkStart w:id="7" w:name="_Toc225011935"/>
-      <w:r>
+      <w:bookmarkStart w:id="7" w:name="_Toc225093067"/>
+      <w:r>
+        <w:lastRenderedPageBreak/>
         <w:t>Syntaxe de la fonction TROUVE</w:t>
       </w:r>
       <w:bookmarkEnd w:id="7"/>
@@ -5288,8 +5427,9 @@
           <w:sz w:val="24"/>
           <w:szCs w:val="24"/>
         </w:rPr>
-        <w:t>=TROUVE(texte_cherché</w:t>
-      </w:r>
+        <w:t>=TROUVE(</w:t>
+      </w:r>
+      <w:proofErr w:type="spellStart"/>
       <w:r>
         <w:rPr>
           <w:rFonts w:ascii="Courier New" w:hAnsi="Courier New" w:cs="Courier New"/>
@@ -5300,8 +5440,9 @@
           <w:sz w:val="24"/>
           <w:szCs w:val="24"/>
         </w:rPr>
-        <w:t> ;</w:t>
-      </w:r>
+        <w:t>texte_cherché</w:t>
+      </w:r>
+      <w:proofErr w:type="spellEnd"/>
       <w:r>
         <w:rPr>
           <w:rFonts w:ascii="Courier New" w:hAnsi="Courier New" w:cs="Courier New"/>
@@ -5312,7 +5453,7 @@
           <w:sz w:val="24"/>
           <w:szCs w:val="24"/>
         </w:rPr>
-        <w:t xml:space="preserve"> texte</w:t>
+        <w:t> ;</w:t>
       </w:r>
       <w:r>
         <w:rPr>
@@ -5324,7 +5465,7 @@
           <w:sz w:val="24"/>
           <w:szCs w:val="24"/>
         </w:rPr>
-        <w:t> ;</w:t>
+        <w:t xml:space="preserve"> texte</w:t>
       </w:r>
       <w:r>
         <w:rPr>
@@ -5336,7 +5477,45 @@
           <w:sz w:val="24"/>
           <w:szCs w:val="24"/>
         </w:rPr>
-        <w:t xml:space="preserve"> [no_départ])</w:t>
+        <w:t> ;</w:t>
+      </w:r>
+      <w:r>
+        <w:rPr>
+          <w:rFonts w:ascii="Courier New" w:hAnsi="Courier New" w:cs="Courier New"/>
+          <w:b/>
+          <w:bCs/>
+          <w:i/>
+          <w:iCs/>
+          <w:sz w:val="24"/>
+          <w:szCs w:val="24"/>
+        </w:rPr>
+        <w:t xml:space="preserve"> [</w:t>
+      </w:r>
+      <w:proofErr w:type="spellStart"/>
+      <w:r>
+        <w:rPr>
+          <w:rFonts w:ascii="Courier New" w:hAnsi="Courier New" w:cs="Courier New"/>
+          <w:b/>
+          <w:bCs/>
+          <w:i/>
+          <w:iCs/>
+          <w:sz w:val="24"/>
+          <w:szCs w:val="24"/>
+        </w:rPr>
+        <w:t>no_départ</w:t>
+      </w:r>
+      <w:proofErr w:type="spellEnd"/>
+      <w:r>
+        <w:rPr>
+          <w:rFonts w:ascii="Courier New" w:hAnsi="Courier New" w:cs="Courier New"/>
+          <w:b/>
+          <w:bCs/>
+          <w:i/>
+          <w:iCs/>
+          <w:sz w:val="24"/>
+          <w:szCs w:val="24"/>
+        </w:rPr>
+        <w:t>])</w:t>
       </w:r>
     </w:p>
     <w:p>
@@ -5347,6 +5526,7 @@
         </w:numPr>
         <w:spacing w:after="0"/>
       </w:pPr>
+      <w:proofErr w:type="spellStart"/>
       <w:r>
         <w:rPr>
           <w:rFonts w:ascii="Courier New" w:hAnsi="Courier New" w:cs="Courier New"/>
@@ -5359,6 +5539,7 @@
         </w:rPr>
         <w:t>texte_cherché</w:t>
       </w:r>
+      <w:proofErr w:type="spellEnd"/>
       <w:r>
         <w:t xml:space="preserve"> </w:t>
       </w:r>
@@ -5408,8 +5589,13 @@
         </w:numPr>
         <w:spacing w:after="0"/>
       </w:pPr>
-      <w:r>
-        <w:t>no_départ    </w:t>
+      <w:proofErr w:type="spellStart"/>
+      <w:r>
+        <w:t>no_départ</w:t>
+      </w:r>
+      <w:proofErr w:type="spellEnd"/>
+      <w:r>
+        <w:t>    </w:t>
       </w:r>
       <w:r>
         <w:rPr>
@@ -5419,7 +5605,15 @@
         <w:t>Facultatif</w:t>
       </w:r>
       <w:r>
-        <w:t>. Indique le caractère à partir duquel commencer la recherche. Le premier caractère de l’argument texte est le caractère numéro 1. Si l’argument no_départ est omis, la valeur par défaut est 1.</w:t>
+        <w:t xml:space="preserve">. Indique le caractère à partir duquel commencer la recherche. Le premier caractère de l’argument texte est le caractère numéro 1. Si l’argument </w:t>
+      </w:r>
+      <w:proofErr w:type="spellStart"/>
+      <w:r>
+        <w:t>no_départ</w:t>
+      </w:r>
+      <w:proofErr w:type="spellEnd"/>
+      <w:r>
+        <w:t xml:space="preserve"> est omis, la valeur par défaut est 1.</w:t>
       </w:r>
     </w:p>
     <w:p>
@@ -5520,7 +5714,7 @@
       <w:pPr>
         <w:pStyle w:val="Titre3"/>
       </w:pPr>
-      <w:bookmarkStart w:id="8" w:name="_Toc225011936"/>
+      <w:bookmarkStart w:id="8" w:name="_Toc225093068"/>
       <w:r>
         <w:t>Explications :</w:t>
       </w:r>
@@ -5528,7 +5722,15 @@
     </w:p>
     <w:p>
       <w:r>
-        <w:t>Cette formule affecte au nom ListSheets la liste des feuilles du classeurs, avec les fonctions :</w:t>
+        <w:t xml:space="preserve">Cette formule affecte au nom </w:t>
+      </w:r>
+      <w:proofErr w:type="spellStart"/>
+      <w:r>
+        <w:t>ListSheets</w:t>
+      </w:r>
+      <w:proofErr w:type="spellEnd"/>
+      <w:r>
+        <w:t xml:space="preserve"> la liste des feuilles du classeurs, avec les fonctions :</w:t>
       </w:r>
     </w:p>
     <w:p>
@@ -5562,7 +5764,6 @@
     </w:p>
     <w:p>
       <w:r>
-        <w:lastRenderedPageBreak/>
         <w:t>La fonction REMPLACER va remplacer, dans chaque élément de la liste issue de la fonction ci-dessus, à partir du 1er caractère (2ème argument, la valeur « 1 »), tous les caractères qui précèdent le ] par un « vide » : il ne restera donc que « Nom de chaque Onglet »</w:t>
       </w:r>
     </w:p>
@@ -5616,6 +5817,7 @@
         <w:rPr>
           <w:noProof/>
         </w:rPr>
+        <w:lastRenderedPageBreak/>
         <w:drawing>
           <wp:inline distT="0" distB="0" distL="0" distR="0" wp14:anchorId="0D76AC42" wp14:editId="5B04633F">
             <wp:extent cx="5760720" cy="2500630"/>
@@ -5668,7 +5870,6 @@
         <w:rPr>
           <w:noProof/>
         </w:rPr>
-        <w:lastRenderedPageBreak/>
         <w:drawing>
           <wp:inline distT="0" distB="0" distL="0" distR="0" wp14:anchorId="3CECB206" wp14:editId="7E38FBB3">
             <wp:extent cx="5760720" cy="2578100"/>
@@ -5711,8 +5912,9 @@
       <w:pPr>
         <w:pStyle w:val="Titre3"/>
       </w:pPr>
-      <w:bookmarkStart w:id="9" w:name="_Toc225011937"/>
-      <w:r>
+      <w:bookmarkStart w:id="9" w:name="_Toc225093069"/>
+      <w:r>
+        <w:lastRenderedPageBreak/>
         <w:t>Syntaxe</w:t>
       </w:r>
       <w:r>
@@ -5775,7 +5977,7 @@
       <w:pPr>
         <w:pStyle w:val="Titre4"/>
       </w:pPr>
-      <w:bookmarkStart w:id="10" w:name="_Toc225011938"/>
+      <w:bookmarkStart w:id="10" w:name="_Toc225093070"/>
       <w:r>
         <w:t>Syntaxe de la fonction INDEX</w:t>
       </w:r>
@@ -5849,8 +6051,9 @@
           <w:szCs w:val="24"/>
           <w:lang w:val="en-US"/>
         </w:rPr>
-        <w:t xml:space="preserve">= INDEX(matrice; no_lig; </w:t>
-      </w:r>
+        <w:t>= INDEX(</w:t>
+      </w:r>
+      <w:proofErr w:type="spellStart"/>
       <w:r>
         <w:rPr>
           <w:rFonts w:ascii="Courier New" w:hAnsi="Courier New" w:cs="Courier New"/>
@@ -5862,7 +6065,90 @@
           <w:szCs w:val="24"/>
           <w:lang w:val="en-US"/>
         </w:rPr>
-        <w:t>[no_col])</w:t>
+        <w:t>matrice</w:t>
+      </w:r>
+      <w:proofErr w:type="spellEnd"/>
+      <w:r>
+        <w:rPr>
+          <w:rFonts w:ascii="Courier New" w:hAnsi="Courier New" w:cs="Courier New"/>
+          <w:b/>
+          <w:bCs/>
+          <w:i/>
+          <w:iCs/>
+          <w:sz w:val="24"/>
+          <w:szCs w:val="24"/>
+          <w:lang w:val="en-US"/>
+        </w:rPr>
+        <w:t xml:space="preserve">; </w:t>
+      </w:r>
+      <w:proofErr w:type="spellStart"/>
+      <w:r>
+        <w:rPr>
+          <w:rFonts w:ascii="Courier New" w:hAnsi="Courier New" w:cs="Courier New"/>
+          <w:b/>
+          <w:bCs/>
+          <w:i/>
+          <w:iCs/>
+          <w:sz w:val="24"/>
+          <w:szCs w:val="24"/>
+          <w:lang w:val="en-US"/>
+        </w:rPr>
+        <w:t>no_lig</w:t>
+      </w:r>
+      <w:proofErr w:type="spellEnd"/>
+      <w:r>
+        <w:rPr>
+          <w:rFonts w:ascii="Courier New" w:hAnsi="Courier New" w:cs="Courier New"/>
+          <w:b/>
+          <w:bCs/>
+          <w:i/>
+          <w:iCs/>
+          <w:sz w:val="24"/>
+          <w:szCs w:val="24"/>
+          <w:lang w:val="en-US"/>
+        </w:rPr>
+        <w:t xml:space="preserve">; </w:t>
+      </w:r>
+      <w:r>
+        <w:rPr>
+          <w:rFonts w:ascii="Courier New" w:hAnsi="Courier New" w:cs="Courier New"/>
+          <w:b/>
+          <w:bCs/>
+          <w:i/>
+          <w:iCs/>
+          <w:sz w:val="24"/>
+          <w:szCs w:val="24"/>
+          <w:lang w:val="en-US"/>
+        </w:rPr>
+        <w:t>[</w:t>
+      </w:r>
+      <w:proofErr w:type="spellStart"/>
+      <w:r>
+        <w:rPr>
+          <w:rFonts w:ascii="Courier New" w:hAnsi="Courier New" w:cs="Courier New"/>
+          <w:b/>
+          <w:bCs/>
+          <w:i/>
+          <w:iCs/>
+          <w:sz w:val="24"/>
+          <w:szCs w:val="24"/>
+          <w:lang w:val="en-US"/>
+        </w:rPr>
+        <w:t>no_col</w:t>
+      </w:r>
+      <w:proofErr w:type="spellEnd"/>
+      <w:r>
+        <w:rPr>
+          <w:rFonts w:ascii="Courier New" w:hAnsi="Courier New" w:cs="Courier New"/>
+          <w:b/>
+          <w:bCs/>
+          <w:i/>
+          <w:iCs/>
+          <w:sz w:val="24"/>
+          <w:szCs w:val="24"/>
+          <w:lang w:val="en-US"/>
+        </w:rPr>
+        <w:t>])</w:t>
       </w:r>
     </w:p>
     <w:p>
@@ -5909,7 +6195,23 @@
         <w:spacing w:after="0"/>
       </w:pPr>
       <w:r>
-        <w:t>Si l’argument matrice contient une seule ligne ou colonne, l’argument no_lig ou no_col est facultatif.</w:t>
+        <w:t xml:space="preserve">Si l’argument matrice contient une seule ligne ou colonne, l’argument </w:t>
+      </w:r>
+      <w:proofErr w:type="spellStart"/>
+      <w:r>
+        <w:t>no_lig</w:t>
+      </w:r>
+      <w:proofErr w:type="spellEnd"/>
+      <w:r>
+        <w:t xml:space="preserve"> ou </w:t>
+      </w:r>
+      <w:proofErr w:type="spellStart"/>
+      <w:r>
+        <w:t>no_col</w:t>
+      </w:r>
+      <w:proofErr w:type="spellEnd"/>
+      <w:r>
+        <w:t xml:space="preserve"> est facultatif.</w:t>
       </w:r>
     </w:p>
     <w:p>
@@ -5921,7 +6223,23 @@
         <w:spacing w:after="0"/>
       </w:pPr>
       <w:r>
-        <w:t>Si l’argument matrice comporte plusieurs lignes et plusieurs colonnes et que seul l’argument no_lig ou no_col est utilisé, la fonction INDEX renvoie une matrice des valeurs de la ligne ou de la colonne entière de la matrice.</w:t>
+        <w:t xml:space="preserve">Si l’argument matrice comporte plusieurs lignes et plusieurs colonnes et que seul l’argument </w:t>
+      </w:r>
+      <w:proofErr w:type="spellStart"/>
+      <w:r>
+        <w:t>no_lig</w:t>
+      </w:r>
+      <w:proofErr w:type="spellEnd"/>
+      <w:r>
+        <w:t xml:space="preserve"> ou </w:t>
+      </w:r>
+      <w:proofErr w:type="spellStart"/>
+      <w:r>
+        <w:t>no_col</w:t>
+      </w:r>
+      <w:proofErr w:type="spellEnd"/>
+      <w:r>
+        <w:t xml:space="preserve"> est utilisé, la fonction INDEX renvoie une matrice des valeurs de la ligne ou de la colonne entière de la matrice.</w:t>
       </w:r>
     </w:p>
     <w:p>
@@ -5932,6 +6250,7 @@
         </w:numPr>
         <w:spacing w:after="0"/>
       </w:pPr>
+      <w:proofErr w:type="spellStart"/>
       <w:r>
         <w:rPr>
           <w:rFonts w:ascii="Courier New" w:hAnsi="Courier New" w:cs="Courier New"/>
@@ -5944,6 +6263,7 @@
         </w:rPr>
         <w:t>no_lig</w:t>
       </w:r>
+      <w:proofErr w:type="spellEnd"/>
       <w:r>
         <w:t xml:space="preserve"> : </w:t>
       </w:r>
@@ -5954,13 +6274,31 @@
         <w:t>Obligatoire</w:t>
       </w:r>
       <w:r>
-        <w:t xml:space="preserve">, sauf si column_num est présent. Sélectionne la ligne de la matrice dont une valeur doit être renvoyée. Si </w:t>
-      </w:r>
+        <w:t xml:space="preserve">, sauf si </w:t>
+      </w:r>
+      <w:proofErr w:type="spellStart"/>
+      <w:r>
+        <w:t>column_num</w:t>
+      </w:r>
+      <w:proofErr w:type="spellEnd"/>
+      <w:r>
+        <w:t xml:space="preserve"> est présent. Sélectionne la ligne de la matrice dont une valeur doit être renvoyée. Si </w:t>
+      </w:r>
+      <w:proofErr w:type="spellStart"/>
       <w:r>
         <w:t>no_col</w:t>
       </w:r>
-      <w:r>
-        <w:t xml:space="preserve"> est omis, column_num est nécessaire.</w:t>
+      <w:proofErr w:type="spellEnd"/>
+      <w:r>
+        <w:t xml:space="preserve"> est omis, </w:t>
+      </w:r>
+      <w:proofErr w:type="spellStart"/>
+      <w:r>
+        <w:t>column_num</w:t>
+      </w:r>
+      <w:proofErr w:type="spellEnd"/>
+      <w:r>
+        <w:t xml:space="preserve"> est nécessaire.</w:t>
       </w:r>
     </w:p>
     <w:p>
@@ -5971,6 +6309,7 @@
         </w:numPr>
         <w:spacing w:after="0"/>
       </w:pPr>
+      <w:proofErr w:type="spellStart"/>
       <w:r>
         <w:rPr>
           <w:rFonts w:ascii="Courier New" w:hAnsi="Courier New" w:cs="Courier New"/>
@@ -5983,6 +6322,7 @@
         </w:rPr>
         <w:t>no_col</w:t>
       </w:r>
+      <w:proofErr w:type="spellEnd"/>
       <w:r>
         <w:t>:</w:t>
       </w:r>
@@ -5997,11 +6337,21 @@
         <w:t>Facultatif</w:t>
       </w:r>
       <w:r>
-        <w:t xml:space="preserve">. Sélectionne la colonne de la matrice dont une valeur doit être renvoyée. Si column_num est omis, </w:t>
-      </w:r>
+        <w:t xml:space="preserve">. Sélectionne la colonne de la matrice dont une valeur doit être renvoyée. Si </w:t>
+      </w:r>
+      <w:proofErr w:type="spellStart"/>
+      <w:r>
+        <w:t>column_num</w:t>
+      </w:r>
+      <w:proofErr w:type="spellEnd"/>
+      <w:r>
+        <w:t xml:space="preserve"> est omis, </w:t>
+      </w:r>
+      <w:proofErr w:type="spellStart"/>
       <w:r>
         <w:t>no_col</w:t>
       </w:r>
+      <w:proofErr w:type="spellEnd"/>
       <w:r>
         <w:t xml:space="preserve"> est nécessaire.</w:t>
       </w:r>
@@ -6026,7 +6376,6 @@
           <w:szCs w:val="24"/>
           <w:lang w:val="en-US"/>
         </w:rPr>
-        <w:lastRenderedPageBreak/>
         <w:drawing>
           <wp:inline distT="0" distB="0" distL="0" distR="0" wp14:anchorId="3BD74A14" wp14:editId="57D10390">
             <wp:extent cx="360000" cy="360000"/>
@@ -6076,6 +6425,7 @@
         </w:rPr>
         <w:t xml:space="preserve"> Si les arguments </w:t>
       </w:r>
+      <w:proofErr w:type="spellStart"/>
       <w:r>
         <w:rPr>
           <w:rFonts w:ascii="Courier New" w:hAnsi="Courier New" w:cs="Courier New"/>
@@ -6088,6 +6438,7 @@
         </w:rPr>
         <w:t>no_lig</w:t>
       </w:r>
+      <w:proofErr w:type="spellEnd"/>
       <w:r>
         <w:rPr>
           <w:sz w:val="24"/>
@@ -6095,6 +6446,7 @@
         </w:rPr>
         <w:t xml:space="preserve"> et </w:t>
       </w:r>
+      <w:proofErr w:type="spellStart"/>
       <w:r>
         <w:rPr>
           <w:rFonts w:ascii="Courier New" w:hAnsi="Courier New" w:cs="Courier New"/>
@@ -6107,6 +6459,7 @@
         </w:rPr>
         <w:t>no_lig</w:t>
       </w:r>
+      <w:proofErr w:type="spellEnd"/>
       <w:r>
         <w:rPr>
           <w:sz w:val="24"/>
@@ -6130,6 +6483,7 @@
         </w:rPr>
         <w:t xml:space="preserve">de </w:t>
       </w:r>
+      <w:proofErr w:type="spellStart"/>
       <w:r>
         <w:rPr>
           <w:sz w:val="24"/>
@@ -6137,27 +6491,44 @@
         </w:rPr>
         <w:t>no_col</w:t>
       </w:r>
+      <w:proofErr w:type="spellEnd"/>
       <w:r>
         <w:rPr>
           <w:sz w:val="24"/>
           <w:szCs w:val="24"/>
         </w:rPr>
-        <w:t xml:space="preserve"> et column_num.</w:t>
-      </w:r>
-    </w:p>
-    <w:p>
-      <w:pPr>
+        <w:t xml:space="preserve"> et </w:t>
+      </w:r>
+      <w:proofErr w:type="spellStart"/>
+      <w:r>
         <w:rPr>
           <w:sz w:val="24"/>
           <w:szCs w:val="24"/>
         </w:rPr>
+        <w:t>column_num</w:t>
+      </w:r>
+      <w:proofErr w:type="spellEnd"/>
+      <w:r>
+        <w:rPr>
+          <w:sz w:val="24"/>
+          <w:szCs w:val="24"/>
+        </w:rPr>
+        <w:t>.</w:t>
+      </w:r>
+    </w:p>
+    <w:p>
+      <w:pPr>
+        <w:rPr>
+          <w:sz w:val="24"/>
+          <w:szCs w:val="24"/>
+        </w:rPr>
       </w:pPr>
     </w:p>
     <w:p>
       <w:pPr>
         <w:pStyle w:val="Titre4"/>
       </w:pPr>
-      <w:bookmarkStart w:id="11" w:name="_Toc225011939"/>
+      <w:bookmarkStart w:id="11" w:name="_Toc225093071"/>
       <w:r>
         <w:t>Syntaxe de la fonction INDEX</w:t>
       </w:r>
@@ -6241,8 +6612,9 @@
           <w:szCs w:val="24"/>
           <w:lang w:val="en-US"/>
         </w:rPr>
-        <w:t xml:space="preserve">= INDEX(référence; no_lig; </w:t>
-      </w:r>
+        <w:t>= INDEX(</w:t>
+      </w:r>
+      <w:proofErr w:type="spellStart"/>
       <w:r>
         <w:rPr>
           <w:rFonts w:ascii="Courier New" w:hAnsi="Courier New" w:cs="Courier New"/>
@@ -6254,7 +6626,118 @@
           <w:szCs w:val="24"/>
           <w:lang w:val="en-US"/>
         </w:rPr>
-        <w:t>[no_col]; [no_zone])</w:t>
+        <w:t>référence</w:t>
+      </w:r>
+      <w:proofErr w:type="spellEnd"/>
+      <w:r>
+        <w:rPr>
+          <w:rFonts w:ascii="Courier New" w:hAnsi="Courier New" w:cs="Courier New"/>
+          <w:b/>
+          <w:bCs/>
+          <w:i/>
+          <w:iCs/>
+          <w:sz w:val="24"/>
+          <w:szCs w:val="24"/>
+          <w:lang w:val="en-US"/>
+        </w:rPr>
+        <w:t xml:space="preserve">; </w:t>
+      </w:r>
+      <w:proofErr w:type="spellStart"/>
+      <w:r>
+        <w:rPr>
+          <w:rFonts w:ascii="Courier New" w:hAnsi="Courier New" w:cs="Courier New"/>
+          <w:b/>
+          <w:bCs/>
+          <w:i/>
+          <w:iCs/>
+          <w:sz w:val="24"/>
+          <w:szCs w:val="24"/>
+          <w:lang w:val="en-US"/>
+        </w:rPr>
+        <w:t>no_lig</w:t>
+      </w:r>
+      <w:proofErr w:type="spellEnd"/>
+      <w:r>
+        <w:rPr>
+          <w:rFonts w:ascii="Courier New" w:hAnsi="Courier New" w:cs="Courier New"/>
+          <w:b/>
+          <w:bCs/>
+          <w:i/>
+          <w:iCs/>
+          <w:sz w:val="24"/>
+          <w:szCs w:val="24"/>
+          <w:lang w:val="en-US"/>
+        </w:rPr>
+        <w:t xml:space="preserve">; </w:t>
+      </w:r>
+      <w:r>
+        <w:rPr>
+          <w:rFonts w:ascii="Courier New" w:hAnsi="Courier New" w:cs="Courier New"/>
+          <w:b/>
+          <w:bCs/>
+          <w:i/>
+          <w:iCs/>
+          <w:sz w:val="24"/>
+          <w:szCs w:val="24"/>
+          <w:lang w:val="en-US"/>
+        </w:rPr>
+        <w:t>[</w:t>
+      </w:r>
+      <w:proofErr w:type="spellStart"/>
+      <w:r>
+        <w:rPr>
+          <w:rFonts w:ascii="Courier New" w:hAnsi="Courier New" w:cs="Courier New"/>
+          <w:b/>
+          <w:bCs/>
+          <w:i/>
+          <w:iCs/>
+          <w:sz w:val="24"/>
+          <w:szCs w:val="24"/>
+          <w:lang w:val="en-US"/>
+        </w:rPr>
+        <w:t>no_col</w:t>
+      </w:r>
+      <w:proofErr w:type="spellEnd"/>
+      <w:r>
+        <w:rPr>
+          <w:rFonts w:ascii="Courier New" w:hAnsi="Courier New" w:cs="Courier New"/>
+          <w:b/>
+          <w:bCs/>
+          <w:i/>
+          <w:iCs/>
+          <w:sz w:val="24"/>
+          <w:szCs w:val="24"/>
+          <w:lang w:val="en-US"/>
+        </w:rPr>
+        <w:t>]; [</w:t>
+      </w:r>
+      <w:proofErr w:type="spellStart"/>
+      <w:r>
+        <w:rPr>
+          <w:rFonts w:ascii="Courier New" w:hAnsi="Courier New" w:cs="Courier New"/>
+          <w:b/>
+          <w:bCs/>
+          <w:i/>
+          <w:iCs/>
+          <w:sz w:val="24"/>
+          <w:szCs w:val="24"/>
+          <w:lang w:val="en-US"/>
+        </w:rPr>
+        <w:t>no_zone</w:t>
+      </w:r>
+      <w:proofErr w:type="spellEnd"/>
+      <w:r>
+        <w:rPr>
+          <w:rFonts w:ascii="Courier New" w:hAnsi="Courier New" w:cs="Courier New"/>
+          <w:b/>
+          <w:bCs/>
+          <w:i/>
+          <w:iCs/>
+          <w:sz w:val="24"/>
+          <w:szCs w:val="24"/>
+          <w:lang w:val="en-US"/>
+        </w:rPr>
+        <w:t>])</w:t>
       </w:r>
     </w:p>
     <w:p>
@@ -6327,14 +6810,21 @@
         <w:spacing w:after="0"/>
       </w:pPr>
       <w:r>
+        <w:lastRenderedPageBreak/>
         <w:t xml:space="preserve">Si chaque zone de référence contient une seule ligne ou colonne, l’argument </w:t>
       </w:r>
-      <w:r>
-        <w:t xml:space="preserve">no_lig </w:t>
+      <w:proofErr w:type="spellStart"/>
+      <w:r>
+        <w:t>no_lig</w:t>
+      </w:r>
+      <w:proofErr w:type="spellEnd"/>
+      <w:r>
+        <w:t xml:space="preserve"> </w:t>
       </w:r>
       <w:r>
         <w:t xml:space="preserve">ou </w:t>
       </w:r>
+      <w:proofErr w:type="spellStart"/>
       <w:r>
         <w:t>no</w:t>
       </w:r>
@@ -6344,8 +6834,22 @@
       <w:r>
         <w:t>col</w:t>
       </w:r>
-      <w:r>
-        <w:t>, respectivement, est facultatif. Par exemple, dans le cas d’un argument réf à une seule ligne, utilisez la fonction INDEX(réf;;no_col).</w:t>
+      <w:proofErr w:type="spellEnd"/>
+      <w:r>
+        <w:t>, respectivement, est facultatif. Par exemple, dans le cas d’un argument réf à une seule ligne, utilisez la fonction INDEX(</w:t>
+      </w:r>
+      <w:proofErr w:type="gramStart"/>
+      <w:r>
+        <w:t>réf;;</w:t>
+      </w:r>
+      <w:proofErr w:type="spellStart"/>
+      <w:proofErr w:type="gramEnd"/>
+      <w:r>
+        <w:t>no_col</w:t>
+      </w:r>
+      <w:proofErr w:type="spellEnd"/>
+      <w:r>
+        <w:t>).</w:t>
       </w:r>
     </w:p>
     <w:p>
@@ -6356,6 +6860,7 @@
         </w:numPr>
         <w:spacing w:after="0"/>
       </w:pPr>
+      <w:proofErr w:type="spellStart"/>
       <w:r>
         <w:rPr>
           <w:b/>
@@ -6363,6 +6868,7 @@
         </w:rPr>
         <w:t>no_lig</w:t>
       </w:r>
+      <w:proofErr w:type="spellEnd"/>
       <w:r>
         <w:t>    Obligatoire. Représente le numéro de la ligne de référence à partir de laquelle une référence doit être renvoyée.</w:t>
       </w:r>
@@ -6375,6 +6881,7 @@
         </w:numPr>
         <w:spacing w:after="0"/>
       </w:pPr>
+      <w:proofErr w:type="spellStart"/>
       <w:r>
         <w:rPr>
           <w:b/>
@@ -6403,6 +6910,7 @@
         </w:rPr>
         <w:t>col</w:t>
       </w:r>
+      <w:proofErr w:type="spellEnd"/>
       <w:r>
         <w:t>    Facultatif. Représente le numéro de la colonne de référence à partir de laquelle une référence doit être renvoyée.</w:t>
       </w:r>
@@ -6415,6 +6923,7 @@
         </w:numPr>
         <w:spacing w:after="0"/>
       </w:pPr>
+      <w:proofErr w:type="spellStart"/>
       <w:r>
         <w:rPr>
           <w:b/>
@@ -6436,14 +6945,21 @@
         </w:rPr>
         <w:t>zone</w:t>
       </w:r>
+      <w:proofErr w:type="spellEnd"/>
       <w:r>
         <w:t xml:space="preserve">    Facultatif. Sélectionne une plage de référence à partir de laquelle retourner l’intersection de </w:t>
       </w:r>
+      <w:proofErr w:type="spellStart"/>
       <w:r>
         <w:t>no_lig</w:t>
       </w:r>
-      <w:r>
-        <w:t xml:space="preserve"> et de n</w:t>
+      <w:proofErr w:type="spellEnd"/>
+      <w:r>
+        <w:t xml:space="preserve"> et de </w:t>
+      </w:r>
+      <w:proofErr w:type="spellStart"/>
+      <w:r>
+        <w:t>n</w:t>
       </w:r>
       <w:r>
         <w:t>o</w:t>
@@ -6454,8 +6970,17 @@
       <w:r>
         <w:t>col</w:t>
       </w:r>
-      <w:r>
-        <w:t xml:space="preserve">. La première zone sélectionnée ou entrée porte le numéro 1, la deuxième le numéro 2, et ainsi de suite. Si area_num est omis, INDEX utilise la zone 1.  </w:t>
+      <w:proofErr w:type="spellEnd"/>
+      <w:r>
+        <w:t xml:space="preserve">. La première zone sélectionnée ou entrée porte le numéro 1, la deuxième le numéro 2, et ainsi de suite. Si </w:t>
+      </w:r>
+      <w:proofErr w:type="spellStart"/>
+      <w:r>
+        <w:t>area_num</w:t>
+      </w:r>
+      <w:proofErr w:type="spellEnd"/>
+      <w:r>
+        <w:t xml:space="preserve"> est omis, INDEX utilise la zone 1.  </w:t>
       </w:r>
       <w:r>
         <w:rPr>
@@ -6512,7 +7037,15 @@
         <w:t>fonction</w:t>
       </w:r>
       <w:r>
-        <w:t xml:space="preserve"> INDEX suivante dans Cellule B1 pour commencer à extraire les noms des feuilles de calcul à l'aide de vos noms précédemment définis « ListSheets » nom:</w:t>
+        <w:t xml:space="preserve"> INDEX suivante dans Cellule B1 pour commencer à extraire les noms des feuilles de calcul à l'aide de vos noms précédemment définis « </w:t>
+      </w:r>
+      <w:proofErr w:type="spellStart"/>
+      <w:r>
+        <w:t>ListSheets</w:t>
+      </w:r>
+      <w:proofErr w:type="spellEnd"/>
+      <w:r>
+        <w:t xml:space="preserve"> » nom:</w:t>
       </w:r>
     </w:p>
     <w:p>
@@ -6543,7 +7076,6 @@
           <w:bCs/>
           <w:noProof/>
         </w:rPr>
-        <w:lastRenderedPageBreak/>
         <w:drawing>
           <wp:inline distT="0" distB="0" distL="0" distR="0" wp14:anchorId="6713EF9C" wp14:editId="0FCDF797">
             <wp:extent cx="5760720" cy="2578100"/>
@@ -6612,6 +7144,7 @@
         <w:rPr>
           <w:noProof/>
         </w:rPr>
+        <w:lastRenderedPageBreak/>
         <w:drawing>
           <wp:inline distT="0" distB="0" distL="0" distR="0" wp14:anchorId="70A47E8B" wp14:editId="070B0645">
             <wp:extent cx="4069129" cy="3002508"/>
@@ -6663,7 +7196,7 @@
       <w:pPr>
         <w:pStyle w:val="Titre2"/>
       </w:pPr>
-      <w:bookmarkStart w:id="12" w:name="_Toc225011940"/>
+      <w:bookmarkStart w:id="12" w:name="_Toc225093072"/>
       <w:r>
         <w:t>Avec LIRE.CLASSEUR , TRANSPOSE et SUBSTITUE</w:t>
       </w:r>
@@ -6724,7 +7257,6 @@
         <w:rPr>
           <w:noProof/>
         </w:rPr>
-        <w:lastRenderedPageBreak/>
         <w:drawing>
           <wp:inline distT="0" distB="0" distL="0" distR="0" wp14:anchorId="4FBDD9EE" wp14:editId="415E62AB">
             <wp:extent cx="5760720" cy="2075815"/>
@@ -6808,6 +7340,7 @@
         <w:rPr>
           <w:noProof/>
         </w:rPr>
+        <w:lastRenderedPageBreak/>
         <w:drawing>
           <wp:inline distT="0" distB="0" distL="0" distR="0" wp14:anchorId="5CFC007A" wp14:editId="4AAB37AA">
             <wp:extent cx="5760720" cy="2168525"/>
@@ -6855,6 +7388,7 @@
       <w:r>
         <w:t xml:space="preserve"> Dans la suite « Nouveau nom » boîte de dialogue, entrez « </w:t>
       </w:r>
+      <w:proofErr w:type="spellStart"/>
       <w:r>
         <w:rPr>
           <w:b/>
@@ -6862,6 +7396,7 @@
         </w:rPr>
         <w:t>ListSheets</w:t>
       </w:r>
+      <w:proofErr w:type="spellEnd"/>
       <w:r>
         <w:t xml:space="preserve"> » dans le "Nom" champ pour créer une référence mémorable pour votre feuille de calcul répertoriant les f</w:t>
       </w:r>
@@ -6928,118 +7463,118 @@
           <w:bCs/>
           <w:color w:val="0070C0"/>
         </w:rPr>
+        <w:t xml:space="preserve">Fonction </w:t>
+      </w:r>
+      <w:r>
+        <w:rPr>
+          <w:rFonts w:ascii="Arial" w:hAnsi="Arial" w:cs="Arial"/>
+          <w:b/>
+          <w:bCs/>
+        </w:rPr>
+        <w:t>LIRE.CLASSEUR</w:t>
+      </w:r>
+      <w:r>
+        <w:rPr>
+          <w:rFonts w:ascii="Arial" w:hAnsi="Arial" w:cs="Arial"/>
+          <w:b/>
+          <w:bCs/>
+          <w:color w:val="0070C0"/>
+        </w:rPr>
+        <w:t xml:space="preserve"> </w:t>
+      </w:r>
+      <w:r>
+        <w:rPr>
+          <w:rFonts w:ascii="Arial" w:hAnsi="Arial" w:cs="Arial"/>
+          <w:b/>
+          <w:bCs/>
+          <w:color w:val="0070C0"/>
+        </w:rPr>
+        <w:t>►</w:t>
+      </w:r>
+      <w:r>
+        <w:rPr>
+          <w:b/>
+          <w:bCs/>
+          <w:color w:val="0070C0"/>
+        </w:rPr>
+        <w:t xml:space="preserve"> </w:t>
+      </w:r>
+      <w:r>
+        <w:rPr>
+          <w:rFonts w:ascii="Arial" w:hAnsi="Arial" w:cs="Arial"/>
+          <w:b/>
+          <w:bCs/>
+          <w:color w:val="0070C0"/>
+        </w:rPr>
+        <w:t>GET.WORKBOOK</w:t>
+      </w:r>
+    </w:p>
+    <w:p>
+      <w:r>
+        <w:rPr>
+          <w:rFonts w:ascii="Arial" w:hAnsi="Arial" w:cs="Arial"/>
+        </w:rPr>
+        <w:t>►</w:t>
+      </w:r>
+      <w:r>
+        <w:t xml:space="preserve"> Plus tard, dans</w:t>
+      </w:r>
+      <w:r>
+        <w:t xml:space="preserve"> le </w:t>
+      </w:r>
+      <w:r>
+        <w:t>champ</w:t>
+      </w:r>
+      <w:r>
+        <w:t> :</w:t>
+      </w:r>
+      <w:r>
+        <w:t xml:space="preserve"> </w:t>
+      </w:r>
+      <w:r>
+        <w:rPr>
+          <w:b/>
+          <w:bCs/>
+        </w:rPr>
+        <w:t>« Fait référence à »</w:t>
+      </w:r>
+      <w:r>
+        <w:t>, saisissez la formule suivante qui extraira les noms des feuilles de calcul de la structure de votre classeur :</w:t>
+      </w:r>
+    </w:p>
+    <w:p>
+      <w:pPr>
+        <w:rPr>
+          <w:rFonts w:ascii="Arial" w:hAnsi="Arial" w:cs="Arial"/>
+          <w:b/>
+          <w:bCs/>
+        </w:rPr>
+      </w:pPr>
+      <w:r>
+        <w:rPr>
+          <w:rFonts w:ascii="Arial" w:hAnsi="Arial" w:cs="Arial"/>
+          <w:b/>
+          <w:bCs/>
+        </w:rPr>
+        <w:t>=LIRE.CLASSEUR(1)</w:t>
+      </w:r>
+    </w:p>
+    <w:p>
+      <w:pPr>
+        <w:rPr>
+          <w:rFonts w:ascii="Arial" w:hAnsi="Arial" w:cs="Arial"/>
+          <w:b/>
+          <w:bCs/>
+        </w:rPr>
+      </w:pPr>
+      <w:r>
+        <w:rPr>
+          <w:rFonts w:ascii="Arial" w:hAnsi="Arial" w:cs="Arial"/>
+          <w:b/>
+          <w:bCs/>
+          <w:noProof/>
+        </w:rPr>
         <w:lastRenderedPageBreak/>
-        <w:t xml:space="preserve">Fonction </w:t>
-      </w:r>
-      <w:r>
-        <w:rPr>
-          <w:rFonts w:ascii="Arial" w:hAnsi="Arial" w:cs="Arial"/>
-          <w:b/>
-          <w:bCs/>
-        </w:rPr>
-        <w:t>LIRE.CLASSEUR</w:t>
-      </w:r>
-      <w:r>
-        <w:rPr>
-          <w:rFonts w:ascii="Arial" w:hAnsi="Arial" w:cs="Arial"/>
-          <w:b/>
-          <w:bCs/>
-          <w:color w:val="0070C0"/>
-        </w:rPr>
-        <w:t xml:space="preserve"> </w:t>
-      </w:r>
-      <w:r>
-        <w:rPr>
-          <w:rFonts w:ascii="Arial" w:hAnsi="Arial" w:cs="Arial"/>
-          <w:b/>
-          <w:bCs/>
-          <w:color w:val="0070C0"/>
-        </w:rPr>
-        <w:t>►</w:t>
-      </w:r>
-      <w:r>
-        <w:rPr>
-          <w:b/>
-          <w:bCs/>
-          <w:color w:val="0070C0"/>
-        </w:rPr>
-        <w:t xml:space="preserve"> </w:t>
-      </w:r>
-      <w:r>
-        <w:rPr>
-          <w:rFonts w:ascii="Arial" w:hAnsi="Arial" w:cs="Arial"/>
-          <w:b/>
-          <w:bCs/>
-          <w:color w:val="0070C0"/>
-        </w:rPr>
-        <w:t>GET.WORKBOOK</w:t>
-      </w:r>
-    </w:p>
-    <w:p>
-      <w:r>
-        <w:rPr>
-          <w:rFonts w:ascii="Arial" w:hAnsi="Arial" w:cs="Arial"/>
-        </w:rPr>
-        <w:t>►</w:t>
-      </w:r>
-      <w:r>
-        <w:t xml:space="preserve"> Plus tard, dans</w:t>
-      </w:r>
-      <w:r>
-        <w:t xml:space="preserve"> le </w:t>
-      </w:r>
-      <w:r>
-        <w:t>champ</w:t>
-      </w:r>
-      <w:r>
-        <w:t> :</w:t>
-      </w:r>
-      <w:r>
-        <w:t xml:space="preserve"> </w:t>
-      </w:r>
-      <w:r>
-        <w:rPr>
-          <w:b/>
-          <w:bCs/>
-        </w:rPr>
-        <w:t>« Fait référence à »</w:t>
-      </w:r>
-      <w:r>
-        <w:t>, saisissez la formule suivante qui extraira les noms des feuilles de calcul de la structure de votre classeur :</w:t>
-      </w:r>
-    </w:p>
-    <w:p>
-      <w:pPr>
-        <w:rPr>
-          <w:rFonts w:ascii="Arial" w:hAnsi="Arial" w:cs="Arial"/>
-          <w:b/>
-          <w:bCs/>
-        </w:rPr>
-      </w:pPr>
-      <w:r>
-        <w:rPr>
-          <w:rFonts w:ascii="Arial" w:hAnsi="Arial" w:cs="Arial"/>
-          <w:b/>
-          <w:bCs/>
-        </w:rPr>
-        <w:t>=LIRE.CLASSEUR(1)</w:t>
-      </w:r>
-    </w:p>
-    <w:p>
-      <w:pPr>
-        <w:rPr>
-          <w:rFonts w:ascii="Arial" w:hAnsi="Arial" w:cs="Arial"/>
-          <w:b/>
-          <w:bCs/>
-        </w:rPr>
-      </w:pPr>
-      <w:r>
-        <w:rPr>
-          <w:rFonts w:ascii="Arial" w:hAnsi="Arial" w:cs="Arial"/>
-          <w:b/>
-          <w:bCs/>
-          <w:noProof/>
-        </w:rPr>
         <w:drawing>
           <wp:inline distT="0" distB="0" distL="0" distR="0" wp14:anchorId="01850D4B" wp14:editId="685BA539">
             <wp:extent cx="3620005" cy="1914792"/>
@@ -7287,7 +7822,7 @@
       <w:pPr>
         <w:pStyle w:val="Titre3"/>
       </w:pPr>
-      <w:bookmarkStart w:id="13" w:name="_Toc225011941"/>
+      <w:bookmarkStart w:id="13" w:name="_Toc225093073"/>
       <w:r>
         <w:t>Syntaxe de la fonction SUBSTITUE</w:t>
       </w:r>
@@ -7391,6 +7926,7 @@
         </w:rPr>
         <w:t> ;</w:t>
       </w:r>
+      <w:proofErr w:type="spellStart"/>
       <w:r>
         <w:rPr>
           <w:rFonts w:ascii="Courier New" w:hAnsi="Courier New" w:cs="Courier New"/>
@@ -7403,6 +7939,7 @@
         </w:rPr>
         <w:t>ancien_texte</w:t>
       </w:r>
+      <w:proofErr w:type="spellEnd"/>
       <w:r>
         <w:rPr>
           <w:rFonts w:ascii="Courier New" w:hAnsi="Courier New" w:cs="Courier New"/>
@@ -7415,6 +7952,7 @@
         </w:rPr>
         <w:t xml:space="preserve">; </w:t>
       </w:r>
+      <w:proofErr w:type="spellStart"/>
       <w:r>
         <w:rPr>
           <w:rFonts w:ascii="Courier New" w:hAnsi="Courier New" w:cs="Courier New"/>
@@ -7427,6 +7965,7 @@
         </w:rPr>
         <w:t>nouveau_texte</w:t>
       </w:r>
+      <w:proofErr w:type="spellEnd"/>
       <w:r>
         <w:rPr>
           <w:rFonts w:ascii="Courier New" w:hAnsi="Courier New" w:cs="Courier New"/>
@@ -7449,7 +7988,33 @@
           <w:sz w:val="24"/>
           <w:szCs w:val="24"/>
         </w:rPr>
-        <w:t>[no_position])</w:t>
+        <w:t>[</w:t>
+      </w:r>
+      <w:proofErr w:type="spellStart"/>
+      <w:r>
+        <w:rPr>
+          <w:rFonts w:ascii="Courier New" w:hAnsi="Courier New" w:cs="Courier New"/>
+          <w:b/>
+          <w:bCs/>
+          <w:i/>
+          <w:iCs/>
+          <w:sz w:val="24"/>
+          <w:szCs w:val="24"/>
+        </w:rPr>
+        <w:t>no_position</w:t>
+      </w:r>
+      <w:proofErr w:type="spellEnd"/>
+      <w:r>
+        <w:rPr>
+          <w:rFonts w:ascii="Courier New" w:hAnsi="Courier New" w:cs="Courier New"/>
+          <w:b/>
+          <w:bCs/>
+          <w:i/>
+          <w:iCs/>
+          <w:sz w:val="24"/>
+          <w:szCs w:val="24"/>
+        </w:rPr>
+        <w:t>])</w:t>
       </w:r>
     </w:p>
     <w:p>
@@ -7479,6 +8044,7 @@
         </w:numPr>
         <w:spacing w:after="0"/>
       </w:pPr>
+      <w:proofErr w:type="spellStart"/>
       <w:r>
         <w:rPr>
           <w:b/>
@@ -7486,6 +8052,7 @@
         </w:rPr>
         <w:t>ancien_texte</w:t>
       </w:r>
+      <w:proofErr w:type="spellEnd"/>
       <w:r>
         <w:t>    Obligatoire. Représente le texte à remplacer.</w:t>
       </w:r>
@@ -7497,6 +8064,7 @@
           <w:numId w:val="11"/>
         </w:numPr>
       </w:pPr>
+      <w:proofErr w:type="spellStart"/>
       <w:r>
         <w:rPr>
           <w:b/>
@@ -7504,8 +8072,17 @@
         </w:rPr>
         <w:t>nouveau_texte</w:t>
       </w:r>
-      <w:r>
-        <w:t>    Obligatoire. Représente le texte qui doit remplacer ancien_texte.</w:t>
+      <w:proofErr w:type="spellEnd"/>
+      <w:r>
+        <w:t xml:space="preserve">    Obligatoire. Représente le texte qui doit remplacer </w:t>
+      </w:r>
+      <w:proofErr w:type="spellStart"/>
+      <w:r>
+        <w:t>ancien_texte</w:t>
+      </w:r>
+      <w:proofErr w:type="spellEnd"/>
+      <w:r>
+        <w:t>.</w:t>
       </w:r>
     </w:p>
     <w:p>
@@ -7515,6 +8092,7 @@
           <w:numId w:val="11"/>
         </w:numPr>
       </w:pPr>
+      <w:proofErr w:type="spellStart"/>
       <w:r>
         <w:rPr>
           <w:b/>
@@ -7523,9 +8101,79 @@
         <w:lastRenderedPageBreak/>
         <w:t>no_position</w:t>
       </w:r>
-      <w:r>
-        <w:t>    Facultatif. Spécifie quelle occurrence de ancien_texte vous souhaitez remplacer par nouveau_texte. Si vous spécifiez no_position, seule l’occurrence correspondante de ancien_texte est remplacée. Sinon, toutes les occurrences de ancien_texte dans texte sont remplacées par nouveau_texte</w:t>
-      </w:r>
+      <w:proofErr w:type="spellEnd"/>
+      <w:r>
+        <w:t xml:space="preserve">    Facultatif. Spécifie quelle occurrence </w:t>
+      </w:r>
+      <w:proofErr w:type="gramStart"/>
+      <w:r>
+        <w:t xml:space="preserve">de </w:t>
+      </w:r>
+      <w:proofErr w:type="spellStart"/>
+      <w:r>
+        <w:t>ancien</w:t>
+      </w:r>
+      <w:proofErr w:type="gramEnd"/>
+      <w:r>
+        <w:t>_texte</w:t>
+      </w:r>
+      <w:proofErr w:type="spellEnd"/>
+      <w:r>
+        <w:t xml:space="preserve"> vous souhaitez remplacer par </w:t>
+      </w:r>
+      <w:proofErr w:type="spellStart"/>
+      <w:r>
+        <w:t>nouveau_texte</w:t>
+      </w:r>
+      <w:proofErr w:type="spellEnd"/>
+      <w:r>
+        <w:t xml:space="preserve">. Si vous spécifiez </w:t>
+      </w:r>
+      <w:proofErr w:type="spellStart"/>
+      <w:r>
+        <w:t>no_position</w:t>
+      </w:r>
+      <w:proofErr w:type="spellEnd"/>
+      <w:r>
+        <w:t xml:space="preserve">, seule l’occurrence correspondante </w:t>
+      </w:r>
+      <w:proofErr w:type="gramStart"/>
+      <w:r>
+        <w:t xml:space="preserve">de </w:t>
+      </w:r>
+      <w:proofErr w:type="spellStart"/>
+      <w:r>
+        <w:t>ancien</w:t>
+      </w:r>
+      <w:proofErr w:type="gramEnd"/>
+      <w:r>
+        <w:t>_texte</w:t>
+      </w:r>
+      <w:proofErr w:type="spellEnd"/>
+      <w:r>
+        <w:t xml:space="preserve"> est remplacée. Sinon, toutes les occurrences </w:t>
+      </w:r>
+      <w:proofErr w:type="gramStart"/>
+      <w:r>
+        <w:t xml:space="preserve">de </w:t>
+      </w:r>
+      <w:proofErr w:type="spellStart"/>
+      <w:r>
+        <w:t>ancien</w:t>
+      </w:r>
+      <w:proofErr w:type="gramEnd"/>
+      <w:r>
+        <w:t>_texte</w:t>
+      </w:r>
+      <w:proofErr w:type="spellEnd"/>
+      <w:r>
+        <w:t xml:space="preserve"> dans texte sont remplacées par </w:t>
+      </w:r>
+      <w:proofErr w:type="spellStart"/>
+      <w:r>
+        <w:t>nouveau_texte</w:t>
+      </w:r>
+      <w:proofErr w:type="spellEnd"/>
     </w:p>
     <w:p/>
     <w:p>
@@ -7635,7 +8283,7 @@
       <w:pPr>
         <w:pStyle w:val="Titre3"/>
       </w:pPr>
-      <w:bookmarkStart w:id="14" w:name="_Toc225011942"/>
+      <w:bookmarkStart w:id="14" w:name="_Toc225093074"/>
       <w:r>
         <w:t>Syntaxe de la fonction TRANSPOSE</w:t>
       </w:r>
@@ -8047,14 +8695,36 @@
           <w:sz w:val="24"/>
           <w:szCs w:val="24"/>
         </w:rPr>
-        <w:t>=TRANSPOSE(SUBSTITUE(ListSheets;"[SheetsList_V2.xlsm]";""))</w:t>
-      </w:r>
-    </w:p>
-    <w:p>
-      <w:pPr>
-        <w:spacing w:after="0"/>
+        <w:t>=TRANSPOSE(SUBSTITUE(</w:t>
+      </w:r>
+      <w:proofErr w:type="spellStart"/>
+      <w:r>
         <w:rPr>
           <w:rFonts w:ascii="Arial" w:hAnsi="Arial" w:cs="Arial"/>
+          <w:b/>
+          <w:bCs/>
+          <w:sz w:val="24"/>
+          <w:szCs w:val="24"/>
+        </w:rPr>
+        <w:t>ListSheets</w:t>
+      </w:r>
+      <w:proofErr w:type="spellEnd"/>
+      <w:r>
+        <w:rPr>
+          <w:rFonts w:ascii="Arial" w:hAnsi="Arial" w:cs="Arial"/>
+          <w:b/>
+          <w:bCs/>
+          <w:sz w:val="24"/>
+          <w:szCs w:val="24"/>
+        </w:rPr>
+        <w:t>;"[SheetsList_V2.xlsm]";""))</w:t>
+      </w:r>
+    </w:p>
+    <w:p>
+      <w:pPr>
+        <w:spacing w:after="0"/>
+        <w:rPr>
+          <w:rFonts w:ascii="Arial" w:hAnsi="Arial" w:cs="Arial"/>
         </w:rPr>
       </w:pPr>
     </w:p>
@@ -8062,7 +8732,7 @@
       <w:pPr>
         <w:pStyle w:val="Titre3"/>
       </w:pPr>
-      <w:bookmarkStart w:id="15" w:name="_Toc225011943"/>
+      <w:bookmarkStart w:id="15" w:name="_Toc225093075"/>
       <w:r>
         <w:t>Explications :</w:t>
       </w:r>
@@ -8099,7 +8769,21 @@
         <w:rPr>
           <w:rFonts w:ascii="Arial" w:hAnsi="Arial" w:cs="Arial"/>
         </w:rPr>
-        <w:t>SUBSTITUE(ListSheets;"[SheetsList_V2.xlsm]";"") → on enlève le nom</w:t>
+        <w:t>SUBSTITUE(</w:t>
+      </w:r>
+      <w:proofErr w:type="spellStart"/>
+      <w:r>
+        <w:rPr>
+          <w:rFonts w:ascii="Arial" w:hAnsi="Arial" w:cs="Arial"/>
+        </w:rPr>
+        <w:t>ListSheets</w:t>
+      </w:r>
+      <w:proofErr w:type="spellEnd"/>
+      <w:r>
+        <w:rPr>
+          <w:rFonts w:ascii="Arial" w:hAnsi="Arial" w:cs="Arial"/>
+        </w:rPr>
+        <w:t>;"[SheetsList_V2.xlsm]";"") → on enlève le nom</w:t>
       </w:r>
       <w:r>
         <w:rPr>
@@ -8288,7 +8972,7 @@
       <w:pPr>
         <w:pStyle w:val="Titre2"/>
       </w:pPr>
-      <w:bookmarkStart w:id="16" w:name="_Toc225011944"/>
+      <w:bookmarkStart w:id="16" w:name="_Toc225093076"/>
       <w:r>
         <w:t>Avec LIRE.CLASSEUR, REMPLACER, TROUVE et TRANSPOSE</w:t>
       </w:r>
@@ -8303,7 +8987,7 @@
       <w:pPr>
         <w:pStyle w:val="Titre3"/>
       </w:pPr>
-      <w:bookmarkStart w:id="17" w:name="_Toc225011945"/>
+      <w:bookmarkStart w:id="17" w:name="_Toc225093077"/>
       <w:r>
         <w:t>Étape 1 : Clique</w:t>
       </w:r>
@@ -8444,7 +9128,7 @@
       <w:pPr>
         <w:pStyle w:val="Titre3"/>
       </w:pPr>
-      <w:bookmarkStart w:id="18" w:name="_Toc225011946"/>
+      <w:bookmarkStart w:id="18" w:name="_Toc225093078"/>
       <w:r>
         <w:t>Étape 2 : Modifiez le nom et la formule dans la boîte de dialogue Nouveau nom</w:t>
       </w:r>
@@ -8510,6 +9194,7 @@
       <w:r>
         <w:t xml:space="preserve">« Nouveau nom », entrez « </w:t>
       </w:r>
+      <w:proofErr w:type="spellStart"/>
       <w:r>
         <w:rPr>
           <w:b/>
@@ -8517,9 +9202,11 @@
         </w:rPr>
         <w:t>ListSheets</w:t>
       </w:r>
+      <w:proofErr w:type="spellEnd"/>
       <w:r>
         <w:t xml:space="preserve"> » dans le </w:t>
       </w:r>
+      <w:proofErr w:type="gramStart"/>
       <w:r>
         <w:t xml:space="preserve">champ </w:t>
       </w:r>
@@ -8527,14 +9214,23 @@
         <w:t xml:space="preserve"> </w:t>
       </w:r>
       <w:r>
-        <w:t>"Nom" pour créer</w:t>
-      </w:r>
-      <w:r>
-        <w:t xml:space="preserve"> la plage nommée.</w:t>
+        <w:t>"</w:t>
+      </w:r>
+      <w:proofErr w:type="gramEnd"/>
+      <w:r>
+        <w:t>Nom" pour créer</w:t>
+      </w:r>
+      <w:r>
+        <w:t xml:space="preserve"> la plage </w:t>
+      </w:r>
+      <w:proofErr w:type="gramStart"/>
+      <w:r>
+        <w:t>nommée.</w:t>
       </w:r>
       <w:r>
         <w:t>.</w:t>
       </w:r>
+      <w:proofErr w:type="gramEnd"/>
     </w:p>
     <w:p>
       <w:r>
@@ -8863,7 +9559,7 @@
       <w:pPr>
         <w:pStyle w:val="Titre3"/>
       </w:pPr>
-      <w:bookmarkStart w:id="19" w:name="_Toc225011947"/>
+      <w:bookmarkStart w:id="19" w:name="_Toc225093079"/>
       <w:r>
         <w:t>Étape 3 : Utilisation d'une formule pour lister les noms des feuilles</w:t>
       </w:r>
@@ -8896,7 +9592,23 @@
           <w:sz w:val="28"/>
           <w:szCs w:val="28"/>
         </w:rPr>
-        <w:t>=TRANSPOSE(ListSheets)</w:t>
+        <w:t>=TRANSPOSE(</w:t>
+      </w:r>
+      <w:proofErr w:type="spellStart"/>
+      <w:r>
+        <w:rPr>
+          <w:sz w:val="28"/>
+          <w:szCs w:val="28"/>
+        </w:rPr>
+        <w:t>ListSheets</w:t>
+      </w:r>
+      <w:proofErr w:type="spellEnd"/>
+      <w:r>
+        <w:rPr>
+          <w:sz w:val="28"/>
+          <w:szCs w:val="28"/>
+        </w:rPr>
+        <w:t>)</w:t>
       </w:r>
     </w:p>
     <w:p>
@@ -9001,7 +9713,7 @@
       <w:pPr>
         <w:pStyle w:val="Titre2"/>
       </w:pPr>
-      <w:bookmarkStart w:id="20" w:name="_Toc225011948"/>
+      <w:bookmarkStart w:id="20" w:name="_Toc225093080"/>
       <w:r>
         <w:t xml:space="preserve">Avec LIRE.CLASSEUR, </w:t>
       </w:r>
@@ -9176,7 +9888,7 @@
       <w:pPr>
         <w:pStyle w:val="Titre3"/>
       </w:pPr>
-      <w:bookmarkStart w:id="21" w:name="_Toc225011949"/>
+      <w:bookmarkStart w:id="21" w:name="_Toc225093081"/>
       <w:r>
         <w:t>Étape 1 : Clique</w:t>
       </w:r>
@@ -9265,7 +9977,7 @@
       <w:pPr>
         <w:pStyle w:val="Titre3"/>
       </w:pPr>
-      <w:bookmarkStart w:id="22" w:name="_Toc225011950"/>
+      <w:bookmarkStart w:id="22" w:name="_Toc225093082"/>
       <w:r>
         <w:t xml:space="preserve">Étape </w:t>
       </w:r>
@@ -9305,6 +10017,7 @@
       <w:r>
         <w:t xml:space="preserve"> « </w:t>
       </w:r>
+      <w:proofErr w:type="spellStart"/>
       <w:r>
         <w:rPr>
           <w:b/>
@@ -9312,14 +10025,23 @@
         </w:rPr>
         <w:t>ListSheets</w:t>
       </w:r>
-      <w:r>
-        <w:t xml:space="preserve"> » dans le champ </w:t>
+      <w:proofErr w:type="spellEnd"/>
+      <w:r>
+        <w:t xml:space="preserve"> » dans le </w:t>
+      </w:r>
+      <w:proofErr w:type="gramStart"/>
+      <w:r>
+        <w:t xml:space="preserve">champ </w:t>
       </w:r>
       <w:r>
         <w:t xml:space="preserve"> </w:t>
       </w:r>
       <w:r>
-        <w:t>"Nom" pour créer</w:t>
+        <w:t>"</w:t>
+      </w:r>
+      <w:proofErr w:type="gramEnd"/>
+      <w:r>
+        <w:t>Nom" pour créer</w:t>
       </w:r>
       <w:r>
         <w:t xml:space="preserve"> la plage nommée.</w:t>
@@ -9371,7 +10093,7 @@
       <w:pPr>
         <w:pStyle w:val="Titre3"/>
       </w:pPr>
-      <w:bookmarkStart w:id="23" w:name="_Toc225011951"/>
+      <w:bookmarkStart w:id="23" w:name="_Toc225093083"/>
       <w:r>
         <w:t xml:space="preserve">Étape </w:t>
       </w:r>
@@ -9501,6 +10223,7 @@
       <w:r>
         <w:t xml:space="preserve">De retour sur la feuille de calcul, nous allons pouvoir appeler la fonction LIRE.CLASSEUR() en appelant le nom « </w:t>
       </w:r>
+      <w:proofErr w:type="spellStart"/>
       <w:r>
         <w:rPr>
           <w:b/>
@@ -9508,6 +10231,7 @@
         </w:rPr>
         <w:t>ListSheets</w:t>
       </w:r>
+      <w:proofErr w:type="spellEnd"/>
       <w:r>
         <w:t>» :</w:t>
       </w:r>
@@ -9657,7 +10381,7 @@
       <w:pPr>
         <w:pStyle w:val="Titre3"/>
       </w:pPr>
-      <w:bookmarkStart w:id="24" w:name="_Toc225011952"/>
+      <w:bookmarkStart w:id="24" w:name="_Toc225093084"/>
       <w:r>
         <w:t xml:space="preserve">Étape </w:t>
       </w:r>
@@ -9691,6 +10415,7 @@
       <w:r>
         <w:t xml:space="preserve"> la fonction insérée dans le nom « </w:t>
       </w:r>
+      <w:proofErr w:type="spellStart"/>
       <w:r>
         <w:rPr>
           <w:b/>
@@ -9698,6 +10423,7 @@
         </w:rPr>
         <w:t>ListSheets</w:t>
       </w:r>
+      <w:proofErr w:type="spellEnd"/>
       <w:r>
         <w:t xml:space="preserve">» pour ne conserver que le nom des feuilles </w:t>
       </w:r>
@@ -9774,7 +10500,7 @@
       <w:pPr>
         <w:pStyle w:val="Titre4"/>
       </w:pPr>
-      <w:bookmarkStart w:id="25" w:name="_Toc225011953"/>
+      <w:bookmarkStart w:id="25" w:name="_Toc225093085"/>
       <w:r>
         <w:t>Syntaxe de</w:t>
       </w:r>
@@ -9887,8 +10613,9 @@
           <w:szCs w:val="24"/>
           <w:lang w:val="en-US"/>
         </w:rPr>
-        <w:t>STXT(texte</w:t>
-      </w:r>
+        <w:t>STXT(</w:t>
+      </w:r>
+      <w:proofErr w:type="spellStart"/>
       <w:r>
         <w:rPr>
           <w:rFonts w:ascii="Courier New" w:hAnsi="Courier New" w:cs="Courier New"/>
@@ -9900,8 +10627,9 @@
           <w:szCs w:val="24"/>
           <w:lang w:val="en-US"/>
         </w:rPr>
-        <w:t>;</w:t>
-      </w:r>
+        <w:t>texte</w:t>
+      </w:r>
+      <w:proofErr w:type="spellEnd"/>
       <w:r>
         <w:rPr>
           <w:rFonts w:ascii="Courier New" w:hAnsi="Courier New" w:cs="Courier New"/>
@@ -9913,7 +10641,7 @@
           <w:szCs w:val="24"/>
           <w:lang w:val="en-US"/>
         </w:rPr>
-        <w:t xml:space="preserve"> no_départ</w:t>
+        <w:t>;</w:t>
       </w:r>
       <w:r>
         <w:rPr>
@@ -9926,8 +10654,9 @@
           <w:szCs w:val="24"/>
           <w:lang w:val="en-US"/>
         </w:rPr>
-        <w:t>;</w:t>
-      </w:r>
+        <w:t xml:space="preserve"> </w:t>
+      </w:r>
+      <w:proofErr w:type="spellStart"/>
       <w:r>
         <w:rPr>
           <w:rFonts w:ascii="Courier New" w:hAnsi="Courier New" w:cs="Courier New"/>
@@ -9939,7 +10668,62 @@
           <w:szCs w:val="24"/>
           <w:lang w:val="en-US"/>
         </w:rPr>
-        <w:t xml:space="preserve"> no_car)</w:t>
+        <w:t>no_départ</w:t>
+      </w:r>
+      <w:proofErr w:type="spellEnd"/>
+      <w:r>
+        <w:rPr>
+          <w:rFonts w:ascii="Courier New" w:hAnsi="Courier New" w:cs="Courier New"/>
+          <w:b/>
+          <w:bCs/>
+          <w:i/>
+          <w:iCs/>
+          <w:sz w:val="24"/>
+          <w:szCs w:val="24"/>
+          <w:lang w:val="en-US"/>
+        </w:rPr>
+        <w:t>;</w:t>
+      </w:r>
+      <w:r>
+        <w:rPr>
+          <w:rFonts w:ascii="Courier New" w:hAnsi="Courier New" w:cs="Courier New"/>
+          <w:b/>
+          <w:bCs/>
+          <w:i/>
+          <w:iCs/>
+          <w:sz w:val="24"/>
+          <w:szCs w:val="24"/>
+          <w:lang w:val="en-US"/>
+        </w:rPr>
+        <w:t xml:space="preserve"> </w:t>
+      </w:r>
+      <w:proofErr w:type="spellStart"/>
+      <w:r>
+        <w:rPr>
+          <w:rFonts w:ascii="Courier New" w:hAnsi="Courier New" w:cs="Courier New"/>
+          <w:b/>
+          <w:bCs/>
+          <w:i/>
+          <w:iCs/>
+          <w:sz w:val="24"/>
+          <w:szCs w:val="24"/>
+          <w:lang w:val="en-US"/>
+        </w:rPr>
+        <w:t>no_car</w:t>
+      </w:r>
+      <w:proofErr w:type="spellEnd"/>
+      <w:r>
+        <w:rPr>
+          <w:rFonts w:ascii="Courier New" w:hAnsi="Courier New" w:cs="Courier New"/>
+          <w:b/>
+          <w:bCs/>
+          <w:i/>
+          <w:iCs/>
+          <w:sz w:val="24"/>
+          <w:szCs w:val="24"/>
+          <w:lang w:val="en-US"/>
+        </w:rPr>
+        <w:t>)</w:t>
       </w:r>
     </w:p>
     <w:p>
@@ -9985,6 +10769,7 @@
         </w:numPr>
         <w:spacing w:after="0"/>
       </w:pPr>
+      <w:proofErr w:type="spellStart"/>
       <w:r>
         <w:rPr>
           <w:rFonts w:ascii="Courier New" w:hAnsi="Courier New" w:cs="Courier New"/>
@@ -9997,6 +10782,7 @@
         </w:rPr>
         <w:t>no_départ</w:t>
       </w:r>
+      <w:proofErr w:type="spellEnd"/>
       <w:r>
         <w:t xml:space="preserve">: </w:t>
       </w:r>
@@ -10007,7 +10793,15 @@
         <w:t>Obligatoire</w:t>
       </w:r>
       <w:r>
-        <w:t>. Représente la position dans le texte du premier caractère à extraire. Le premier caractère de texte a un no_départ égal à 1.</w:t>
+        <w:t xml:space="preserve">. Représente la position dans le texte du premier caractère à extraire. Le premier caractère de texte a un </w:t>
+      </w:r>
+      <w:proofErr w:type="spellStart"/>
+      <w:r>
+        <w:t>no_départ</w:t>
+      </w:r>
+      <w:proofErr w:type="spellEnd"/>
+      <w:r>
+        <w:t xml:space="preserve"> égal à 1.</w:t>
       </w:r>
     </w:p>
     <w:p>
@@ -10019,6 +10813,7 @@
         </w:numPr>
         <w:spacing w:after="0"/>
       </w:pPr>
+      <w:proofErr w:type="spellStart"/>
       <w:r>
         <w:rPr>
           <w:rFonts w:ascii="Courier New" w:hAnsi="Courier New" w:cs="Courier New"/>
@@ -10031,6 +10826,7 @@
         </w:rPr>
         <w:t>no_car</w:t>
       </w:r>
+      <w:proofErr w:type="spellEnd"/>
       <w:r>
         <w:t xml:space="preserve">: </w:t>
       </w:r>
@@ -10055,6 +10851,7 @@
       <w:r>
         <w:t xml:space="preserve">le nombre de caractères à extraire depuis la position </w:t>
       </w:r>
+      <w:proofErr w:type="spellStart"/>
       <w:r>
         <w:rPr>
           <w:rFonts w:ascii="Courier New" w:hAnsi="Courier New" w:cs="Courier New"/>
@@ -10067,6 +10864,7 @@
         </w:rPr>
         <w:t>no_départ</w:t>
       </w:r>
+      <w:proofErr w:type="spellEnd"/>
     </w:p>
     <w:p>
       <w:pPr>
@@ -10139,7 +10937,7 @@
       <w:pPr>
         <w:pStyle w:val="Titre4"/>
       </w:pPr>
-      <w:bookmarkStart w:id="26" w:name="_Toc225011954"/>
+      <w:bookmarkStart w:id="26" w:name="_Toc225093086"/>
       <w:r>
         <w:t>Explications</w:t>
       </w:r>
@@ -10149,7 +10947,7 @@
       <w:pPr>
         <w:pStyle w:val="Titre4"/>
       </w:pPr>
-      <w:bookmarkStart w:id="27" w:name="_Toc225011955"/>
+      <w:bookmarkStart w:id="27" w:name="_Toc225093087"/>
       <w:r>
         <w:t>Décomposer le résultat de LIRE.CLASSEUR()</w:t>
       </w:r>
@@ -10983,7 +11781,7 @@
       <w:pPr>
         <w:pStyle w:val="Titre4"/>
       </w:pPr>
-      <w:bookmarkStart w:id="28" w:name="_Toc225011956"/>
+      <w:bookmarkStart w:id="28" w:name="_Toc225093088"/>
       <w:r>
         <w:t>Autre solution avec la fonction DROITE()</w:t>
       </w:r>
@@ -11262,7 +12060,7 @@
       <w:pPr>
         <w:pStyle w:val="Titre3"/>
       </w:pPr>
-      <w:bookmarkStart w:id="29" w:name="_Toc225011957"/>
+      <w:bookmarkStart w:id="29" w:name="_Toc225093089"/>
       <w:r>
         <w:t xml:space="preserve">Étape </w:t>
       </w:r>
@@ -11325,6 +12123,7 @@
       <w:r>
         <w:t xml:space="preserve">donc ici du nom </w:t>
       </w:r>
+      <w:proofErr w:type="spellStart"/>
       <w:r>
         <w:rPr>
           <w:b/>
@@ -11332,6 +12131,7 @@
         </w:rPr>
         <w:t>ListSheets</w:t>
       </w:r>
+      <w:proofErr w:type="spellEnd"/>
       <w:r>
         <w:t xml:space="preserve"> </w:t>
       </w:r>
@@ -11752,7 +12552,7 @@
       <w:pPr>
         <w:pStyle w:val="Titre3"/>
       </w:pPr>
-      <w:bookmarkStart w:id="30" w:name="_Toc225011958"/>
+      <w:bookmarkStart w:id="30" w:name="_Toc225093090"/>
       <w:r>
         <w:lastRenderedPageBreak/>
         <w:t>Étape 6 : Gérer les erreurs #REF ! avec la fonction SIERREUR</w:t>
@@ -11835,7 +12635,7 @@
       <w:pPr>
         <w:pStyle w:val="Titre4"/>
       </w:pPr>
-      <w:bookmarkStart w:id="31" w:name="_Toc225011959"/>
+      <w:bookmarkStart w:id="31" w:name="_Toc225093091"/>
       <w:r>
         <w:t>Syntaxe de la fonction SIERREUR</w:t>
       </w:r>
@@ -11916,7 +12716,33 @@
           <w:sz w:val="24"/>
           <w:szCs w:val="24"/>
         </w:rPr>
-        <w:t>=SIERREUR(valeur;valeur_si_erreur)</w:t>
+        <w:t>=SIERREUR(</w:t>
+      </w:r>
+      <w:proofErr w:type="spellStart"/>
+      <w:r>
+        <w:rPr>
+          <w:rFonts w:ascii="Courier New" w:hAnsi="Courier New" w:cs="Courier New"/>
+          <w:b/>
+          <w:bCs/>
+          <w:i/>
+          <w:iCs/>
+          <w:sz w:val="24"/>
+          <w:szCs w:val="24"/>
+        </w:rPr>
+        <w:t>valeur;valeur_si_erreur</w:t>
+      </w:r>
+      <w:proofErr w:type="spellEnd"/>
+      <w:r>
+        <w:rPr>
+          <w:rFonts w:ascii="Courier New" w:hAnsi="Courier New" w:cs="Courier New"/>
+          <w:b/>
+          <w:bCs/>
+          <w:i/>
+          <w:iCs/>
+          <w:sz w:val="24"/>
+          <w:szCs w:val="24"/>
+        </w:rPr>
+        <w:t>)</w:t>
       </w:r>
     </w:p>
     <w:p>
@@ -11955,6 +12781,7 @@
         </w:numPr>
         <w:spacing w:after="0"/>
       </w:pPr>
+      <w:proofErr w:type="spellStart"/>
       <w:r>
         <w:rPr>
           <w:b/>
@@ -11962,6 +12789,7 @@
         </w:rPr>
         <w:t>value_if_error</w:t>
       </w:r>
+      <w:proofErr w:type="spellEnd"/>
       <w:r>
         <w:t>    </w:t>
       </w:r>
@@ -11972,8 +12800,53 @@
         <w:t>Obligatoire</w:t>
       </w:r>
       <w:r>
-        <w:t>. Représente la valeur à renvoyer si une formule génère une erreur. Les types d’erreur suivants sont évalués : #N/A, #VALEUR!, #REF!, #DIV/0!, #NOMBRE!, #NOM?, ou #NUL!.</w:t>
-      </w:r>
+        <w:t>. Représente la valeur à renvoyer si une formule génère une erreur. Les types d’erreur suivants sont évalués : #N/A, #</w:t>
+      </w:r>
+      <w:proofErr w:type="gramStart"/>
+      <w:r>
+        <w:t>VALEUR!,</w:t>
+      </w:r>
+      <w:proofErr w:type="gramEnd"/>
+      <w:r>
+        <w:t xml:space="preserve"> #</w:t>
+      </w:r>
+      <w:proofErr w:type="gramStart"/>
+      <w:r>
+        <w:t>REF!,</w:t>
+      </w:r>
+      <w:proofErr w:type="gramEnd"/>
+      <w:r>
+        <w:t xml:space="preserve"> #DIV/</w:t>
+      </w:r>
+      <w:proofErr w:type="gramStart"/>
+      <w:r>
+        <w:t>0!,</w:t>
+      </w:r>
+      <w:proofErr w:type="gramEnd"/>
+      <w:r>
+        <w:t xml:space="preserve"> #</w:t>
+      </w:r>
+      <w:proofErr w:type="gramStart"/>
+      <w:r>
+        <w:t>NOMBRE!,</w:t>
+      </w:r>
+      <w:proofErr w:type="gramEnd"/>
+      <w:r>
+        <w:t xml:space="preserve"> #</w:t>
+      </w:r>
+      <w:proofErr w:type="gramStart"/>
+      <w:r>
+        <w:t>NOM?,</w:t>
+      </w:r>
+      <w:proofErr w:type="gramEnd"/>
+      <w:r>
+        <w:t xml:space="preserve"> ou #</w:t>
+      </w:r>
+      <w:proofErr w:type="gramStart"/>
+      <w:r>
+        <w:t>NUL!.</w:t>
+      </w:r>
+      <w:proofErr w:type="gramEnd"/>
     </w:p>
     <w:p>
       <w:pPr>
@@ -12366,7 +13239,7 @@
       <w:pPr>
         <w:pStyle w:val="Titre4"/>
       </w:pPr>
-      <w:bookmarkStart w:id="32" w:name="_Toc225011960"/>
+      <w:bookmarkStart w:id="32" w:name="_Toc225093092"/>
       <w:r>
         <w:t>Modification de la formule pour ne pas compter la feuille Sommaire</w:t>
       </w:r>
@@ -12389,6 +13262,7 @@
       <w:r>
         <w:t xml:space="preserve"> </w:t>
       </w:r>
+      <w:proofErr w:type="spellStart"/>
       <w:r>
         <w:rPr>
           <w:b/>
@@ -12398,6 +13272,7 @@
         </w:rPr>
         <w:t>no_col</w:t>
       </w:r>
+      <w:proofErr w:type="spellEnd"/>
       <w:r>
         <w:t>.</w:t>
       </w:r>
@@ -12534,7 +13409,7 @@
       <w:pPr>
         <w:pStyle w:val="Titre2"/>
       </w:pPr>
-      <w:bookmarkStart w:id="33" w:name="_Toc225011961"/>
+      <w:bookmarkStart w:id="33" w:name="_Toc225093093"/>
       <w:r>
         <w:t>Pour aller plus loin</w:t>
       </w:r>
@@ -12544,7 +13419,7 @@
       <w:pPr>
         <w:pStyle w:val="Titre3"/>
       </w:pPr>
-      <w:bookmarkStart w:id="34" w:name="_Toc225011962"/>
+      <w:bookmarkStart w:id="34" w:name="_Toc225093094"/>
       <w:r>
         <w:t>Rendre l'affichage</w:t>
       </w:r>
@@ -12724,7 +13599,7 @@
       <w:pPr>
         <w:pStyle w:val="Titre4"/>
       </w:pPr>
-      <w:bookmarkStart w:id="35" w:name="_Toc225011963"/>
+      <w:bookmarkStart w:id="35" w:name="_Toc225093095"/>
       <w:r>
         <w:t>Avec ALEA et TEXTE</w:t>
       </w:r>
@@ -12760,7 +13635,7 @@
       <w:pPr>
         <w:pStyle w:val="Titre5"/>
       </w:pPr>
-      <w:bookmarkStart w:id="36" w:name="_Toc225011964"/>
+      <w:bookmarkStart w:id="36" w:name="_Toc225093096"/>
       <w:r>
         <w:t xml:space="preserve">Syntaxe de la fonction </w:t>
       </w:r>
@@ -12932,7 +13807,7 @@
       <w:pPr>
         <w:pStyle w:val="Titre5"/>
       </w:pPr>
-      <w:bookmarkStart w:id="37" w:name="_Toc225011965"/>
+      <w:bookmarkStart w:id="37" w:name="_Toc225093097"/>
       <w:r>
         <w:t>Syntaxe de la fonction TEXTE</w:t>
       </w:r>
@@ -13019,7 +13894,33 @@
           <w:sz w:val="24"/>
           <w:szCs w:val="24"/>
         </w:rPr>
-        <w:t>= TEXTE(valeur; format_texte)</w:t>
+        <w:t xml:space="preserve">= TEXTE(valeur; </w:t>
+      </w:r>
+      <w:proofErr w:type="spellStart"/>
+      <w:r>
+        <w:rPr>
+          <w:rFonts w:ascii="Courier New" w:hAnsi="Courier New" w:cs="Courier New"/>
+          <w:b/>
+          <w:bCs/>
+          <w:i/>
+          <w:iCs/>
+          <w:sz w:val="24"/>
+          <w:szCs w:val="24"/>
+        </w:rPr>
+        <w:t>format_texte</w:t>
+      </w:r>
+      <w:proofErr w:type="spellEnd"/>
+      <w:r>
+        <w:rPr>
+          <w:rFonts w:ascii="Courier New" w:hAnsi="Courier New" w:cs="Courier New"/>
+          <w:b/>
+          <w:bCs/>
+          <w:i/>
+          <w:iCs/>
+          <w:sz w:val="24"/>
+          <w:szCs w:val="24"/>
+        </w:rPr>
+        <w:t>)</w:t>
       </w:r>
     </w:p>
     <w:p>
@@ -13064,6 +13965,7 @@
         </w:numPr>
         <w:spacing w:after="0"/>
       </w:pPr>
+      <w:proofErr w:type="spellStart"/>
       <w:r>
         <w:rPr>
           <w:b/>
@@ -13071,6 +13973,7 @@
         </w:rPr>
         <w:t>format_texte</w:t>
       </w:r>
+      <w:proofErr w:type="spellEnd"/>
       <w:r>
         <w:rPr>
           <w:b/>
@@ -13598,7 +14501,7 @@
       <w:pPr>
         <w:pStyle w:val="Titre4"/>
       </w:pPr>
-      <w:bookmarkStart w:id="38" w:name="_Toc225011966"/>
+      <w:bookmarkStart w:id="38" w:name="_Toc225093098"/>
       <w:r>
         <w:t>Avec</w:t>
       </w:r>
@@ -13619,7 +14522,7 @@
       <w:pPr>
         <w:pStyle w:val="Titre5"/>
       </w:pPr>
-      <w:bookmarkStart w:id="39" w:name="_Toc225011967"/>
+      <w:bookmarkStart w:id="39" w:name="_Toc225093099"/>
       <w:r>
         <w:t xml:space="preserve">Syntaxe de la fonction </w:t>
       </w:r>
@@ -13938,7 +14841,7 @@
       <w:pPr>
         <w:pStyle w:val="Titre5"/>
       </w:pPr>
-      <w:bookmarkStart w:id="40" w:name="_Toc225011968"/>
+      <w:bookmarkStart w:id="40" w:name="_Toc225093100"/>
       <w:r>
         <w:t>Syntaxe de la fonction T</w:t>
       </w:r>
@@ -14489,7 +15392,7 @@
       <w:pPr>
         <w:pStyle w:val="Titre3"/>
       </w:pPr>
-      <w:bookmarkStart w:id="41" w:name="_Toc225011969"/>
+      <w:bookmarkStart w:id="41" w:name="_Toc225093101"/>
       <w:r>
         <w:t>On peut ajouter des liens hypertexte sur le nom des feuilles.</w:t>
       </w:r>
@@ -14504,7 +15407,7 @@
       <w:pPr>
         <w:pStyle w:val="Titre4"/>
       </w:pPr>
-      <w:bookmarkStart w:id="42" w:name="_Toc225011970"/>
+      <w:bookmarkStart w:id="42" w:name="_Toc225093102"/>
       <w:r>
         <w:t>Ajouter des liens hypertexte manuellement</w:t>
       </w:r>
@@ -14555,7 +15458,7 @@
       <w:pPr>
         <w:pStyle w:val="Titre5"/>
       </w:pPr>
-      <w:bookmarkStart w:id="43" w:name="_Toc225011971"/>
+      <w:bookmarkStart w:id="43" w:name="_Toc225093103"/>
       <w:r>
         <w:lastRenderedPageBreak/>
         <w:t>Insérer des liens hypertextes sur les noms figurant dans le sommaire</w:t>
@@ -15053,7 +15956,7 @@
       <w:pPr>
         <w:pStyle w:val="Titre5"/>
       </w:pPr>
-      <w:bookmarkStart w:id="44" w:name="_Toc225011972"/>
+      <w:bookmarkStart w:id="44" w:name="_Toc225093104"/>
       <w:r>
         <w:t xml:space="preserve">Insérer une icône et </w:t>
       </w:r>
@@ -15945,7 +16848,7 @@
       <w:pPr>
         <w:pStyle w:val="Titre4"/>
       </w:pPr>
-      <w:bookmarkStart w:id="45" w:name="_Toc225011973"/>
+      <w:bookmarkStart w:id="45" w:name="_Toc225093105"/>
       <w:r>
         <w:t>Transition vers le VBA : ajouter des liens hypertexte par code</w:t>
       </w:r>
@@ -15991,7 +16894,7 @@
       <w:pPr>
         <w:pStyle w:val="Titre5"/>
       </w:pPr>
-      <w:bookmarkStart w:id="46" w:name="_Toc225011974"/>
+      <w:bookmarkStart w:id="46" w:name="_Toc225093106"/>
       <w:r>
         <w:t>Syntaxe VBA pour un hyperlien</w:t>
       </w:r>
@@ -16023,6 +16926,7 @@
       <w:r>
         <w:t xml:space="preserve">La classe </w:t>
       </w:r>
+      <w:proofErr w:type="spellStart"/>
       <w:r>
         <w:rPr>
           <w:b/>
@@ -16030,6 +16934,7 @@
         </w:rPr>
         <w:t>Hyperlink</w:t>
       </w:r>
+      <w:proofErr w:type="spellEnd"/>
     </w:p>
     <w:p>
       <w:pPr>
@@ -16043,6 +16948,7 @@
       <w:r>
         <w:t xml:space="preserve">La collection </w:t>
       </w:r>
+      <w:proofErr w:type="spellStart"/>
       <w:r>
         <w:rPr>
           <w:b/>
@@ -16050,6 +16956,7 @@
         </w:rPr>
         <w:t>Hyperlinks</w:t>
       </w:r>
+      <w:proofErr w:type="spellEnd"/>
     </w:p>
     <w:p>
       <w:pPr>
@@ -16188,6 +17095,7 @@
       <w:r>
         <w:t xml:space="preserve">a collection </w:t>
       </w:r>
+      <w:proofErr w:type="spellStart"/>
       <w:r>
         <w:rPr>
           <w:b/>
@@ -16195,6 +17103,7 @@
         </w:rPr>
         <w:t>Hyperlinks</w:t>
       </w:r>
+      <w:proofErr w:type="spellEnd"/>
       <w:r>
         <w:t>, qui comprend les paramètres suivants :</w:t>
       </w:r>
@@ -16420,9 +17329,11 @@
             <w:hideMark/>
           </w:tcPr>
           <w:p>
+            <w:proofErr w:type="spellStart"/>
             <w:r>
               <w:t>Address</w:t>
             </w:r>
+            <w:proofErr w:type="spellEnd"/>
           </w:p>
         </w:tc>
         <w:tc>
@@ -16473,9 +17384,11 @@
             <w:hideMark/>
           </w:tcPr>
           <w:p>
+            <w:proofErr w:type="spellStart"/>
             <w:r>
               <w:t>SubAddress</w:t>
             </w:r>
+            <w:proofErr w:type="spellEnd"/>
           </w:p>
         </w:tc>
         <w:tc>
@@ -16526,9 +17439,11 @@
             <w:hideMark/>
           </w:tcPr>
           <w:p>
+            <w:proofErr w:type="spellStart"/>
             <w:r>
               <w:t>ScreenTip</w:t>
             </w:r>
+            <w:proofErr w:type="spellEnd"/>
           </w:p>
         </w:tc>
         <w:tc>
@@ -16579,9 +17494,11 @@
             <w:hideMark/>
           </w:tcPr>
           <w:p>
+            <w:proofErr w:type="spellStart"/>
             <w:r>
               <w:t>TextToDisplay</w:t>
             </w:r>
+            <w:proofErr w:type="spellEnd"/>
           </w:p>
         </w:tc>
         <w:tc>
@@ -16687,7 +17604,7 @@
       <w:pPr>
         <w:pStyle w:val="Titre5"/>
       </w:pPr>
-      <w:bookmarkStart w:id="47" w:name="_Toc225011975"/>
+      <w:bookmarkStart w:id="47" w:name="_Toc225093107"/>
       <w:r>
         <w:t>Ajouter un index hyperlien des feuilles dans le classeur</w:t>
       </w:r>
@@ -16709,8 +17626,13 @@
       <w:r>
         <w:t xml:space="preserve">procédure </w:t>
       </w:r>
-      <w:r>
-        <w:t>Function.</w:t>
+      <w:proofErr w:type="spellStart"/>
+      <w:r>
+        <w:t>Function</w:t>
+      </w:r>
+      <w:proofErr w:type="spellEnd"/>
+      <w:r>
+        <w:t>.</w:t>
       </w:r>
     </w:p>
     <w:p>
@@ -16724,6 +17646,7 @@
           <w:lang w:val="en-US"/>
         </w:rPr>
       </w:pPr>
+      <w:proofErr w:type="spellStart"/>
       <w:r>
         <w:rPr>
           <w:b/>
@@ -16733,667 +17656,21 @@
           <w:u w:val="single"/>
           <w:lang w:val="en-US"/>
         </w:rPr>
-        <w:t>Procédure principale</w:t>
-      </w:r>
-    </w:p>
-    <w:p>
-      <w:pPr>
-        <w:spacing w:after="0"/>
-        <w:rPr>
-          <w:lang w:val="en-US"/>
-        </w:rPr>
-      </w:pPr>
-      <w:r>
-        <w:rPr>
-          <w:b/>
-          <w:bCs/>
-          <w:color w:val="0070C0"/>
-          <w:lang w:val="en-US"/>
-        </w:rPr>
-        <w:t xml:space="preserve">Sub </w:t>
-      </w:r>
-      <w:r>
-        <w:rPr>
-          <w:b/>
-          <w:bCs/>
-          <w:lang w:val="en-US"/>
-        </w:rPr>
-        <w:t>MakeSummaryWithHyperlink</w:t>
-      </w:r>
-      <w:r>
-        <w:rPr>
-          <w:lang w:val="en-US"/>
-        </w:rPr>
-        <w:t>()</w:t>
-      </w:r>
-    </w:p>
-    <w:p>
-      <w:pPr>
-        <w:spacing w:after="0"/>
-        <w:rPr>
-          <w:lang w:val="en-US"/>
-        </w:rPr>
-      </w:pPr>
-      <w:r>
-        <w:rPr>
-          <w:lang w:val="en-US"/>
-        </w:rPr>
-        <w:t>'Make a summary sheet with hyperlinks</w:t>
-      </w:r>
-    </w:p>
-    <w:p>
-      <w:pPr>
-        <w:spacing w:after="0"/>
-        <w:rPr>
-          <w:lang w:val="en-US"/>
-        </w:rPr>
-      </w:pPr>
-      <w:r>
-        <w:rPr>
-          <w:lang w:val="en-US"/>
-        </w:rPr>
-        <w:t xml:space="preserve"> On Error GoTo ErrorHandler</w:t>
-      </w:r>
-    </w:p>
-    <w:p>
-      <w:pPr>
-        <w:spacing w:after="0"/>
-        <w:rPr>
-          <w:lang w:val="en-US"/>
-        </w:rPr>
-      </w:pPr>
-      <w:r>
-        <w:rPr>
-          <w:lang w:val="en-US"/>
-        </w:rPr>
-        <w:t xml:space="preserve">    Dim objWsh As Worksheet</w:t>
-      </w:r>
-    </w:p>
-    <w:p>
-      <w:pPr>
-        <w:spacing w:after="0"/>
-        <w:rPr>
-          <w:lang w:val="en-US"/>
-        </w:rPr>
-      </w:pPr>
-      <w:r>
-        <w:rPr>
-          <w:lang w:val="en-US"/>
-        </w:rPr>
-        <w:t xml:space="preserve">    Dim objSummary As Worksheet</w:t>
-      </w:r>
-    </w:p>
-    <w:p>
-      <w:pPr>
-        <w:spacing w:after="0"/>
-        <w:rPr>
-          <w:lang w:val="en-US"/>
-        </w:rPr>
-      </w:pPr>
-      <w:r>
-        <w:rPr>
-          <w:lang w:val="en-US"/>
-        </w:rPr>
-        <w:t xml:space="preserve">    Dim strSheetSummary As String</w:t>
-      </w:r>
-    </w:p>
-    <w:p>
-      <w:pPr>
-        <w:spacing w:after="0"/>
-        <w:rPr>
-          <w:lang w:val="en-US"/>
-        </w:rPr>
-      </w:pPr>
-      <w:r>
-        <w:rPr>
-          <w:lang w:val="en-US"/>
-        </w:rPr>
-        <w:t xml:space="preserve">    strSheetSummary = "Sommaire"</w:t>
-      </w:r>
-    </w:p>
-    <w:p>
-      <w:pPr>
-        <w:spacing w:after="0"/>
-        <w:rPr>
-          <w:lang w:val="en-US"/>
-        </w:rPr>
-      </w:pPr>
-      <w:r>
-        <w:rPr>
-          <w:lang w:val="en-US"/>
-        </w:rPr>
-        <w:t xml:space="preserve">    Dim i As Integer</w:t>
-      </w:r>
-    </w:p>
-    <w:p>
-      <w:pPr>
-        <w:spacing w:after="0"/>
-        <w:rPr>
-          <w:lang w:val="en-US"/>
-        </w:rPr>
-      </w:pPr>
-    </w:p>
-    <w:p>
-      <w:pPr>
-        <w:spacing w:after="0"/>
-        <w:rPr>
-          <w:lang w:val="en-US"/>
-        </w:rPr>
-      </w:pPr>
-      <w:r>
-        <w:rPr>
-          <w:lang w:val="en-US"/>
-        </w:rPr>
-        <w:t xml:space="preserve">    Application.DisplayAlerts = False</w:t>
-      </w:r>
-    </w:p>
-    <w:p>
-      <w:pPr>
-        <w:spacing w:after="0"/>
-        <w:rPr>
-          <w:lang w:val="en-US"/>
-        </w:rPr>
-      </w:pPr>
-      <w:r>
-        <w:rPr>
-          <w:lang w:val="en-US"/>
-        </w:rPr>
-        <w:t xml:space="preserve">    </w:t>
-      </w:r>
-    </w:p>
-    <w:p>
-      <w:pPr>
-        <w:spacing w:after="0"/>
-        <w:rPr>
-          <w:lang w:val="en-US"/>
-        </w:rPr>
-      </w:pPr>
-      <w:r>
-        <w:rPr>
-          <w:lang w:val="en-US"/>
-        </w:rPr>
-        <w:t xml:space="preserve">    'Check if the "Summary" sheet already exists with function</w:t>
-      </w:r>
-    </w:p>
-    <w:p>
-      <w:pPr>
-        <w:spacing w:after="0"/>
-        <w:rPr>
-          <w:lang w:val="en-US"/>
-        </w:rPr>
-      </w:pPr>
-      <w:r>
-        <w:rPr>
-          <w:lang w:val="en-US"/>
-        </w:rPr>
-        <w:t xml:space="preserve">    If CheckSheetExist(strSheetSummary) Then</w:t>
-      </w:r>
-    </w:p>
-    <w:p>
-      <w:pPr>
-        <w:spacing w:after="0"/>
-        <w:rPr>
-          <w:lang w:val="en-US"/>
-        </w:rPr>
-      </w:pPr>
-      <w:r>
-        <w:rPr>
-          <w:lang w:val="en-US"/>
-        </w:rPr>
-        <w:t xml:space="preserve">        'if Summary sheet exists then delete it</w:t>
-      </w:r>
-    </w:p>
-    <w:p>
-      <w:pPr>
-        <w:spacing w:after="0"/>
-        <w:rPr>
-          <w:lang w:val="en-US"/>
-        </w:rPr>
-      </w:pPr>
-      <w:r>
-        <w:rPr>
-          <w:lang w:val="en-US"/>
-        </w:rPr>
-        <w:t xml:space="preserve">        Worksheets(strSheetSummary).Delete</w:t>
-      </w:r>
-    </w:p>
-    <w:p>
-      <w:pPr>
-        <w:spacing w:after="0"/>
-        <w:rPr>
-          <w:lang w:val="en-US"/>
-        </w:rPr>
-      </w:pPr>
-      <w:r>
-        <w:rPr>
-          <w:lang w:val="en-US"/>
-        </w:rPr>
-        <w:t xml:space="preserve">    End If</w:t>
-      </w:r>
-    </w:p>
-    <w:p>
-      <w:pPr>
-        <w:spacing w:after="0"/>
-        <w:rPr>
-          <w:lang w:val="en-US"/>
-        </w:rPr>
-      </w:pPr>
-      <w:r>
-        <w:rPr>
-          <w:lang w:val="en-US"/>
-        </w:rPr>
-        <w:t xml:space="preserve">   </w:t>
-      </w:r>
-    </w:p>
-    <w:p>
-      <w:pPr>
-        <w:spacing w:after="0"/>
-        <w:rPr>
-          <w:lang w:val="en-US"/>
-        </w:rPr>
-      </w:pPr>
-      <w:r>
-        <w:rPr>
-          <w:lang w:val="en-US"/>
-        </w:rPr>
-        <w:t xml:space="preserve">    Application.DisplayAlerts = True</w:t>
-      </w:r>
-    </w:p>
-    <w:p>
-      <w:pPr>
-        <w:spacing w:after="0"/>
-        <w:rPr>
-          <w:lang w:val="en-US"/>
-        </w:rPr>
-      </w:pPr>
-    </w:p>
-    <w:p>
-      <w:pPr>
-        <w:spacing w:after="0"/>
-        <w:rPr>
-          <w:lang w:val="en-US"/>
-        </w:rPr>
-      </w:pPr>
-      <w:r>
-        <w:rPr>
-          <w:lang w:val="en-US"/>
-        </w:rPr>
-        <w:t xml:space="preserve">    'Add the Summary sheet with function</w:t>
-      </w:r>
-    </w:p>
-    <w:p>
-      <w:pPr>
-        <w:spacing w:after="0"/>
-        <w:rPr>
-          <w:lang w:val="en-US"/>
-        </w:rPr>
-      </w:pPr>
-      <w:r>
-        <w:rPr>
-          <w:lang w:val="en-US"/>
-        </w:rPr>
-        <w:t xml:space="preserve">    AddWorksheet (strSheetSummary)</w:t>
-      </w:r>
-    </w:p>
-    <w:p>
-      <w:pPr>
-        <w:spacing w:after="0"/>
-        <w:rPr>
-          <w:lang w:val="en-US"/>
-        </w:rPr>
-      </w:pPr>
-      <w:r>
-        <w:rPr>
-          <w:lang w:val="en-US"/>
-        </w:rPr>
-        <w:t xml:space="preserve">    Set objSummary = Worksheets(strSheetSummary)</w:t>
-      </w:r>
-    </w:p>
-    <w:p>
-      <w:pPr>
-        <w:spacing w:after="0"/>
-        <w:rPr>
-          <w:lang w:val="en-US"/>
-        </w:rPr>
-      </w:pPr>
-    </w:p>
-    <w:p>
-      <w:pPr>
-        <w:spacing w:after="0"/>
-      </w:pPr>
-      <w:r>
-        <w:rPr>
-          <w:lang w:val="en-US"/>
-        </w:rPr>
-        <w:t xml:space="preserve">    </w:t>
-      </w:r>
-      <w:r>
-        <w:t>' Header</w:t>
-      </w:r>
-    </w:p>
-    <w:p>
-      <w:pPr>
-        <w:spacing w:after="0"/>
-      </w:pPr>
-      <w:r>
-        <w:lastRenderedPageBreak/>
-        <w:t xml:space="preserve">     objSummary.Range("A1").Value = "Liste des feuilles"</w:t>
-      </w:r>
-    </w:p>
-    <w:p>
-      <w:pPr>
-        <w:spacing w:after="0"/>
-        <w:rPr>
-          <w:lang w:val="en-US"/>
-        </w:rPr>
-      </w:pPr>
-      <w:r>
-        <w:t xml:space="preserve">    </w:t>
-      </w:r>
-      <w:r>
-        <w:rPr>
-          <w:lang w:val="en-US"/>
-        </w:rPr>
-        <w:t>objSummary.Range("A1").Font.Bold = True</w:t>
-      </w:r>
-    </w:p>
-    <w:p>
-      <w:pPr>
-        <w:spacing w:after="0"/>
-        <w:rPr>
-          <w:lang w:val="en-US"/>
-        </w:rPr>
-      </w:pPr>
-    </w:p>
-    <w:p>
-      <w:pPr>
-        <w:spacing w:after="0"/>
-        <w:rPr>
-          <w:lang w:val="en-US"/>
-        </w:rPr>
-      </w:pPr>
-      <w:r>
-        <w:rPr>
-          <w:lang w:val="en-US"/>
-        </w:rPr>
-        <w:t xml:space="preserve">    'Loop on all sheets</w:t>
-      </w:r>
-    </w:p>
-    <w:p>
-      <w:pPr>
-        <w:spacing w:after="0"/>
-        <w:rPr>
-          <w:lang w:val="en-US"/>
-        </w:rPr>
-      </w:pPr>
-      <w:r>
-        <w:rPr>
-          <w:lang w:val="en-US"/>
-        </w:rPr>
-        <w:t xml:space="preserve">    i = 2 ' we start at 2 because of the column header</w:t>
-      </w:r>
-    </w:p>
-    <w:p>
-      <w:pPr>
-        <w:spacing w:after="0"/>
-        <w:rPr>
-          <w:lang w:val="en-US"/>
-        </w:rPr>
-      </w:pPr>
-      <w:r>
-        <w:rPr>
-          <w:lang w:val="en-US"/>
-        </w:rPr>
-        <w:t xml:space="preserve">    For Each objWsh In ThisWorkbook.Worksheets</w:t>
-      </w:r>
-    </w:p>
-    <w:p>
-      <w:pPr>
-        <w:spacing w:after="0"/>
-        <w:rPr>
-          <w:lang w:val="en-US"/>
-        </w:rPr>
-      </w:pPr>
-      <w:r>
-        <w:rPr>
-          <w:lang w:val="en-US"/>
-        </w:rPr>
-        <w:t xml:space="preserve">        If objWsh.Name &lt;&gt; strSheetSummary Then</w:t>
-      </w:r>
-    </w:p>
-    <w:p>
-      <w:pPr>
-        <w:spacing w:after="0"/>
-        <w:rPr>
-          <w:lang w:val="en-US"/>
-        </w:rPr>
-      </w:pPr>
-      <w:r>
-        <w:rPr>
-          <w:lang w:val="en-US"/>
-        </w:rPr>
-        <w:t xml:space="preserve">            objSummary.Hyperlinks.Add _</w:t>
-      </w:r>
-    </w:p>
-    <w:p>
-      <w:pPr>
-        <w:spacing w:after="0"/>
-        <w:rPr>
-          <w:lang w:val="en-US"/>
-        </w:rPr>
-      </w:pPr>
-      <w:r>
-        <w:rPr>
-          <w:lang w:val="en-US"/>
-        </w:rPr>
-        <w:t xml:space="preserve">                Anchor:=objSummary.Range("A" &amp; i), _</w:t>
-      </w:r>
-    </w:p>
-    <w:p>
-      <w:pPr>
-        <w:spacing w:after="0"/>
-        <w:rPr>
-          <w:lang w:val="en-US"/>
-        </w:rPr>
-      </w:pPr>
-      <w:r>
-        <w:rPr>
-          <w:lang w:val="en-US"/>
-        </w:rPr>
-        <w:t xml:space="preserve">                Address:="", _</w:t>
-      </w:r>
-    </w:p>
-    <w:p>
-      <w:pPr>
-        <w:spacing w:after="0"/>
-        <w:rPr>
-          <w:lang w:val="en-US"/>
-        </w:rPr>
-      </w:pPr>
-      <w:r>
-        <w:rPr>
-          <w:lang w:val="en-US"/>
-        </w:rPr>
-        <w:t xml:space="preserve">                SubAddress:="'" &amp; objWsh.Name &amp; "'!A1", _</w:t>
-      </w:r>
-    </w:p>
-    <w:p>
-      <w:pPr>
-        <w:spacing w:after="0"/>
-        <w:rPr>
-          <w:lang w:val="en-US"/>
-        </w:rPr>
-      </w:pPr>
-      <w:r>
-        <w:rPr>
-          <w:lang w:val="en-US"/>
-        </w:rPr>
-        <w:t xml:space="preserve">                TextToDisplay:=objWsh.Name</w:t>
-      </w:r>
-    </w:p>
-    <w:p>
-      <w:pPr>
-        <w:spacing w:after="0"/>
-        <w:rPr>
-          <w:lang w:val="en-US"/>
-        </w:rPr>
-      </w:pPr>
-      <w:r>
-        <w:rPr>
-          <w:lang w:val="en-US"/>
-        </w:rPr>
-        <w:t xml:space="preserve">            i = i + 1</w:t>
-      </w:r>
-    </w:p>
-    <w:p>
-      <w:pPr>
-        <w:spacing w:after="0"/>
-        <w:rPr>
-          <w:lang w:val="en-US"/>
-        </w:rPr>
-      </w:pPr>
-      <w:r>
-        <w:rPr>
-          <w:lang w:val="en-US"/>
-        </w:rPr>
-        <w:t xml:space="preserve">        End If</w:t>
-      </w:r>
-    </w:p>
-    <w:p>
-      <w:pPr>
-        <w:spacing w:after="0"/>
-        <w:rPr>
-          <w:lang w:val="en-US"/>
-        </w:rPr>
-      </w:pPr>
-      <w:r>
-        <w:rPr>
-          <w:lang w:val="en-US"/>
-        </w:rPr>
-        <w:t xml:space="preserve">    Next objWsh</w:t>
-      </w:r>
-    </w:p>
-    <w:p>
-      <w:pPr>
-        <w:spacing w:after="0"/>
-        <w:rPr>
-          <w:lang w:val="en-US"/>
-        </w:rPr>
-      </w:pPr>
-      <w:r>
-        <w:rPr>
-          <w:lang w:val="en-US"/>
-        </w:rPr>
-        <w:t xml:space="preserve">    objSummary.Columns("A").AutoFit</w:t>
-      </w:r>
-    </w:p>
-    <w:p>
-      <w:pPr>
-        <w:spacing w:after="0"/>
-        <w:rPr>
-          <w:lang w:val="en-US"/>
-        </w:rPr>
-      </w:pPr>
-      <w:r>
-        <w:rPr>
-          <w:lang w:val="en-US"/>
-        </w:rPr>
-        <w:t xml:space="preserve">    </w:t>
-      </w:r>
-    </w:p>
-    <w:p>
-      <w:pPr>
-        <w:spacing w:after="0"/>
-        <w:rPr>
-          <w:lang w:val="en-US"/>
-        </w:rPr>
-      </w:pPr>
-      <w:r>
-        <w:rPr>
-          <w:lang w:val="en-US"/>
-        </w:rPr>
-        <w:t xml:space="preserve">    Set objSummary = Nothing</w:t>
-      </w:r>
-    </w:p>
-    <w:p>
-      <w:pPr>
-        <w:spacing w:after="0"/>
-        <w:rPr>
-          <w:lang w:val="en-US"/>
-        </w:rPr>
-      </w:pPr>
-      <w:r>
-        <w:rPr>
-          <w:lang w:val="en-US"/>
-        </w:rPr>
-        <w:t xml:space="preserve">    Exit Sub</w:t>
-      </w:r>
-    </w:p>
-    <w:p>
-      <w:pPr>
-        <w:spacing w:after="0"/>
-        <w:rPr>
-          <w:lang w:val="en-US"/>
-        </w:rPr>
-      </w:pPr>
-      <w:r>
-        <w:rPr>
-          <w:lang w:val="en-US"/>
-        </w:rPr>
-        <w:t>ErrorHandler:</w:t>
-      </w:r>
-    </w:p>
-    <w:p>
-      <w:pPr>
-        <w:spacing w:after="0"/>
-      </w:pPr>
-      <w:r>
-        <w:rPr>
-          <w:lang w:val="en-US"/>
-        </w:rPr>
-        <w:t xml:space="preserve">    </w:t>
-      </w:r>
-      <w:r>
-        <w:t>MsgBox "Impossible de générer la feuille Sommaire '" &amp; strSheetSummary &amp; "'." &amp; vbCrLf &amp; _</w:t>
-      </w:r>
-    </w:p>
-    <w:p>
-      <w:pPr>
-        <w:spacing w:after="0"/>
-      </w:pPr>
-      <w:r>
-        <w:t xml:space="preserve">           "Erreur : " &amp; Err.Description, vbCritical, "Erreur VBA"</w:t>
-      </w:r>
-    </w:p>
-    <w:p>
-      <w:pPr>
-        <w:spacing w:after="0"/>
-        <w:rPr>
-          <w:b/>
-          <w:bCs/>
-          <w:color w:val="0070C0"/>
-        </w:rPr>
-      </w:pPr>
-      <w:r>
-        <w:rPr>
-          <w:b/>
-          <w:bCs/>
-          <w:color w:val="0070C0"/>
-        </w:rPr>
-        <w:t>End Sub</w:t>
-      </w:r>
-    </w:p>
-    <w:p/>
-    <w:p>
-      <w:pPr>
+        <w:t>Procédure</w:t>
+      </w:r>
+      <w:proofErr w:type="spellEnd"/>
+      <w:r>
         <w:rPr>
           <w:b/>
           <w:bCs/>
           <w:sz w:val="24"/>
           <w:szCs w:val="24"/>
           <w:u w:val="single"/>
-        </w:rPr>
-      </w:pPr>
+          <w:lang w:val="en-US"/>
+        </w:rPr>
+        <w:t xml:space="preserve"> </w:t>
+      </w:r>
+      <w:proofErr w:type="spellStart"/>
       <w:r>
         <w:rPr>
           <w:b/>
@@ -17401,9 +17678,11 @@
           <w:sz w:val="24"/>
           <w:szCs w:val="24"/>
           <w:u w:val="single"/>
-        </w:rPr>
-        <w:t>Fonction pour tester si la feuille existe déjà.</w:t>
-      </w:r>
+          <w:lang w:val="en-US"/>
+        </w:rPr>
+        <w:t>principale</w:t>
+      </w:r>
+      <w:proofErr w:type="spellEnd"/>
     </w:p>
     <w:p>
       <w:pPr>
@@ -17419,69 +17698,425 @@
           <w:color w:val="0070C0"/>
           <w:lang w:val="en-US"/>
         </w:rPr>
-        <w:t>Function</w:t>
-      </w:r>
+        <w:t xml:space="preserve">Sub </w:t>
+      </w:r>
+      <w:proofErr w:type="spellStart"/>
+      <w:r>
+        <w:rPr>
+          <w:b/>
+          <w:bCs/>
+          <w:lang w:val="en-US"/>
+        </w:rPr>
+        <w:t>MakeSummaryWithHyperlink</w:t>
+      </w:r>
+      <w:proofErr w:type="spellEnd"/>
+      <w:r>
+        <w:rPr>
+          <w:lang w:val="en-US"/>
+        </w:rPr>
+        <w:t>()</w:t>
+      </w:r>
+    </w:p>
+    <w:p>
+      <w:pPr>
+        <w:spacing w:after="0"/>
+        <w:rPr>
+          <w:lang w:val="en-US"/>
+        </w:rPr>
+      </w:pPr>
+      <w:r>
+        <w:rPr>
+          <w:lang w:val="en-US"/>
+        </w:rPr>
+        <w:t>'Make a summary sheet with hyperlinks</w:t>
+      </w:r>
+    </w:p>
+    <w:p>
+      <w:pPr>
+        <w:spacing w:after="0"/>
+        <w:rPr>
+          <w:lang w:val="en-US"/>
+        </w:rPr>
+      </w:pPr>
+      <w:r>
+        <w:rPr>
+          <w:lang w:val="en-US"/>
+        </w:rPr>
+        <w:t xml:space="preserve"> On Error </w:t>
+      </w:r>
+      <w:proofErr w:type="spellStart"/>
+      <w:r>
+        <w:rPr>
+          <w:lang w:val="en-US"/>
+        </w:rPr>
+        <w:t>GoTo</w:t>
+      </w:r>
+      <w:proofErr w:type="spellEnd"/>
       <w:r>
         <w:rPr>
           <w:lang w:val="en-US"/>
         </w:rPr>
         <w:t xml:space="preserve"> </w:t>
       </w:r>
-      <w:r>
-        <w:rPr>
-          <w:b/>
-          <w:bCs/>
+      <w:proofErr w:type="spellStart"/>
+      <w:r>
+        <w:rPr>
+          <w:lang w:val="en-US"/>
+        </w:rPr>
+        <w:t>ErrorHandler</w:t>
+      </w:r>
+      <w:proofErr w:type="spellEnd"/>
+    </w:p>
+    <w:p>
+      <w:pPr>
+        <w:spacing w:after="0"/>
+        <w:rPr>
+          <w:lang w:val="en-US"/>
+        </w:rPr>
+      </w:pPr>
+      <w:r>
+        <w:rPr>
+          <w:lang w:val="en-US"/>
+        </w:rPr>
+        <w:t xml:space="preserve">    Dim </w:t>
+      </w:r>
+      <w:proofErr w:type="spellStart"/>
+      <w:r>
+        <w:rPr>
+          <w:lang w:val="en-US"/>
+        </w:rPr>
+        <w:t>objWsh</w:t>
+      </w:r>
+      <w:proofErr w:type="spellEnd"/>
+      <w:r>
+        <w:rPr>
+          <w:lang w:val="en-US"/>
+        </w:rPr>
+        <w:t xml:space="preserve"> As Worksheet</w:t>
+      </w:r>
+    </w:p>
+    <w:p>
+      <w:pPr>
+        <w:spacing w:after="0"/>
+        <w:rPr>
+          <w:lang w:val="en-US"/>
+        </w:rPr>
+      </w:pPr>
+      <w:r>
+        <w:rPr>
+          <w:lang w:val="en-US"/>
+        </w:rPr>
+        <w:t xml:space="preserve">    Dim </w:t>
+      </w:r>
+      <w:proofErr w:type="spellStart"/>
+      <w:r>
+        <w:rPr>
+          <w:lang w:val="en-US"/>
+        </w:rPr>
+        <w:t>objSummary</w:t>
+      </w:r>
+      <w:proofErr w:type="spellEnd"/>
+      <w:r>
+        <w:rPr>
+          <w:lang w:val="en-US"/>
+        </w:rPr>
+        <w:t xml:space="preserve"> As Worksheet</w:t>
+      </w:r>
+    </w:p>
+    <w:p>
+      <w:pPr>
+        <w:spacing w:after="0"/>
+        <w:rPr>
+          <w:lang w:val="en-US"/>
+        </w:rPr>
+      </w:pPr>
+      <w:r>
+        <w:rPr>
+          <w:lang w:val="en-US"/>
+        </w:rPr>
+        <w:t xml:space="preserve">    Dim </w:t>
+      </w:r>
+      <w:proofErr w:type="spellStart"/>
+      <w:r>
+        <w:rPr>
+          <w:lang w:val="en-US"/>
+        </w:rPr>
+        <w:t>strSheetSummary</w:t>
+      </w:r>
+      <w:proofErr w:type="spellEnd"/>
+      <w:r>
+        <w:rPr>
+          <w:lang w:val="en-US"/>
+        </w:rPr>
+        <w:t xml:space="preserve"> As String</w:t>
+      </w:r>
+    </w:p>
+    <w:p>
+      <w:pPr>
+        <w:spacing w:after="0"/>
+        <w:rPr>
+          <w:lang w:val="en-US"/>
+        </w:rPr>
+      </w:pPr>
+      <w:r>
+        <w:rPr>
+          <w:lang w:val="en-US"/>
+        </w:rPr>
+        <w:t xml:space="preserve">    </w:t>
+      </w:r>
+      <w:proofErr w:type="spellStart"/>
+      <w:r>
+        <w:rPr>
+          <w:lang w:val="en-US"/>
+        </w:rPr>
+        <w:t>strSheetSummary</w:t>
+      </w:r>
+      <w:proofErr w:type="spellEnd"/>
+      <w:r>
+        <w:rPr>
+          <w:lang w:val="en-US"/>
+        </w:rPr>
+        <w:t xml:space="preserve"> = "</w:t>
+      </w:r>
+      <w:proofErr w:type="spellStart"/>
+      <w:r>
+        <w:rPr>
+          <w:lang w:val="en-US"/>
+        </w:rPr>
+        <w:t>Sommaire</w:t>
+      </w:r>
+      <w:proofErr w:type="spellEnd"/>
+      <w:r>
+        <w:rPr>
+          <w:lang w:val="en-US"/>
+        </w:rPr>
+        <w:t>"</w:t>
+      </w:r>
+    </w:p>
+    <w:p>
+      <w:pPr>
+        <w:spacing w:after="0"/>
+        <w:rPr>
+          <w:lang w:val="en-US"/>
+        </w:rPr>
+      </w:pPr>
+      <w:r>
+        <w:rPr>
+          <w:lang w:val="en-US"/>
+        </w:rPr>
+        <w:t xml:space="preserve">    </w:t>
+      </w:r>
+      <w:proofErr w:type="gramStart"/>
+      <w:r>
+        <w:rPr>
+          <w:lang w:val="en-US"/>
+        </w:rPr>
+        <w:t xml:space="preserve">Dim </w:t>
+      </w:r>
+      <w:proofErr w:type="spellStart"/>
+      <w:r>
+        <w:rPr>
+          <w:lang w:val="en-US"/>
+        </w:rPr>
+        <w:t>i</w:t>
+      </w:r>
+      <w:proofErr w:type="spellEnd"/>
+      <w:proofErr w:type="gramEnd"/>
+      <w:r>
+        <w:rPr>
+          <w:lang w:val="en-US"/>
+        </w:rPr>
+        <w:t xml:space="preserve"> As Integer</w:t>
+      </w:r>
+    </w:p>
+    <w:p>
+      <w:pPr>
+        <w:spacing w:after="0"/>
+        <w:rPr>
+          <w:lang w:val="en-US"/>
+        </w:rPr>
+      </w:pPr>
+    </w:p>
+    <w:p>
+      <w:pPr>
+        <w:spacing w:after="0"/>
+        <w:rPr>
+          <w:lang w:val="en-US"/>
+        </w:rPr>
+      </w:pPr>
+      <w:r>
+        <w:rPr>
+          <w:lang w:val="en-US"/>
+        </w:rPr>
+        <w:t xml:space="preserve">    </w:t>
+      </w:r>
+      <w:proofErr w:type="spellStart"/>
+      <w:r>
+        <w:rPr>
+          <w:lang w:val="en-US"/>
+        </w:rPr>
+        <w:t>Application.DisplayAlerts</w:t>
+      </w:r>
+      <w:proofErr w:type="spellEnd"/>
+      <w:r>
+        <w:rPr>
+          <w:lang w:val="en-US"/>
+        </w:rPr>
+        <w:t xml:space="preserve"> = False</w:t>
+      </w:r>
+    </w:p>
+    <w:p>
+      <w:pPr>
+        <w:spacing w:after="0"/>
+        <w:rPr>
+          <w:lang w:val="en-US"/>
+        </w:rPr>
+      </w:pPr>
+      <w:r>
+        <w:rPr>
+          <w:lang w:val="en-US"/>
+        </w:rPr>
+        <w:t xml:space="preserve">    </w:t>
+      </w:r>
+    </w:p>
+    <w:p>
+      <w:pPr>
+        <w:spacing w:after="0"/>
+        <w:rPr>
+          <w:lang w:val="en-US"/>
+        </w:rPr>
+      </w:pPr>
+      <w:r>
+        <w:rPr>
+          <w:lang w:val="en-US"/>
+        </w:rPr>
+        <w:t xml:space="preserve">    'Check if the "Summary" sheet already exists with function</w:t>
+      </w:r>
+    </w:p>
+    <w:p>
+      <w:pPr>
+        <w:spacing w:after="0"/>
+        <w:rPr>
+          <w:lang w:val="en-US"/>
+        </w:rPr>
+      </w:pPr>
+      <w:r>
+        <w:rPr>
+          <w:lang w:val="en-US"/>
+        </w:rPr>
+        <w:t xml:space="preserve">    If </w:t>
+      </w:r>
+      <w:proofErr w:type="spellStart"/>
+      <w:r>
+        <w:rPr>
           <w:lang w:val="en-US"/>
         </w:rPr>
         <w:t>CheckSheetExist</w:t>
       </w:r>
-      <w:r>
-        <w:rPr>
-          <w:lang w:val="en-US"/>
-        </w:rPr>
-        <w:t>(strSheetSummary As String, Optional wBk As Workbook) As Boolean</w:t>
-      </w:r>
-    </w:p>
-    <w:p>
-      <w:pPr>
-        <w:spacing w:after="0"/>
-        <w:rPr>
-          <w:lang w:val="en-US"/>
-        </w:rPr>
-      </w:pPr>
-      <w:r>
-        <w:rPr>
-          <w:lang w:val="en-US"/>
-        </w:rPr>
-        <w:t>'Check if sheet exists</w:t>
-      </w:r>
-    </w:p>
-    <w:p>
-      <w:pPr>
-        <w:spacing w:after="0"/>
-        <w:rPr>
-          <w:lang w:val="en-US"/>
-        </w:rPr>
-      </w:pPr>
-      <w:r>
-        <w:rPr>
-          <w:lang w:val="en-US"/>
-        </w:rPr>
-        <w:t xml:space="preserve">    On Error GoTo ErrorHandler</w:t>
-      </w:r>
-    </w:p>
-    <w:p>
-      <w:pPr>
-        <w:spacing w:after="0"/>
-        <w:rPr>
-          <w:lang w:val="en-US"/>
-        </w:rPr>
-      </w:pPr>
-      <w:r>
-        <w:rPr>
-          <w:lang w:val="en-US"/>
-        </w:rPr>
-        <w:t xml:space="preserve">    Dim objWsh As Worksheet</w:t>
+      <w:proofErr w:type="spellEnd"/>
+      <w:r>
+        <w:rPr>
+          <w:lang w:val="en-US"/>
+        </w:rPr>
+        <w:t>(</w:t>
+      </w:r>
+      <w:proofErr w:type="spellStart"/>
+      <w:r>
+        <w:rPr>
+          <w:lang w:val="en-US"/>
+        </w:rPr>
+        <w:t>strSheetSummary</w:t>
+      </w:r>
+      <w:proofErr w:type="spellEnd"/>
+      <w:r>
+        <w:rPr>
+          <w:lang w:val="en-US"/>
+        </w:rPr>
+        <w:t>) Then</w:t>
+      </w:r>
+    </w:p>
+    <w:p>
+      <w:pPr>
+        <w:spacing w:after="0"/>
+        <w:rPr>
+          <w:lang w:val="en-US"/>
+        </w:rPr>
+      </w:pPr>
+      <w:r>
+        <w:rPr>
+          <w:lang w:val="en-US"/>
+        </w:rPr>
+        <w:t xml:space="preserve">        '</w:t>
+      </w:r>
+      <w:proofErr w:type="gramStart"/>
+      <w:r>
+        <w:rPr>
+          <w:lang w:val="en-US"/>
+        </w:rPr>
+        <w:t>if</w:t>
+      </w:r>
+      <w:proofErr w:type="gramEnd"/>
+      <w:r>
+        <w:rPr>
+          <w:lang w:val="en-US"/>
+        </w:rPr>
+        <w:t xml:space="preserve"> Summary sheet exists then delete it</w:t>
+      </w:r>
+    </w:p>
+    <w:p>
+      <w:pPr>
+        <w:spacing w:after="0"/>
+        <w:rPr>
+          <w:lang w:val="en-US"/>
+        </w:rPr>
+      </w:pPr>
+      <w:r>
+        <w:rPr>
+          <w:lang w:val="en-US"/>
+        </w:rPr>
+        <w:t xml:space="preserve">        Worksheets(</w:t>
+      </w:r>
+      <w:proofErr w:type="spellStart"/>
+      <w:r>
+        <w:rPr>
+          <w:lang w:val="en-US"/>
+        </w:rPr>
+        <w:t>strSheetSummary</w:t>
+      </w:r>
+      <w:proofErr w:type="spellEnd"/>
+      <w:r>
+        <w:rPr>
+          <w:lang w:val="en-US"/>
+        </w:rPr>
+        <w:t>).Delete</w:t>
+      </w:r>
+    </w:p>
+    <w:p>
+      <w:pPr>
+        <w:spacing w:after="0"/>
+        <w:rPr>
+          <w:lang w:val="en-US"/>
+        </w:rPr>
+      </w:pPr>
+      <w:r>
+        <w:rPr>
+          <w:lang w:val="en-US"/>
+        </w:rPr>
+        <w:t xml:space="preserve">    End If</w:t>
+      </w:r>
+    </w:p>
+    <w:p>
+      <w:pPr>
+        <w:spacing w:after="0"/>
+        <w:rPr>
+          <w:lang w:val="en-US"/>
+        </w:rPr>
+      </w:pPr>
+      <w:r>
+        <w:rPr>
+          <w:lang w:val="en-US"/>
+        </w:rPr>
+        <w:t xml:space="preserve">   </w:t>
       </w:r>
     </w:p>
     <w:p>
@@ -17497,19 +18132,41 @@
         </w:rPr>
         <w:t xml:space="preserve">    </w:t>
       </w:r>
-    </w:p>
-    <w:p>
-      <w:pPr>
-        <w:spacing w:after="0"/>
-        <w:rPr>
-          <w:lang w:val="en-US"/>
-        </w:rPr>
-      </w:pPr>
-      <w:r>
-        <w:rPr>
-          <w:lang w:val="en-US"/>
-        </w:rPr>
-        <w:t xml:space="preserve">    If wBk Is Nothing Then Set wBk = ThisWorkbook</w:t>
+      <w:proofErr w:type="spellStart"/>
+      <w:r>
+        <w:rPr>
+          <w:lang w:val="en-US"/>
+        </w:rPr>
+        <w:t>Application.DisplayAlerts</w:t>
+      </w:r>
+      <w:proofErr w:type="spellEnd"/>
+      <w:r>
+        <w:rPr>
+          <w:lang w:val="en-US"/>
+        </w:rPr>
+        <w:t xml:space="preserve"> = True</w:t>
+      </w:r>
+    </w:p>
+    <w:p>
+      <w:pPr>
+        <w:spacing w:after="0"/>
+        <w:rPr>
+          <w:lang w:val="en-US"/>
+        </w:rPr>
+      </w:pPr>
+    </w:p>
+    <w:p>
+      <w:pPr>
+        <w:spacing w:after="0"/>
+        <w:rPr>
+          <w:lang w:val="en-US"/>
+        </w:rPr>
+      </w:pPr>
+      <w:r>
+        <w:rPr>
+          <w:lang w:val="en-US"/>
+        </w:rPr>
+        <w:t xml:space="preserve">    'Add the Summary sheet with function</w:t>
       </w:r>
     </w:p>
     <w:p>
@@ -17525,61 +18182,485 @@
         </w:rPr>
         <w:t xml:space="preserve">    </w:t>
       </w:r>
-    </w:p>
-    <w:p>
-      <w:pPr>
-        <w:spacing w:after="0"/>
-        <w:rPr>
-          <w:lang w:val="en-US"/>
-        </w:rPr>
-      </w:pPr>
-      <w:r>
-        <w:rPr>
-          <w:lang w:val="en-US"/>
-        </w:rPr>
-        <w:t xml:space="preserve">    For Each objWsh In wBk.Worksheets</w:t>
-      </w:r>
-    </w:p>
-    <w:p>
-      <w:pPr>
-        <w:spacing w:after="0"/>
-        <w:rPr>
-          <w:lang w:val="en-US"/>
-        </w:rPr>
-      </w:pPr>
-      <w:r>
-        <w:rPr>
-          <w:lang w:val="en-US"/>
-        </w:rPr>
-        <w:t xml:space="preserve">        If UCase(Trim(objWsh.Name)) = UCase(Trim(strSheetSummary)) Then</w:t>
-      </w:r>
-    </w:p>
-    <w:p>
-      <w:pPr>
-        <w:spacing w:after="0"/>
-        <w:rPr>
-          <w:lang w:val="en-US"/>
-        </w:rPr>
-      </w:pPr>
-      <w:r>
-        <w:rPr>
-          <w:lang w:val="en-US"/>
-        </w:rPr>
-        <w:t xml:space="preserve">            CheckSheetExist = True</w:t>
-      </w:r>
-    </w:p>
-    <w:p>
-      <w:pPr>
-        <w:spacing w:after="0"/>
-        <w:rPr>
-          <w:lang w:val="en-US"/>
-        </w:rPr>
-      </w:pPr>
-      <w:r>
-        <w:rPr>
-          <w:lang w:val="en-US"/>
-        </w:rPr>
-        <w:t xml:space="preserve">            Exit Function</w:t>
+      <w:proofErr w:type="spellStart"/>
+      <w:r>
+        <w:rPr>
+          <w:lang w:val="en-US"/>
+        </w:rPr>
+        <w:t>AddWorksheet</w:t>
+      </w:r>
+      <w:proofErr w:type="spellEnd"/>
+      <w:r>
+        <w:rPr>
+          <w:lang w:val="en-US"/>
+        </w:rPr>
+        <w:t xml:space="preserve"> (</w:t>
+      </w:r>
+      <w:proofErr w:type="spellStart"/>
+      <w:r>
+        <w:rPr>
+          <w:lang w:val="en-US"/>
+        </w:rPr>
+        <w:t>strSheetSummary</w:t>
+      </w:r>
+      <w:proofErr w:type="spellEnd"/>
+      <w:r>
+        <w:rPr>
+          <w:lang w:val="en-US"/>
+        </w:rPr>
+        <w:t>)</w:t>
+      </w:r>
+    </w:p>
+    <w:p>
+      <w:pPr>
+        <w:spacing w:after="0"/>
+        <w:rPr>
+          <w:lang w:val="en-US"/>
+        </w:rPr>
+      </w:pPr>
+      <w:r>
+        <w:rPr>
+          <w:lang w:val="en-US"/>
+        </w:rPr>
+        <w:t xml:space="preserve">    Set </w:t>
+      </w:r>
+      <w:proofErr w:type="spellStart"/>
+      <w:r>
+        <w:rPr>
+          <w:lang w:val="en-US"/>
+        </w:rPr>
+        <w:t>objSummary</w:t>
+      </w:r>
+      <w:proofErr w:type="spellEnd"/>
+      <w:r>
+        <w:rPr>
+          <w:lang w:val="en-US"/>
+        </w:rPr>
+        <w:t xml:space="preserve"> = Worksheets(</w:t>
+      </w:r>
+      <w:proofErr w:type="spellStart"/>
+      <w:r>
+        <w:rPr>
+          <w:lang w:val="en-US"/>
+        </w:rPr>
+        <w:t>strSheetSummary</w:t>
+      </w:r>
+      <w:proofErr w:type="spellEnd"/>
+      <w:r>
+        <w:rPr>
+          <w:lang w:val="en-US"/>
+        </w:rPr>
+        <w:t>)</w:t>
+      </w:r>
+    </w:p>
+    <w:p>
+      <w:pPr>
+        <w:spacing w:after="0"/>
+        <w:rPr>
+          <w:lang w:val="en-US"/>
+        </w:rPr>
+      </w:pPr>
+    </w:p>
+    <w:p>
+      <w:pPr>
+        <w:spacing w:after="0"/>
+      </w:pPr>
+      <w:r>
+        <w:rPr>
+          <w:lang w:val="en-US"/>
+        </w:rPr>
+        <w:t xml:space="preserve">    </w:t>
+      </w:r>
+      <w:r>
+        <w:t>' Header</w:t>
+      </w:r>
+    </w:p>
+    <w:p>
+      <w:pPr>
+        <w:spacing w:after="0"/>
+      </w:pPr>
+      <w:r>
+        <w:lastRenderedPageBreak/>
+        <w:t xml:space="preserve">     </w:t>
+      </w:r>
+      <w:proofErr w:type="spellStart"/>
+      <w:r>
+        <w:t>objSummary.Range</w:t>
+      </w:r>
+      <w:proofErr w:type="spellEnd"/>
+      <w:r>
+        <w:t>("A1").Value = "Liste des feuilles"</w:t>
+      </w:r>
+    </w:p>
+    <w:p>
+      <w:pPr>
+        <w:spacing w:after="0"/>
+        <w:rPr>
+          <w:lang w:val="en-US"/>
+        </w:rPr>
+      </w:pPr>
+      <w:r>
+        <w:t xml:space="preserve">    </w:t>
+      </w:r>
+      <w:proofErr w:type="spellStart"/>
+      <w:r>
+        <w:rPr>
+          <w:lang w:val="en-US"/>
+        </w:rPr>
+        <w:t>objSummary.Range</w:t>
+      </w:r>
+      <w:proofErr w:type="spellEnd"/>
+      <w:r>
+        <w:rPr>
+          <w:lang w:val="en-US"/>
+        </w:rPr>
+        <w:t>("A1").</w:t>
+      </w:r>
+      <w:proofErr w:type="spellStart"/>
+      <w:r>
+        <w:rPr>
+          <w:lang w:val="en-US"/>
+        </w:rPr>
+        <w:t>Font.Bold</w:t>
+      </w:r>
+      <w:proofErr w:type="spellEnd"/>
+      <w:r>
+        <w:rPr>
+          <w:lang w:val="en-US"/>
+        </w:rPr>
+        <w:t xml:space="preserve"> = True</w:t>
+      </w:r>
+    </w:p>
+    <w:p>
+      <w:pPr>
+        <w:spacing w:after="0"/>
+        <w:rPr>
+          <w:lang w:val="en-US"/>
+        </w:rPr>
+      </w:pPr>
+    </w:p>
+    <w:p>
+      <w:pPr>
+        <w:spacing w:after="0"/>
+        <w:rPr>
+          <w:lang w:val="en-US"/>
+        </w:rPr>
+      </w:pPr>
+      <w:r>
+        <w:rPr>
+          <w:lang w:val="en-US"/>
+        </w:rPr>
+        <w:t xml:space="preserve">    'Loop on all sheets</w:t>
+      </w:r>
+    </w:p>
+    <w:p>
+      <w:pPr>
+        <w:spacing w:after="0"/>
+        <w:rPr>
+          <w:lang w:val="en-US"/>
+        </w:rPr>
+      </w:pPr>
+      <w:r>
+        <w:rPr>
+          <w:lang w:val="en-US"/>
+        </w:rPr>
+        <w:t xml:space="preserve">    </w:t>
+      </w:r>
+      <w:proofErr w:type="spellStart"/>
+      <w:r>
+        <w:rPr>
+          <w:lang w:val="en-US"/>
+        </w:rPr>
+        <w:t>i</w:t>
+      </w:r>
+      <w:proofErr w:type="spellEnd"/>
+      <w:r>
+        <w:rPr>
+          <w:lang w:val="en-US"/>
+        </w:rPr>
+        <w:t xml:space="preserve"> = 2 ' we start at 2 because of the column header</w:t>
+      </w:r>
+    </w:p>
+    <w:p>
+      <w:pPr>
+        <w:spacing w:after="0"/>
+        <w:rPr>
+          <w:lang w:val="en-US"/>
+        </w:rPr>
+      </w:pPr>
+      <w:r>
+        <w:rPr>
+          <w:lang w:val="en-US"/>
+        </w:rPr>
+        <w:t xml:space="preserve">    For Each </w:t>
+      </w:r>
+      <w:proofErr w:type="spellStart"/>
+      <w:r>
+        <w:rPr>
+          <w:lang w:val="en-US"/>
+        </w:rPr>
+        <w:t>objWsh</w:t>
+      </w:r>
+      <w:proofErr w:type="spellEnd"/>
+      <w:r>
+        <w:rPr>
+          <w:lang w:val="en-US"/>
+        </w:rPr>
+        <w:t xml:space="preserve"> In </w:t>
+      </w:r>
+      <w:proofErr w:type="spellStart"/>
+      <w:r>
+        <w:rPr>
+          <w:lang w:val="en-US"/>
+        </w:rPr>
+        <w:t>ThisWorkbook.Worksheets</w:t>
+      </w:r>
+      <w:proofErr w:type="spellEnd"/>
+    </w:p>
+    <w:p>
+      <w:pPr>
+        <w:spacing w:after="0"/>
+        <w:rPr>
+          <w:lang w:val="en-US"/>
+        </w:rPr>
+      </w:pPr>
+      <w:r>
+        <w:rPr>
+          <w:lang w:val="en-US"/>
+        </w:rPr>
+        <w:t xml:space="preserve">        If </w:t>
+      </w:r>
+      <w:proofErr w:type="spellStart"/>
+      <w:r>
+        <w:rPr>
+          <w:lang w:val="en-US"/>
+        </w:rPr>
+        <w:t>objWsh.Name</w:t>
+      </w:r>
+      <w:proofErr w:type="spellEnd"/>
+      <w:r>
+        <w:rPr>
+          <w:lang w:val="en-US"/>
+        </w:rPr>
+        <w:t xml:space="preserve"> &lt;&gt; </w:t>
+      </w:r>
+      <w:proofErr w:type="spellStart"/>
+      <w:r>
+        <w:rPr>
+          <w:lang w:val="en-US"/>
+        </w:rPr>
+        <w:t>strSheetSummary</w:t>
+      </w:r>
+      <w:proofErr w:type="spellEnd"/>
+      <w:r>
+        <w:rPr>
+          <w:lang w:val="en-US"/>
+        </w:rPr>
+        <w:t xml:space="preserve"> Then</w:t>
+      </w:r>
+    </w:p>
+    <w:p>
+      <w:pPr>
+        <w:spacing w:after="0"/>
+        <w:rPr>
+          <w:lang w:val="en-US"/>
+        </w:rPr>
+      </w:pPr>
+      <w:r>
+        <w:rPr>
+          <w:lang w:val="en-US"/>
+        </w:rPr>
+        <w:t xml:space="preserve">            </w:t>
+      </w:r>
+      <w:proofErr w:type="spellStart"/>
+      <w:r>
+        <w:rPr>
+          <w:lang w:val="en-US"/>
+        </w:rPr>
+        <w:t>objSummary.Hyperlinks.Add</w:t>
+      </w:r>
+      <w:proofErr w:type="spellEnd"/>
+      <w:r>
+        <w:rPr>
+          <w:lang w:val="en-US"/>
+        </w:rPr>
+        <w:t xml:space="preserve"> _</w:t>
+      </w:r>
+    </w:p>
+    <w:p>
+      <w:pPr>
+        <w:spacing w:after="0"/>
+        <w:rPr>
+          <w:lang w:val="en-US"/>
+        </w:rPr>
+      </w:pPr>
+      <w:r>
+        <w:rPr>
+          <w:lang w:val="en-US"/>
+        </w:rPr>
+        <w:t xml:space="preserve">                Anchor:=</w:t>
+      </w:r>
+      <w:proofErr w:type="spellStart"/>
+      <w:r>
+        <w:rPr>
+          <w:lang w:val="en-US"/>
+        </w:rPr>
+        <w:t>objSummary.Range</w:t>
+      </w:r>
+      <w:proofErr w:type="spellEnd"/>
+      <w:r>
+        <w:rPr>
+          <w:lang w:val="en-US"/>
+        </w:rPr>
+        <w:t xml:space="preserve">("A" &amp; </w:t>
+      </w:r>
+      <w:proofErr w:type="spellStart"/>
+      <w:r>
+        <w:rPr>
+          <w:lang w:val="en-US"/>
+        </w:rPr>
+        <w:t>i</w:t>
+      </w:r>
+      <w:proofErr w:type="spellEnd"/>
+      <w:r>
+        <w:rPr>
+          <w:lang w:val="en-US"/>
+        </w:rPr>
+        <w:t>), _</w:t>
+      </w:r>
+    </w:p>
+    <w:p>
+      <w:pPr>
+        <w:spacing w:after="0"/>
+        <w:rPr>
+          <w:lang w:val="en-US"/>
+        </w:rPr>
+      </w:pPr>
+      <w:r>
+        <w:rPr>
+          <w:lang w:val="en-US"/>
+        </w:rPr>
+        <w:t xml:space="preserve">                Address:="", _</w:t>
+      </w:r>
+    </w:p>
+    <w:p>
+      <w:pPr>
+        <w:spacing w:after="0"/>
+        <w:rPr>
+          <w:lang w:val="en-US"/>
+        </w:rPr>
+      </w:pPr>
+      <w:r>
+        <w:rPr>
+          <w:lang w:val="en-US"/>
+        </w:rPr>
+        <w:t xml:space="preserve">                </w:t>
+      </w:r>
+      <w:proofErr w:type="spellStart"/>
+      <w:r>
+        <w:rPr>
+          <w:lang w:val="en-US"/>
+        </w:rPr>
+        <w:t>SubAddress</w:t>
+      </w:r>
+      <w:proofErr w:type="spellEnd"/>
+      <w:r>
+        <w:rPr>
+          <w:lang w:val="en-US"/>
+        </w:rPr>
+        <w:t xml:space="preserve">:="'" &amp; </w:t>
+      </w:r>
+      <w:proofErr w:type="spellStart"/>
+      <w:r>
+        <w:rPr>
+          <w:lang w:val="en-US"/>
+        </w:rPr>
+        <w:t>objWsh.Name</w:t>
+      </w:r>
+      <w:proofErr w:type="spellEnd"/>
+      <w:r>
+        <w:rPr>
+          <w:lang w:val="en-US"/>
+        </w:rPr>
+        <w:t xml:space="preserve"> &amp; "'!A1", _</w:t>
+      </w:r>
+    </w:p>
+    <w:p>
+      <w:pPr>
+        <w:spacing w:after="0"/>
+        <w:rPr>
+          <w:lang w:val="en-US"/>
+        </w:rPr>
+      </w:pPr>
+      <w:r>
+        <w:rPr>
+          <w:lang w:val="en-US"/>
+        </w:rPr>
+        <w:t xml:space="preserve">                </w:t>
+      </w:r>
+      <w:proofErr w:type="spellStart"/>
+      <w:r>
+        <w:rPr>
+          <w:lang w:val="en-US"/>
+        </w:rPr>
+        <w:t>TextToDisplay</w:t>
+      </w:r>
+      <w:proofErr w:type="spellEnd"/>
+      <w:r>
+        <w:rPr>
+          <w:lang w:val="en-US"/>
+        </w:rPr>
+        <w:t>:=</w:t>
+      </w:r>
+      <w:proofErr w:type="spellStart"/>
+      <w:r>
+        <w:rPr>
+          <w:lang w:val="en-US"/>
+        </w:rPr>
+        <w:t>objWsh.Name</w:t>
+      </w:r>
+      <w:proofErr w:type="spellEnd"/>
+    </w:p>
+    <w:p>
+      <w:pPr>
+        <w:spacing w:after="0"/>
+        <w:rPr>
+          <w:lang w:val="en-US"/>
+        </w:rPr>
+      </w:pPr>
+      <w:r>
+        <w:rPr>
+          <w:lang w:val="en-US"/>
+        </w:rPr>
+        <w:t xml:space="preserve">            </w:t>
+      </w:r>
+      <w:proofErr w:type="spellStart"/>
+      <w:r>
+        <w:rPr>
+          <w:lang w:val="en-US"/>
+        </w:rPr>
+        <w:t>i</w:t>
+      </w:r>
+      <w:proofErr w:type="spellEnd"/>
+      <w:r>
+        <w:rPr>
+          <w:lang w:val="en-US"/>
+        </w:rPr>
+        <w:t xml:space="preserve"> = </w:t>
+      </w:r>
+      <w:proofErr w:type="spellStart"/>
+      <w:r>
+        <w:rPr>
+          <w:lang w:val="en-US"/>
+        </w:rPr>
+        <w:t>i</w:t>
+      </w:r>
+      <w:proofErr w:type="spellEnd"/>
+      <w:r>
+        <w:rPr>
+          <w:lang w:val="en-US"/>
+        </w:rPr>
+        <w:t xml:space="preserve"> + 1</w:t>
       </w:r>
     </w:p>
     <w:p>
@@ -17607,77 +18688,180 @@
         <w:rPr>
           <w:lang w:val="en-US"/>
         </w:rPr>
-        <w:t xml:space="preserve">    Next objWsh</w:t>
-      </w:r>
-    </w:p>
-    <w:p>
-      <w:pPr>
-        <w:spacing w:after="0"/>
-        <w:rPr>
-          <w:lang w:val="en-US"/>
-        </w:rPr>
-      </w:pPr>
-      <w:r>
-        <w:rPr>
-          <w:lang w:val="en-US"/>
-        </w:rPr>
-        <w:t xml:space="preserve">   </w:t>
-      </w:r>
-    </w:p>
-    <w:p>
-      <w:pPr>
-        <w:spacing w:after="0"/>
-        <w:rPr>
-          <w:lang w:val="en-US"/>
-        </w:rPr>
-      </w:pPr>
-      <w:r>
-        <w:rPr>
-          <w:lang w:val="en-US"/>
-        </w:rPr>
-        <w:t xml:space="preserve">    Set objWsh = Nothing</w:t>
-      </w:r>
-    </w:p>
-    <w:p>
-      <w:pPr>
-        <w:spacing w:after="0"/>
-        <w:rPr>
-          <w:lang w:val="en-US"/>
-        </w:rPr>
-      </w:pPr>
-      <w:r>
-        <w:rPr>
-          <w:lang w:val="en-US"/>
-        </w:rPr>
-        <w:lastRenderedPageBreak/>
-        <w:t xml:space="preserve">    Exit Function</w:t>
-      </w:r>
-    </w:p>
-    <w:p>
-      <w:pPr>
-        <w:spacing w:after="0"/>
-      </w:pPr>
-      <w:r>
-        <w:t>ErrorHandler:</w:t>
-      </w:r>
-    </w:p>
-    <w:p>
-      <w:pPr>
-        <w:spacing w:after="0"/>
-      </w:pPr>
-      <w:r>
-        <w:t xml:space="preserve">    MsgBox "Impossible de trouver la feuille '" &amp; strSheetSummary &amp; "'." </w:t>
-      </w:r>
-      <w:r>
-        <w:t>&amp; vbCrLf &amp; _</w:t>
-      </w:r>
-    </w:p>
-    <w:p>
-      <w:pPr>
-        <w:spacing w:after="0"/>
-      </w:pPr>
-      <w:r>
-        <w:t xml:space="preserve">           "Erreur : " &amp; Err.Description, vbCritical, "Erreur VBA"</w:t>
+        <w:t xml:space="preserve">    Next </w:t>
+      </w:r>
+      <w:proofErr w:type="spellStart"/>
+      <w:r>
+        <w:rPr>
+          <w:lang w:val="en-US"/>
+        </w:rPr>
+        <w:t>objWsh</w:t>
+      </w:r>
+      <w:proofErr w:type="spellEnd"/>
+    </w:p>
+    <w:p>
+      <w:pPr>
+        <w:spacing w:after="0"/>
+        <w:rPr>
+          <w:lang w:val="en-US"/>
+        </w:rPr>
+      </w:pPr>
+      <w:r>
+        <w:rPr>
+          <w:lang w:val="en-US"/>
+        </w:rPr>
+        <w:t xml:space="preserve">    </w:t>
+      </w:r>
+      <w:proofErr w:type="spellStart"/>
+      <w:r>
+        <w:rPr>
+          <w:lang w:val="en-US"/>
+        </w:rPr>
+        <w:t>objSummary.Columns</w:t>
+      </w:r>
+      <w:proofErr w:type="spellEnd"/>
+      <w:r>
+        <w:rPr>
+          <w:lang w:val="en-US"/>
+        </w:rPr>
+        <w:t>("A").AutoFit</w:t>
+      </w:r>
+    </w:p>
+    <w:p>
+      <w:pPr>
+        <w:spacing w:after="0"/>
+        <w:rPr>
+          <w:lang w:val="en-US"/>
+        </w:rPr>
+      </w:pPr>
+      <w:r>
+        <w:rPr>
+          <w:lang w:val="en-US"/>
+        </w:rPr>
+        <w:t xml:space="preserve">    </w:t>
+      </w:r>
+    </w:p>
+    <w:p>
+      <w:pPr>
+        <w:spacing w:after="0"/>
+        <w:rPr>
+          <w:lang w:val="en-US"/>
+        </w:rPr>
+      </w:pPr>
+      <w:r>
+        <w:rPr>
+          <w:lang w:val="en-US"/>
+        </w:rPr>
+        <w:t xml:space="preserve">    Set </w:t>
+      </w:r>
+      <w:proofErr w:type="spellStart"/>
+      <w:r>
+        <w:rPr>
+          <w:lang w:val="en-US"/>
+        </w:rPr>
+        <w:t>objSummary</w:t>
+      </w:r>
+      <w:proofErr w:type="spellEnd"/>
+      <w:r>
+        <w:rPr>
+          <w:lang w:val="en-US"/>
+        </w:rPr>
+        <w:t xml:space="preserve"> = Nothing</w:t>
+      </w:r>
+    </w:p>
+    <w:p>
+      <w:pPr>
+        <w:spacing w:after="0"/>
+        <w:rPr>
+          <w:lang w:val="en-US"/>
+        </w:rPr>
+      </w:pPr>
+      <w:r>
+        <w:rPr>
+          <w:lang w:val="en-US"/>
+        </w:rPr>
+        <w:t xml:space="preserve">    Exit Sub</w:t>
+      </w:r>
+    </w:p>
+    <w:p>
+      <w:pPr>
+        <w:spacing w:after="0"/>
+        <w:rPr>
+          <w:lang w:val="en-US"/>
+        </w:rPr>
+      </w:pPr>
+      <w:proofErr w:type="spellStart"/>
+      <w:r>
+        <w:rPr>
+          <w:lang w:val="en-US"/>
+        </w:rPr>
+        <w:t>ErrorHandler</w:t>
+      </w:r>
+      <w:proofErr w:type="spellEnd"/>
+      <w:r>
+        <w:rPr>
+          <w:lang w:val="en-US"/>
+        </w:rPr>
+        <w:t>:</w:t>
+      </w:r>
+    </w:p>
+    <w:p>
+      <w:pPr>
+        <w:spacing w:after="0"/>
+      </w:pPr>
+      <w:r>
+        <w:rPr>
+          <w:lang w:val="en-US"/>
+        </w:rPr>
+        <w:t xml:space="preserve">    </w:t>
+      </w:r>
+      <w:proofErr w:type="spellStart"/>
+      <w:r>
+        <w:t>MsgBox</w:t>
+      </w:r>
+      <w:proofErr w:type="spellEnd"/>
+      <w:r>
+        <w:t xml:space="preserve"> "Impossible de générer la feuille Sommaire '" &amp; </w:t>
+      </w:r>
+      <w:proofErr w:type="spellStart"/>
+      <w:r>
+        <w:t>strSheetSummary</w:t>
+      </w:r>
+      <w:proofErr w:type="spellEnd"/>
+      <w:r>
+        <w:t xml:space="preserve"> &amp; "'." &amp; </w:t>
+      </w:r>
+      <w:proofErr w:type="spellStart"/>
+      <w:r>
+        <w:t>vbCrLf</w:t>
+      </w:r>
+      <w:proofErr w:type="spellEnd"/>
+      <w:r>
+        <w:t xml:space="preserve"> &amp; _</w:t>
+      </w:r>
+    </w:p>
+    <w:p>
+      <w:pPr>
+        <w:spacing w:after="0"/>
+      </w:pPr>
+      <w:r>
+        <w:t xml:space="preserve">           "Erreur : " &amp; </w:t>
+      </w:r>
+      <w:proofErr w:type="spellStart"/>
+      <w:r>
+        <w:t>Err.Description</w:t>
+      </w:r>
+      <w:proofErr w:type="spellEnd"/>
+      <w:r>
+        <w:t xml:space="preserve">, </w:t>
+      </w:r>
+      <w:proofErr w:type="spellStart"/>
+      <w:r>
+        <w:t>vbCritical</w:t>
+      </w:r>
+      <w:proofErr w:type="spellEnd"/>
+      <w:r>
+        <w:t>, "Erreur VBA"</w:t>
       </w:r>
     </w:p>
     <w:p>
@@ -17695,14 +18879,10 @@
           <w:bCs/>
           <w:color w:val="0070C0"/>
         </w:rPr>
-        <w:t>End Function</w:t>
-      </w:r>
-    </w:p>
-    <w:p>
-      <w:pPr>
-        <w:spacing w:after="0"/>
-      </w:pPr>
-    </w:p>
+        <w:t>End Sub</w:t>
+      </w:r>
+    </w:p>
+    <w:p/>
     <w:p>
       <w:pPr>
         <w:rPr>
@@ -17721,9 +18901,594 @@
           <w:szCs w:val="24"/>
           <w:u w:val="single"/>
         </w:rPr>
-        <w:t xml:space="preserve">Fonction pour </w:t>
-      </w:r>
-      <w:r>
+        <w:t>Fonction pour tester si la feuille existe déjà.</w:t>
+      </w:r>
+    </w:p>
+    <w:p>
+      <w:pPr>
+        <w:spacing w:after="0"/>
+        <w:rPr>
+          <w:lang w:val="en-US"/>
+        </w:rPr>
+      </w:pPr>
+      <w:r>
+        <w:rPr>
+          <w:b/>
+          <w:bCs/>
+          <w:color w:val="0070C0"/>
+          <w:lang w:val="en-US"/>
+        </w:rPr>
+        <w:t>Function</w:t>
+      </w:r>
+      <w:r>
+        <w:rPr>
+          <w:lang w:val="en-US"/>
+        </w:rPr>
+        <w:t xml:space="preserve"> </w:t>
+      </w:r>
+      <w:proofErr w:type="spellStart"/>
+      <w:r>
+        <w:rPr>
+          <w:b/>
+          <w:bCs/>
+          <w:lang w:val="en-US"/>
+        </w:rPr>
+        <w:t>CheckSheetExist</w:t>
+      </w:r>
+      <w:proofErr w:type="spellEnd"/>
+      <w:r>
+        <w:rPr>
+          <w:lang w:val="en-US"/>
+        </w:rPr>
+        <w:t>(</w:t>
+      </w:r>
+      <w:proofErr w:type="spellStart"/>
+      <w:r>
+        <w:rPr>
+          <w:lang w:val="en-US"/>
+        </w:rPr>
+        <w:t>strSheetSummary</w:t>
+      </w:r>
+      <w:proofErr w:type="spellEnd"/>
+      <w:r>
+        <w:rPr>
+          <w:lang w:val="en-US"/>
+        </w:rPr>
+        <w:t xml:space="preserve"> As String, Optional </w:t>
+      </w:r>
+      <w:proofErr w:type="spellStart"/>
+      <w:r>
+        <w:rPr>
+          <w:lang w:val="en-US"/>
+        </w:rPr>
+        <w:t>wBk</w:t>
+      </w:r>
+      <w:proofErr w:type="spellEnd"/>
+      <w:r>
+        <w:rPr>
+          <w:lang w:val="en-US"/>
+        </w:rPr>
+        <w:t xml:space="preserve"> As Workbook) As Boolean</w:t>
+      </w:r>
+    </w:p>
+    <w:p>
+      <w:pPr>
+        <w:spacing w:after="0"/>
+        <w:rPr>
+          <w:lang w:val="en-US"/>
+        </w:rPr>
+      </w:pPr>
+      <w:r>
+        <w:rPr>
+          <w:lang w:val="en-US"/>
+        </w:rPr>
+        <w:t>'Check if sheet exists</w:t>
+      </w:r>
+    </w:p>
+    <w:p>
+      <w:pPr>
+        <w:spacing w:after="0"/>
+        <w:rPr>
+          <w:lang w:val="en-US"/>
+        </w:rPr>
+      </w:pPr>
+      <w:r>
+        <w:rPr>
+          <w:lang w:val="en-US"/>
+        </w:rPr>
+        <w:t xml:space="preserve">    On Error </w:t>
+      </w:r>
+      <w:proofErr w:type="spellStart"/>
+      <w:r>
+        <w:rPr>
+          <w:lang w:val="en-US"/>
+        </w:rPr>
+        <w:t>GoTo</w:t>
+      </w:r>
+      <w:proofErr w:type="spellEnd"/>
+      <w:r>
+        <w:rPr>
+          <w:lang w:val="en-US"/>
+        </w:rPr>
+        <w:t xml:space="preserve"> </w:t>
+      </w:r>
+      <w:proofErr w:type="spellStart"/>
+      <w:r>
+        <w:rPr>
+          <w:lang w:val="en-US"/>
+        </w:rPr>
+        <w:t>ErrorHandler</w:t>
+      </w:r>
+      <w:proofErr w:type="spellEnd"/>
+    </w:p>
+    <w:p>
+      <w:pPr>
+        <w:spacing w:after="0"/>
+        <w:rPr>
+          <w:lang w:val="en-US"/>
+        </w:rPr>
+      </w:pPr>
+      <w:r>
+        <w:rPr>
+          <w:lang w:val="en-US"/>
+        </w:rPr>
+        <w:t xml:space="preserve">    Dim </w:t>
+      </w:r>
+      <w:proofErr w:type="spellStart"/>
+      <w:r>
+        <w:rPr>
+          <w:lang w:val="en-US"/>
+        </w:rPr>
+        <w:t>objWsh</w:t>
+      </w:r>
+      <w:proofErr w:type="spellEnd"/>
+      <w:r>
+        <w:rPr>
+          <w:lang w:val="en-US"/>
+        </w:rPr>
+        <w:t xml:space="preserve"> As Worksheet</w:t>
+      </w:r>
+    </w:p>
+    <w:p>
+      <w:pPr>
+        <w:spacing w:after="0"/>
+        <w:rPr>
+          <w:lang w:val="en-US"/>
+        </w:rPr>
+      </w:pPr>
+      <w:r>
+        <w:rPr>
+          <w:lang w:val="en-US"/>
+        </w:rPr>
+        <w:t xml:space="preserve">    </w:t>
+      </w:r>
+    </w:p>
+    <w:p>
+      <w:pPr>
+        <w:spacing w:after="0"/>
+        <w:rPr>
+          <w:lang w:val="en-US"/>
+        </w:rPr>
+      </w:pPr>
+      <w:r>
+        <w:rPr>
+          <w:lang w:val="en-US"/>
+        </w:rPr>
+        <w:t xml:space="preserve">    If </w:t>
+      </w:r>
+      <w:proofErr w:type="spellStart"/>
+      <w:r>
+        <w:rPr>
+          <w:lang w:val="en-US"/>
+        </w:rPr>
+        <w:t>wBk</w:t>
+      </w:r>
+      <w:proofErr w:type="spellEnd"/>
+      <w:r>
+        <w:rPr>
+          <w:lang w:val="en-US"/>
+        </w:rPr>
+        <w:t xml:space="preserve"> Is Nothing Then Set </w:t>
+      </w:r>
+      <w:proofErr w:type="spellStart"/>
+      <w:r>
+        <w:rPr>
+          <w:lang w:val="en-US"/>
+        </w:rPr>
+        <w:t>wBk</w:t>
+      </w:r>
+      <w:proofErr w:type="spellEnd"/>
+      <w:r>
+        <w:rPr>
+          <w:lang w:val="en-US"/>
+        </w:rPr>
+        <w:t xml:space="preserve"> = </w:t>
+      </w:r>
+      <w:proofErr w:type="spellStart"/>
+      <w:r>
+        <w:rPr>
+          <w:lang w:val="en-US"/>
+        </w:rPr>
+        <w:t>ThisWorkbook</w:t>
+      </w:r>
+      <w:proofErr w:type="spellEnd"/>
+    </w:p>
+    <w:p>
+      <w:pPr>
+        <w:spacing w:after="0"/>
+        <w:rPr>
+          <w:lang w:val="en-US"/>
+        </w:rPr>
+      </w:pPr>
+      <w:r>
+        <w:rPr>
+          <w:lang w:val="en-US"/>
+        </w:rPr>
+        <w:t xml:space="preserve">    </w:t>
+      </w:r>
+    </w:p>
+    <w:p>
+      <w:pPr>
+        <w:spacing w:after="0"/>
+        <w:rPr>
+          <w:lang w:val="en-US"/>
+        </w:rPr>
+      </w:pPr>
+      <w:r>
+        <w:rPr>
+          <w:lang w:val="en-US"/>
+        </w:rPr>
+        <w:t xml:space="preserve">    For Each </w:t>
+      </w:r>
+      <w:proofErr w:type="spellStart"/>
+      <w:r>
+        <w:rPr>
+          <w:lang w:val="en-US"/>
+        </w:rPr>
+        <w:t>objWsh</w:t>
+      </w:r>
+      <w:proofErr w:type="spellEnd"/>
+      <w:r>
+        <w:rPr>
+          <w:lang w:val="en-US"/>
+        </w:rPr>
+        <w:t xml:space="preserve"> </w:t>
+      </w:r>
+      <w:proofErr w:type="gramStart"/>
+      <w:r>
+        <w:rPr>
+          <w:lang w:val="en-US"/>
+        </w:rPr>
+        <w:t>In</w:t>
+      </w:r>
+      <w:proofErr w:type="gramEnd"/>
+      <w:r>
+        <w:rPr>
+          <w:lang w:val="en-US"/>
+        </w:rPr>
+        <w:t xml:space="preserve"> </w:t>
+      </w:r>
+      <w:proofErr w:type="spellStart"/>
+      <w:r>
+        <w:rPr>
+          <w:lang w:val="en-US"/>
+        </w:rPr>
+        <w:t>wBk.Worksheets</w:t>
+      </w:r>
+      <w:proofErr w:type="spellEnd"/>
+    </w:p>
+    <w:p>
+      <w:pPr>
+        <w:spacing w:after="0"/>
+        <w:rPr>
+          <w:lang w:val="en-US"/>
+        </w:rPr>
+      </w:pPr>
+      <w:r>
+        <w:rPr>
+          <w:lang w:val="en-US"/>
+        </w:rPr>
+        <w:t xml:space="preserve">        If </w:t>
+      </w:r>
+      <w:proofErr w:type="spellStart"/>
+      <w:r>
+        <w:rPr>
+          <w:lang w:val="en-US"/>
+        </w:rPr>
+        <w:t>UCase</w:t>
+      </w:r>
+      <w:proofErr w:type="spellEnd"/>
+      <w:r>
+        <w:rPr>
+          <w:lang w:val="en-US"/>
+        </w:rPr>
+        <w:t>(Trim(</w:t>
+      </w:r>
+      <w:proofErr w:type="spellStart"/>
+      <w:r>
+        <w:rPr>
+          <w:lang w:val="en-US"/>
+        </w:rPr>
+        <w:t>objWsh.Name</w:t>
+      </w:r>
+      <w:proofErr w:type="spellEnd"/>
+      <w:r>
+        <w:rPr>
+          <w:lang w:val="en-US"/>
+        </w:rPr>
+        <w:t xml:space="preserve">)) = </w:t>
+      </w:r>
+      <w:proofErr w:type="spellStart"/>
+      <w:r>
+        <w:rPr>
+          <w:lang w:val="en-US"/>
+        </w:rPr>
+        <w:t>UCase</w:t>
+      </w:r>
+      <w:proofErr w:type="spellEnd"/>
+      <w:r>
+        <w:rPr>
+          <w:lang w:val="en-US"/>
+        </w:rPr>
+        <w:t>(Trim(</w:t>
+      </w:r>
+      <w:proofErr w:type="spellStart"/>
+      <w:r>
+        <w:rPr>
+          <w:lang w:val="en-US"/>
+        </w:rPr>
+        <w:t>strSheetSummary</w:t>
+      </w:r>
+      <w:proofErr w:type="spellEnd"/>
+      <w:r>
+        <w:rPr>
+          <w:lang w:val="en-US"/>
+        </w:rPr>
+        <w:t>)) Then</w:t>
+      </w:r>
+    </w:p>
+    <w:p>
+      <w:pPr>
+        <w:spacing w:after="0"/>
+        <w:rPr>
+          <w:lang w:val="en-US"/>
+        </w:rPr>
+      </w:pPr>
+      <w:r>
+        <w:rPr>
+          <w:lang w:val="en-US"/>
+        </w:rPr>
+        <w:t xml:space="preserve">            </w:t>
+      </w:r>
+      <w:proofErr w:type="spellStart"/>
+      <w:r>
+        <w:rPr>
+          <w:lang w:val="en-US"/>
+        </w:rPr>
+        <w:t>CheckSheetExist</w:t>
+      </w:r>
+      <w:proofErr w:type="spellEnd"/>
+      <w:r>
+        <w:rPr>
+          <w:lang w:val="en-US"/>
+        </w:rPr>
+        <w:t xml:space="preserve"> = True</w:t>
+      </w:r>
+    </w:p>
+    <w:p>
+      <w:pPr>
+        <w:spacing w:after="0"/>
+        <w:rPr>
+          <w:lang w:val="en-US"/>
+        </w:rPr>
+      </w:pPr>
+      <w:r>
+        <w:rPr>
+          <w:lang w:val="en-US"/>
+        </w:rPr>
+        <w:t xml:space="preserve">            Exit Function</w:t>
+      </w:r>
+    </w:p>
+    <w:p>
+      <w:pPr>
+        <w:spacing w:after="0"/>
+        <w:rPr>
+          <w:lang w:val="en-US"/>
+        </w:rPr>
+      </w:pPr>
+      <w:r>
+        <w:rPr>
+          <w:lang w:val="en-US"/>
+        </w:rPr>
+        <w:t xml:space="preserve">        End If</w:t>
+      </w:r>
+    </w:p>
+    <w:p>
+      <w:pPr>
+        <w:spacing w:after="0"/>
+        <w:rPr>
+          <w:lang w:val="en-US"/>
+        </w:rPr>
+      </w:pPr>
+      <w:r>
+        <w:rPr>
+          <w:lang w:val="en-US"/>
+        </w:rPr>
+        <w:t xml:space="preserve">    Next </w:t>
+      </w:r>
+      <w:proofErr w:type="spellStart"/>
+      <w:r>
+        <w:rPr>
+          <w:lang w:val="en-US"/>
+        </w:rPr>
+        <w:t>objWsh</w:t>
+      </w:r>
+      <w:proofErr w:type="spellEnd"/>
+    </w:p>
+    <w:p>
+      <w:pPr>
+        <w:spacing w:after="0"/>
+        <w:rPr>
+          <w:lang w:val="en-US"/>
+        </w:rPr>
+      </w:pPr>
+      <w:r>
+        <w:rPr>
+          <w:lang w:val="en-US"/>
+        </w:rPr>
+        <w:t xml:space="preserve">   </w:t>
+      </w:r>
+    </w:p>
+    <w:p>
+      <w:pPr>
+        <w:spacing w:after="0"/>
+        <w:rPr>
+          <w:lang w:val="en-US"/>
+        </w:rPr>
+      </w:pPr>
+      <w:r>
+        <w:rPr>
+          <w:lang w:val="en-US"/>
+        </w:rPr>
+        <w:t xml:space="preserve">    Set </w:t>
+      </w:r>
+      <w:proofErr w:type="spellStart"/>
+      <w:r>
+        <w:rPr>
+          <w:lang w:val="en-US"/>
+        </w:rPr>
+        <w:t>objWsh</w:t>
+      </w:r>
+      <w:proofErr w:type="spellEnd"/>
+      <w:r>
+        <w:rPr>
+          <w:lang w:val="en-US"/>
+        </w:rPr>
+        <w:t xml:space="preserve"> = Nothing</w:t>
+      </w:r>
+    </w:p>
+    <w:p>
+      <w:pPr>
+        <w:spacing w:after="0"/>
+        <w:rPr>
+          <w:lang w:val="en-US"/>
+        </w:rPr>
+      </w:pPr>
+      <w:r>
+        <w:rPr>
+          <w:lang w:val="en-US"/>
+        </w:rPr>
+        <w:lastRenderedPageBreak/>
+        <w:t xml:space="preserve">    Exit Function</w:t>
+      </w:r>
+    </w:p>
+    <w:p>
+      <w:pPr>
+        <w:spacing w:after="0"/>
+      </w:pPr>
+      <w:proofErr w:type="spellStart"/>
+      <w:r>
+        <w:t>ErrorHandler</w:t>
+      </w:r>
+      <w:proofErr w:type="spellEnd"/>
+      <w:r>
+        <w:t>:</w:t>
+      </w:r>
+    </w:p>
+    <w:p>
+      <w:pPr>
+        <w:spacing w:after="0"/>
+      </w:pPr>
+      <w:r>
+        <w:t xml:space="preserve">    </w:t>
+      </w:r>
+      <w:proofErr w:type="spellStart"/>
+      <w:r>
+        <w:t>MsgBox</w:t>
+      </w:r>
+      <w:proofErr w:type="spellEnd"/>
+      <w:r>
+        <w:t xml:space="preserve"> "Impossible de trouver la feuille '" &amp; </w:t>
+      </w:r>
+      <w:proofErr w:type="spellStart"/>
+      <w:r>
+        <w:t>strSheetSummary</w:t>
+      </w:r>
+      <w:proofErr w:type="spellEnd"/>
+      <w:r>
+        <w:t xml:space="preserve"> &amp; "'." </w:t>
+      </w:r>
+      <w:r>
+        <w:t xml:space="preserve">&amp; </w:t>
+      </w:r>
+      <w:proofErr w:type="spellStart"/>
+      <w:r>
+        <w:t>vbCrLf</w:t>
+      </w:r>
+      <w:proofErr w:type="spellEnd"/>
+      <w:r>
+        <w:t xml:space="preserve"> &amp; _</w:t>
+      </w:r>
+    </w:p>
+    <w:p>
+      <w:pPr>
+        <w:spacing w:after="0"/>
+      </w:pPr>
+      <w:r>
+        <w:t xml:space="preserve">           "Erreur : " &amp; </w:t>
+      </w:r>
+      <w:proofErr w:type="spellStart"/>
+      <w:r>
+        <w:t>Err.Description</w:t>
+      </w:r>
+      <w:proofErr w:type="spellEnd"/>
+      <w:r>
+        <w:t xml:space="preserve">, </w:t>
+      </w:r>
+      <w:proofErr w:type="spellStart"/>
+      <w:r>
+        <w:t>vbCritical</w:t>
+      </w:r>
+      <w:proofErr w:type="spellEnd"/>
+      <w:r>
+        <w:t>, "Erreur VBA"</w:t>
+      </w:r>
+    </w:p>
+    <w:p>
+      <w:pPr>
+        <w:spacing w:after="0"/>
+        <w:rPr>
+          <w:b/>
+          <w:bCs/>
+          <w:color w:val="0070C0"/>
+        </w:rPr>
+      </w:pPr>
+      <w:r>
+        <w:rPr>
+          <w:b/>
+          <w:bCs/>
+          <w:color w:val="0070C0"/>
+        </w:rPr>
+        <w:t xml:space="preserve">End </w:t>
+      </w:r>
+      <w:proofErr w:type="spellStart"/>
+      <w:r>
+        <w:rPr>
+          <w:b/>
+          <w:bCs/>
+          <w:color w:val="0070C0"/>
+        </w:rPr>
+        <w:t>Function</w:t>
+      </w:r>
+      <w:proofErr w:type="spellEnd"/>
+    </w:p>
+    <w:p>
+      <w:pPr>
+        <w:spacing w:after="0"/>
+      </w:pPr>
+    </w:p>
+    <w:p>
+      <w:pPr>
         <w:rPr>
           <w:b/>
           <w:bCs/>
@@ -17731,8 +19496,7 @@
           <w:szCs w:val="24"/>
           <w:u w:val="single"/>
         </w:rPr>
-        <w:t>ajouter la feuille du sommaire</w:t>
-      </w:r>
+      </w:pPr>
       <w:r>
         <w:rPr>
           <w:b/>
@@ -17741,176 +19505,9 @@
           <w:szCs w:val="24"/>
           <w:u w:val="single"/>
         </w:rPr>
-        <w:t>.</w:t>
-      </w:r>
-    </w:p>
-    <w:p>
-      <w:pPr>
-        <w:spacing w:after="0"/>
-        <w:rPr>
-          <w:lang w:val="en-US"/>
-        </w:rPr>
-      </w:pPr>
-      <w:r>
-        <w:rPr>
-          <w:b/>
-          <w:bCs/>
-          <w:color w:val="0070C0"/>
-          <w:lang w:val="en-US"/>
-        </w:rPr>
-        <w:t>Function</w:t>
-      </w:r>
-      <w:r>
-        <w:rPr>
-          <w:lang w:val="en-US"/>
-        </w:rPr>
-        <w:t xml:space="preserve"> </w:t>
-      </w:r>
-      <w:r>
-        <w:rPr>
-          <w:b/>
-          <w:bCs/>
-          <w:lang w:val="en-US"/>
-        </w:rPr>
-        <w:t>AddWorksheet</w:t>
-      </w:r>
-      <w:r>
-        <w:rPr>
-          <w:lang w:val="en-US"/>
-        </w:rPr>
-        <w:t>(strSheetSummary As String, Optional wb As Workbook)</w:t>
-      </w:r>
-    </w:p>
-    <w:p>
-      <w:pPr>
-        <w:spacing w:after="0"/>
-        <w:rPr>
-          <w:lang w:val="en-US"/>
-        </w:rPr>
-      </w:pPr>
-      <w:r>
-        <w:rPr>
-          <w:lang w:val="en-US"/>
-        </w:rPr>
-        <w:t>'Add a summary sheet</w:t>
-      </w:r>
-    </w:p>
-    <w:p>
-      <w:pPr>
-        <w:spacing w:after="0"/>
-        <w:rPr>
-          <w:lang w:val="en-US"/>
-        </w:rPr>
-      </w:pPr>
-      <w:r>
-        <w:rPr>
-          <w:lang w:val="en-US"/>
-        </w:rPr>
-        <w:t xml:space="preserve">    On Error GoTo ErrorHandler</w:t>
-      </w:r>
-    </w:p>
-    <w:p>
-      <w:pPr>
-        <w:spacing w:after="0"/>
-        <w:rPr>
-          <w:lang w:val="en-US"/>
-        </w:rPr>
-      </w:pPr>
-      <w:r>
-        <w:rPr>
-          <w:lang w:val="en-US"/>
-        </w:rPr>
-        <w:t xml:space="preserve">    If wb Is Nothing Then Set wb = ThisWorkbook</w:t>
-      </w:r>
-    </w:p>
-    <w:p>
-      <w:pPr>
-        <w:spacing w:after="0"/>
-        <w:rPr>
-          <w:lang w:val="en-US"/>
-        </w:rPr>
-      </w:pPr>
-      <w:r>
-        <w:rPr>
-          <w:lang w:val="en-US"/>
-        </w:rPr>
-        <w:t xml:space="preserve">    ' Add the Worksheet</w:t>
-      </w:r>
-    </w:p>
-    <w:p>
-      <w:pPr>
-        <w:spacing w:after="0"/>
-        <w:rPr>
-          <w:lang w:val="en-US"/>
-        </w:rPr>
-      </w:pPr>
-      <w:r>
-        <w:rPr>
-          <w:lang w:val="en-US"/>
-        </w:rPr>
-        <w:t xml:space="preserve">         wb.Worksheets.Add(Before:=wb.Worksheets(1)).Name = strSheetSummary</w:t>
-      </w:r>
-    </w:p>
-    <w:p>
-      <w:pPr>
-        <w:spacing w:after="0"/>
-      </w:pPr>
-      <w:r>
-        <w:rPr>
-          <w:lang w:val="en-US"/>
-        </w:rPr>
-        <w:t xml:space="preserve">    </w:t>
-      </w:r>
-      <w:r>
-        <w:t>Exit Function</w:t>
-      </w:r>
-    </w:p>
-    <w:p>
-      <w:pPr>
-        <w:spacing w:after="0"/>
-      </w:pPr>
-      <w:r>
-        <w:t>ErrorHandler:</w:t>
-      </w:r>
-    </w:p>
-    <w:p>
-      <w:pPr>
-        <w:spacing w:after="0"/>
-      </w:pPr>
-      <w:r>
-        <w:t xml:space="preserve">    MsgBox "Impossible de créer la feuille '" &amp; strSheetSummary &amp; "'." &amp; vbCrLf &amp; _</w:t>
-      </w:r>
-    </w:p>
-    <w:p>
-      <w:pPr>
-        <w:spacing w:after="0"/>
-      </w:pPr>
-      <w:r>
-        <w:t xml:space="preserve">           "Erreur : " &amp; Err.Description, vbCritical, "Erreur VBA"</w:t>
-      </w:r>
-    </w:p>
-    <w:p>
-      <w:pPr>
-        <w:spacing w:after="0"/>
-        <w:rPr>
-          <w:b/>
-          <w:bCs/>
-          <w:color w:val="0070C0"/>
-          <w:lang w:val="en-US"/>
-        </w:rPr>
-      </w:pPr>
-      <w:r>
-        <w:rPr>
-          <w:b/>
-          <w:bCs/>
-          <w:color w:val="0070C0"/>
-          <w:lang w:val="en-US"/>
-        </w:rPr>
-        <w:t>End Function</w:t>
-      </w:r>
-    </w:p>
-    <w:p>
-      <w:pPr>
+        <w:t xml:space="preserve">Fonction pour </w:t>
+      </w:r>
+      <w:r>
         <w:rPr>
           <w:b/>
           <w:bCs/>
@@ -17918,10 +19515,9 @@
           <w:szCs w:val="24"/>
           <w:u w:val="single"/>
         </w:rPr>
-      </w:pPr>
-    </w:p>
-    <w:p>
-      <w:pPr>
+        <w:t>ajouter la feuille du sommaire</w:t>
+      </w:r>
+      <w:r>
         <w:rPr>
           <w:b/>
           <w:bCs/>
@@ -17929,13 +19525,375 @@
           <w:szCs w:val="24"/>
           <w:u w:val="single"/>
         </w:rPr>
+        <w:t>.</w:t>
+      </w:r>
+    </w:p>
+    <w:p>
+      <w:pPr>
+        <w:spacing w:after="0"/>
+        <w:rPr>
+          <w:lang w:val="en-US"/>
+        </w:rPr>
+      </w:pPr>
+      <w:r>
+        <w:rPr>
+          <w:b/>
+          <w:bCs/>
+          <w:color w:val="0070C0"/>
+          <w:lang w:val="en-US"/>
+        </w:rPr>
+        <w:t>Function</w:t>
+      </w:r>
+      <w:r>
+        <w:rPr>
+          <w:lang w:val="en-US"/>
+        </w:rPr>
+        <w:t xml:space="preserve"> </w:t>
+      </w:r>
+      <w:proofErr w:type="spellStart"/>
+      <w:r>
+        <w:rPr>
+          <w:b/>
+          <w:bCs/>
+          <w:lang w:val="en-US"/>
+        </w:rPr>
+        <w:t>AddWorksheet</w:t>
+      </w:r>
+      <w:proofErr w:type="spellEnd"/>
+      <w:r>
+        <w:rPr>
+          <w:lang w:val="en-US"/>
+        </w:rPr>
+        <w:t>(</w:t>
+      </w:r>
+      <w:proofErr w:type="spellStart"/>
+      <w:r>
+        <w:rPr>
+          <w:lang w:val="en-US"/>
+        </w:rPr>
+        <w:t>strSheetSummary</w:t>
+      </w:r>
+      <w:proofErr w:type="spellEnd"/>
+      <w:r>
+        <w:rPr>
+          <w:lang w:val="en-US"/>
+        </w:rPr>
+        <w:t xml:space="preserve"> As String, Optional </w:t>
+      </w:r>
+      <w:proofErr w:type="spellStart"/>
+      <w:r>
+        <w:rPr>
+          <w:lang w:val="en-US"/>
+        </w:rPr>
+        <w:t>wb</w:t>
+      </w:r>
+      <w:proofErr w:type="spellEnd"/>
+      <w:r>
+        <w:rPr>
+          <w:lang w:val="en-US"/>
+        </w:rPr>
+        <w:t xml:space="preserve"> As Workbook)</w:t>
+      </w:r>
+    </w:p>
+    <w:p>
+      <w:pPr>
+        <w:spacing w:after="0"/>
+        <w:rPr>
+          <w:lang w:val="en-US"/>
+        </w:rPr>
+      </w:pPr>
+      <w:r>
+        <w:rPr>
+          <w:lang w:val="en-US"/>
+        </w:rPr>
+        <w:t>'Add a summary sheet</w:t>
+      </w:r>
+    </w:p>
+    <w:p>
+      <w:pPr>
+        <w:spacing w:after="0"/>
+        <w:rPr>
+          <w:lang w:val="en-US"/>
+        </w:rPr>
+      </w:pPr>
+      <w:r>
+        <w:rPr>
+          <w:lang w:val="en-US"/>
+        </w:rPr>
+        <w:t xml:space="preserve">    On Error </w:t>
+      </w:r>
+      <w:proofErr w:type="spellStart"/>
+      <w:r>
+        <w:rPr>
+          <w:lang w:val="en-US"/>
+        </w:rPr>
+        <w:t>GoTo</w:t>
+      </w:r>
+      <w:proofErr w:type="spellEnd"/>
+      <w:r>
+        <w:rPr>
+          <w:lang w:val="en-US"/>
+        </w:rPr>
+        <w:t xml:space="preserve"> </w:t>
+      </w:r>
+      <w:proofErr w:type="spellStart"/>
+      <w:r>
+        <w:rPr>
+          <w:lang w:val="en-US"/>
+        </w:rPr>
+        <w:t>ErrorHandler</w:t>
+      </w:r>
+      <w:proofErr w:type="spellEnd"/>
+    </w:p>
+    <w:p>
+      <w:pPr>
+        <w:spacing w:after="0"/>
+        <w:rPr>
+          <w:lang w:val="en-US"/>
+        </w:rPr>
+      </w:pPr>
+      <w:r>
+        <w:rPr>
+          <w:lang w:val="en-US"/>
+        </w:rPr>
+        <w:t xml:space="preserve">    If </w:t>
+      </w:r>
+      <w:proofErr w:type="spellStart"/>
+      <w:r>
+        <w:rPr>
+          <w:lang w:val="en-US"/>
+        </w:rPr>
+        <w:t>wb</w:t>
+      </w:r>
+      <w:proofErr w:type="spellEnd"/>
+      <w:r>
+        <w:rPr>
+          <w:lang w:val="en-US"/>
+        </w:rPr>
+        <w:t xml:space="preserve"> Is Nothing Then Set </w:t>
+      </w:r>
+      <w:proofErr w:type="spellStart"/>
+      <w:r>
+        <w:rPr>
+          <w:lang w:val="en-US"/>
+        </w:rPr>
+        <w:t>wb</w:t>
+      </w:r>
+      <w:proofErr w:type="spellEnd"/>
+      <w:r>
+        <w:rPr>
+          <w:lang w:val="en-US"/>
+        </w:rPr>
+        <w:t xml:space="preserve"> = </w:t>
+      </w:r>
+      <w:proofErr w:type="spellStart"/>
+      <w:r>
+        <w:rPr>
+          <w:lang w:val="en-US"/>
+        </w:rPr>
+        <w:t>ThisWorkbook</w:t>
+      </w:r>
+      <w:proofErr w:type="spellEnd"/>
+    </w:p>
+    <w:p>
+      <w:pPr>
+        <w:spacing w:after="0"/>
+        <w:rPr>
+          <w:lang w:val="en-US"/>
+        </w:rPr>
+      </w:pPr>
+      <w:r>
+        <w:rPr>
+          <w:lang w:val="en-US"/>
+        </w:rPr>
+        <w:t xml:space="preserve">    ' Add the Worksheet</w:t>
+      </w:r>
+    </w:p>
+    <w:p>
+      <w:pPr>
+        <w:spacing w:after="0"/>
+        <w:rPr>
+          <w:lang w:val="en-US"/>
+        </w:rPr>
+      </w:pPr>
+      <w:r>
+        <w:rPr>
+          <w:lang w:val="en-US"/>
+        </w:rPr>
+        <w:t xml:space="preserve">         </w:t>
+      </w:r>
+      <w:proofErr w:type="spellStart"/>
+      <w:r>
+        <w:rPr>
+          <w:lang w:val="en-US"/>
+        </w:rPr>
+        <w:t>wb.Worksheets.Add</w:t>
+      </w:r>
+      <w:proofErr w:type="spellEnd"/>
+      <w:r>
+        <w:rPr>
+          <w:lang w:val="en-US"/>
+        </w:rPr>
+        <w:t>(Before:=</w:t>
+      </w:r>
+      <w:proofErr w:type="spellStart"/>
+      <w:r>
+        <w:rPr>
+          <w:lang w:val="en-US"/>
+        </w:rPr>
+        <w:t>wb.Worksheets</w:t>
+      </w:r>
+      <w:proofErr w:type="spellEnd"/>
+      <w:r>
+        <w:rPr>
+          <w:lang w:val="en-US"/>
+        </w:rPr>
+        <w:t xml:space="preserve">(1)).Name = </w:t>
+      </w:r>
+      <w:proofErr w:type="spellStart"/>
+      <w:r>
+        <w:rPr>
+          <w:lang w:val="en-US"/>
+        </w:rPr>
+        <w:t>strSheetSummary</w:t>
+      </w:r>
+      <w:proofErr w:type="spellEnd"/>
+    </w:p>
+    <w:p>
+      <w:pPr>
+        <w:spacing w:after="0"/>
+      </w:pPr>
+      <w:r>
+        <w:rPr>
+          <w:lang w:val="en-US"/>
+        </w:rPr>
+        <w:t xml:space="preserve">    </w:t>
+      </w:r>
+      <w:r>
+        <w:t xml:space="preserve">Exit </w:t>
+      </w:r>
+      <w:proofErr w:type="spellStart"/>
+      <w:r>
+        <w:t>Function</w:t>
+      </w:r>
+      <w:proofErr w:type="spellEnd"/>
+    </w:p>
+    <w:p>
+      <w:pPr>
+        <w:spacing w:after="0"/>
+      </w:pPr>
+      <w:proofErr w:type="spellStart"/>
+      <w:r>
+        <w:t>ErrorHandler</w:t>
+      </w:r>
+      <w:proofErr w:type="spellEnd"/>
+      <w:r>
+        <w:t>:</w:t>
+      </w:r>
+    </w:p>
+    <w:p>
+      <w:pPr>
+        <w:spacing w:after="0"/>
+      </w:pPr>
+      <w:r>
+        <w:t xml:space="preserve">    </w:t>
+      </w:r>
+      <w:proofErr w:type="spellStart"/>
+      <w:r>
+        <w:t>MsgBox</w:t>
+      </w:r>
+      <w:proofErr w:type="spellEnd"/>
+      <w:r>
+        <w:t xml:space="preserve"> "Impossible de créer la feuille '" &amp; </w:t>
+      </w:r>
+      <w:proofErr w:type="spellStart"/>
+      <w:r>
+        <w:t>strSheetSummary</w:t>
+      </w:r>
+      <w:proofErr w:type="spellEnd"/>
+      <w:r>
+        <w:t xml:space="preserve"> &amp; "'." &amp; </w:t>
+      </w:r>
+      <w:proofErr w:type="spellStart"/>
+      <w:r>
+        <w:t>vbCrLf</w:t>
+      </w:r>
+      <w:proofErr w:type="spellEnd"/>
+      <w:r>
+        <w:t xml:space="preserve"> &amp; _</w:t>
+      </w:r>
+    </w:p>
+    <w:p>
+      <w:pPr>
+        <w:spacing w:after="0"/>
+      </w:pPr>
+      <w:r>
+        <w:t xml:space="preserve">           "Erreur : " &amp; </w:t>
+      </w:r>
+      <w:proofErr w:type="spellStart"/>
+      <w:r>
+        <w:t>Err.Description</w:t>
+      </w:r>
+      <w:proofErr w:type="spellEnd"/>
+      <w:r>
+        <w:t xml:space="preserve">, </w:t>
+      </w:r>
+      <w:proofErr w:type="spellStart"/>
+      <w:r>
+        <w:t>vbCritical</w:t>
+      </w:r>
+      <w:proofErr w:type="spellEnd"/>
+      <w:r>
+        <w:t>, "Erreur VBA"</w:t>
+      </w:r>
+    </w:p>
+    <w:p>
+      <w:pPr>
+        <w:spacing w:after="0"/>
+        <w:rPr>
+          <w:b/>
+          <w:bCs/>
+          <w:color w:val="0070C0"/>
+          <w:lang w:val="en-US"/>
+        </w:rPr>
+      </w:pPr>
+      <w:r>
+        <w:rPr>
+          <w:b/>
+          <w:bCs/>
+          <w:color w:val="0070C0"/>
+          <w:lang w:val="en-US"/>
+        </w:rPr>
+        <w:t>End Function</w:t>
+      </w:r>
+    </w:p>
+    <w:p>
+      <w:pPr>
+        <w:rPr>
+          <w:b/>
+          <w:bCs/>
+          <w:sz w:val="24"/>
+          <w:szCs w:val="24"/>
+          <w:u w:val="single"/>
+        </w:rPr>
+      </w:pPr>
+    </w:p>
+    <w:p>
+      <w:pPr>
+        <w:rPr>
+          <w:b/>
+          <w:bCs/>
+          <w:sz w:val="24"/>
+          <w:szCs w:val="24"/>
+          <w:u w:val="single"/>
+        </w:rPr>
       </w:pPr>
     </w:p>
     <w:p>
       <w:pPr>
         <w:pStyle w:val="Titre5"/>
       </w:pPr>
-      <w:bookmarkStart w:id="48" w:name="_Toc225011976"/>
+      <w:bookmarkStart w:id="48" w:name="_Toc225093108"/>
       <w:r>
         <w:t>Le principe DRY</w:t>
       </w:r>
@@ -18002,7 +19960,15 @@
         <w:t>Le principe DRY</w:t>
       </w:r>
       <w:r>
-        <w:t xml:space="preserve"> (Don’t Repeat Yourself)</w:t>
+        <w:t xml:space="preserve"> (Don’t Repeat </w:t>
+      </w:r>
+      <w:proofErr w:type="spellStart"/>
+      <w:r>
+        <w:t>Yourself</w:t>
+      </w:r>
+      <w:proofErr w:type="spellEnd"/>
+      <w:r>
+        <w:t>)</w:t>
       </w:r>
       <w:r>
         <w:t xml:space="preserve"> est un des p</w:t>
@@ -18075,13 +20041,23 @@
           <w:lang w:val="en-US"/>
         </w:rPr>
       </w:pPr>
-      <w:r>
-        <w:rPr>
-          <w:b/>
-          <w:bCs/>
-          <w:lang w:val="en-US"/>
-        </w:rPr>
-        <w:t>CheckSheetExist()</w:t>
+      <w:proofErr w:type="spellStart"/>
+      <w:r>
+        <w:rPr>
+          <w:b/>
+          <w:bCs/>
+          <w:lang w:val="en-US"/>
+        </w:rPr>
+        <w:t>CheckSheetExist</w:t>
+      </w:r>
+      <w:proofErr w:type="spellEnd"/>
+      <w:r>
+        <w:rPr>
+          <w:b/>
+          <w:bCs/>
+          <w:lang w:val="en-US"/>
+        </w:rPr>
+        <w:t>()</w:t>
       </w:r>
     </w:p>
     <w:p>
@@ -18093,13 +20069,23 @@
         </w:numPr>
         <w:spacing w:after="0"/>
       </w:pPr>
-      <w:r>
-        <w:rPr>
-          <w:b/>
-          <w:bCs/>
-          <w:lang w:val="en-US"/>
-        </w:rPr>
-        <w:t>AddWorksheet()</w:t>
+      <w:proofErr w:type="spellStart"/>
+      <w:r>
+        <w:rPr>
+          <w:b/>
+          <w:bCs/>
+          <w:lang w:val="en-US"/>
+        </w:rPr>
+        <w:t>AddWorksheet</w:t>
+      </w:r>
+      <w:proofErr w:type="spellEnd"/>
+      <w:r>
+        <w:rPr>
+          <w:b/>
+          <w:bCs/>
+          <w:lang w:val="en-US"/>
+        </w:rPr>
+        <w:t>()</w:t>
       </w:r>
     </w:p>
     <w:p>
@@ -18149,7 +20135,7 @@
           <w:bCs/>
         </w:rPr>
       </w:pPr>
-      <w:bookmarkStart w:id="49" w:name="_Toc225011977"/>
+      <w:bookmarkStart w:id="49" w:name="_Toc225093109"/>
       <w:r>
         <w:rPr>
           <w:b/>
@@ -18338,7 +20324,35 @@
               <w:rPr>
                 <w:lang w:val="en-US"/>
               </w:rPr>
-              <w:t>INDEX(array, row_num, [column_num])</w:t>
+              <w:t xml:space="preserve">INDEX(array, </w:t>
+            </w:r>
+            <w:proofErr w:type="spellStart"/>
+            <w:r>
+              <w:rPr>
+                <w:lang w:val="en-US"/>
+              </w:rPr>
+              <w:t>row_num</w:t>
+            </w:r>
+            <w:proofErr w:type="spellEnd"/>
+            <w:r>
+              <w:rPr>
+                <w:lang w:val="en-US"/>
+              </w:rPr>
+              <w:t>, [</w:t>
+            </w:r>
+            <w:proofErr w:type="spellStart"/>
+            <w:r>
+              <w:rPr>
+                <w:lang w:val="en-US"/>
+              </w:rPr>
+              <w:t>column_num</w:t>
+            </w:r>
+            <w:proofErr w:type="spellEnd"/>
+            <w:r>
+              <w:rPr>
+                <w:lang w:val="en-US"/>
+              </w:rPr>
+              <w:t>])</w:t>
             </w:r>
           </w:p>
         </w:tc>
@@ -18411,7 +20425,63 @@
               <w:rPr>
                 <w:lang w:val="en-US"/>
               </w:rPr>
-              <w:t>REPLACE(old_text, start_num, num_chars, new_text)</w:t>
+              <w:t>REPLACE(</w:t>
+            </w:r>
+            <w:proofErr w:type="spellStart"/>
+            <w:r>
+              <w:rPr>
+                <w:lang w:val="en-US"/>
+              </w:rPr>
+              <w:t>old_text</w:t>
+            </w:r>
+            <w:proofErr w:type="spellEnd"/>
+            <w:r>
+              <w:rPr>
+                <w:lang w:val="en-US"/>
+              </w:rPr>
+              <w:t xml:space="preserve">, </w:t>
+            </w:r>
+            <w:proofErr w:type="spellStart"/>
+            <w:r>
+              <w:rPr>
+                <w:lang w:val="en-US"/>
+              </w:rPr>
+              <w:t>start_num</w:t>
+            </w:r>
+            <w:proofErr w:type="spellEnd"/>
+            <w:r>
+              <w:rPr>
+                <w:lang w:val="en-US"/>
+              </w:rPr>
+              <w:t xml:space="preserve">, </w:t>
+            </w:r>
+            <w:proofErr w:type="spellStart"/>
+            <w:r>
+              <w:rPr>
+                <w:lang w:val="en-US"/>
+              </w:rPr>
+              <w:t>num_chars</w:t>
+            </w:r>
+            <w:proofErr w:type="spellEnd"/>
+            <w:r>
+              <w:rPr>
+                <w:lang w:val="en-US"/>
+              </w:rPr>
+              <w:t xml:space="preserve">, </w:t>
+            </w:r>
+            <w:proofErr w:type="spellStart"/>
+            <w:r>
+              <w:rPr>
+                <w:lang w:val="en-US"/>
+              </w:rPr>
+              <w:t>new_text</w:t>
+            </w:r>
+            <w:proofErr w:type="spellEnd"/>
+            <w:r>
+              <w:rPr>
+                <w:lang w:val="en-US"/>
+              </w:rPr>
+              <w:t>)</w:t>
             </w:r>
           </w:p>
         </w:tc>
@@ -18451,7 +20521,35 @@
               <w:rPr>
                 <w:lang w:val="en-US"/>
               </w:rPr>
-              <w:t>MID(text, start_num, num_chars)</w:t>
+              <w:t xml:space="preserve">MID(text, </w:t>
+            </w:r>
+            <w:proofErr w:type="spellStart"/>
+            <w:r>
+              <w:rPr>
+                <w:lang w:val="en-US"/>
+              </w:rPr>
+              <w:t>start_num</w:t>
+            </w:r>
+            <w:proofErr w:type="spellEnd"/>
+            <w:r>
+              <w:rPr>
+                <w:lang w:val="en-US"/>
+              </w:rPr>
+              <w:t xml:space="preserve">, </w:t>
+            </w:r>
+            <w:proofErr w:type="spellStart"/>
+            <w:r>
+              <w:rPr>
+                <w:lang w:val="en-US"/>
+              </w:rPr>
+              <w:t>num_chars</w:t>
+            </w:r>
+            <w:proofErr w:type="spellEnd"/>
+            <w:r>
+              <w:rPr>
+                <w:lang w:val="en-US"/>
+              </w:rPr>
+              <w:t>)</w:t>
             </w:r>
           </w:p>
         </w:tc>
@@ -18491,7 +20589,49 @@
               <w:rPr>
                 <w:lang w:val="en-US"/>
               </w:rPr>
-              <w:t>SUBSTITUTE(text, old_text, new_text, [instance_num])</w:t>
+              <w:t xml:space="preserve">SUBSTITUTE(text, </w:t>
+            </w:r>
+            <w:proofErr w:type="spellStart"/>
+            <w:r>
+              <w:rPr>
+                <w:lang w:val="en-US"/>
+              </w:rPr>
+              <w:t>old_text</w:t>
+            </w:r>
+            <w:proofErr w:type="spellEnd"/>
+            <w:r>
+              <w:rPr>
+                <w:lang w:val="en-US"/>
+              </w:rPr>
+              <w:t xml:space="preserve">, </w:t>
+            </w:r>
+            <w:proofErr w:type="spellStart"/>
+            <w:r>
+              <w:rPr>
+                <w:lang w:val="en-US"/>
+              </w:rPr>
+              <w:t>new_text</w:t>
+            </w:r>
+            <w:proofErr w:type="spellEnd"/>
+            <w:r>
+              <w:rPr>
+                <w:lang w:val="en-US"/>
+              </w:rPr>
+              <w:t>, [</w:t>
+            </w:r>
+            <w:proofErr w:type="spellStart"/>
+            <w:r>
+              <w:rPr>
+                <w:lang w:val="en-US"/>
+              </w:rPr>
+              <w:t>instance_num</w:t>
+            </w:r>
+            <w:proofErr w:type="spellEnd"/>
+            <w:r>
+              <w:rPr>
+                <w:lang w:val="en-US"/>
+              </w:rPr>
+              <w:t>])</w:t>
             </w:r>
           </w:p>
         </w:tc>
@@ -18555,7 +20695,15 @@
           </w:tcPr>
           <w:p>
             <w:r>
-              <w:t>TEXT(value, format_text)</w:t>
+              <w:t xml:space="preserve">TEXT(value, </w:t>
+            </w:r>
+            <w:proofErr w:type="spellStart"/>
+            <w:r>
+              <w:t>format_text</w:t>
+            </w:r>
+            <w:proofErr w:type="spellEnd"/>
+            <w:r>
+              <w:t>)</w:t>
             </w:r>
           </w:p>
         </w:tc>
@@ -18587,7 +20735,15 @@
           </w:tcPr>
           <w:p>
             <w:r>
-              <w:t>TRANSPOSE(array)</w:t>
+              <w:t>TRANSPOSE(</w:t>
+            </w:r>
+            <w:proofErr w:type="spellStart"/>
+            <w:r>
+              <w:t>array</w:t>
+            </w:r>
+            <w:proofErr w:type="spellEnd"/>
+            <w:r>
+              <w:t>)</w:t>
             </w:r>
           </w:p>
         </w:tc>
@@ -18628,7 +20784,49 @@
               <w:rPr>
                 <w:lang w:val="en-US"/>
               </w:rPr>
-              <w:t>FIND(find_text, within_text, [start_num])</w:t>
+              <w:t>FIND(</w:t>
+            </w:r>
+            <w:proofErr w:type="spellStart"/>
+            <w:r>
+              <w:rPr>
+                <w:lang w:val="en-US"/>
+              </w:rPr>
+              <w:t>find_text</w:t>
+            </w:r>
+            <w:proofErr w:type="spellEnd"/>
+            <w:r>
+              <w:rPr>
+                <w:lang w:val="en-US"/>
+              </w:rPr>
+              <w:t xml:space="preserve">, </w:t>
+            </w:r>
+            <w:proofErr w:type="spellStart"/>
+            <w:r>
+              <w:rPr>
+                <w:lang w:val="en-US"/>
+              </w:rPr>
+              <w:t>within_text</w:t>
+            </w:r>
+            <w:proofErr w:type="spellEnd"/>
+            <w:r>
+              <w:rPr>
+                <w:lang w:val="en-US"/>
+              </w:rPr>
+              <w:t>, [</w:t>
+            </w:r>
+            <w:proofErr w:type="spellStart"/>
+            <w:r>
+              <w:rPr>
+                <w:lang w:val="en-US"/>
+              </w:rPr>
+              <w:t>start_num</w:t>
+            </w:r>
+            <w:proofErr w:type="spellEnd"/>
+            <w:r>
+              <w:rPr>
+                <w:lang w:val="en-US"/>
+              </w:rPr>
+              <w:t>])</w:t>
             </w:r>
           </w:p>
         </w:tc>
@@ -18689,7 +20887,7 @@
         <w:pStyle w:val="Titre1"/>
       </w:pPr>
       <w:bookmarkStart w:id="50" w:name="_Toc223707034"/>
-      <w:bookmarkStart w:id="51" w:name="_Toc225011978"/>
+      <w:bookmarkStart w:id="51" w:name="_Toc225093110"/>
       <w:r>
         <w:t>Links</w:t>
       </w:r>
@@ -19737,7 +21935,7 @@
               <w:sz w:val="16"/>
               <w:szCs w:val="16"/>
             </w:rPr>
-            <w:t>21-03-2026 18:55</w:t>
+            <w:t>21-03-2026 19:03</w:t>
           </w:r>
           <w:r>
             <w:rPr>
@@ -23696,7 +25894,6 @@
   <w:style w:type="character" w:default="1" w:styleId="Policepardfaut">
     <w:name w:val="Default Paragraph Font"/>
     <w:uiPriority w:val="1"/>
-    <w:semiHidden/>
     <w:unhideWhenUsed/>
   </w:style>
   <w:style w:type="table" w:default="1" w:styleId="TableauNormal">

--- a/EXCEL_CodeSource/Classeurs_CodeSource/SheetsList/Lister le nom des feuilles dans Excel_Formules_VBA.docx
+++ b/EXCEL_CodeSource/Classeurs_CodeSource/SheetsList/Lister le nom des feuilles dans Excel_Formules_VBA.docx
@@ -149,7 +149,7 @@
       <w:r>
         <w:fldChar w:fldCharType="separate"/>
       </w:r>
-      <w:hyperlink w:anchor="_Toc225093060" w:history="1">
+      <w:hyperlink w:anchor="_Toc225093596" w:history="1">
         <w:r>
           <w:rPr>
             <w:rStyle w:val="Lienhypertexte"/>
@@ -176,7 +176,7 @@
             <w:noProof/>
             <w:webHidden/>
           </w:rPr>
-          <w:instrText xml:space="preserve"> PAGEREF _Toc225093060 \h </w:instrText>
+          <w:instrText xml:space="preserve"> PAGEREF _Toc225093596 \h </w:instrText>
         </w:r>
         <w:r>
           <w:rPr>
@@ -223,7 +223,7 @@
           <w14:ligatures w14:val="standardContextual"/>
         </w:rPr>
       </w:pPr>
-      <w:hyperlink w:anchor="_Toc225093061" w:history="1">
+      <w:hyperlink w:anchor="_Toc225093597" w:history="1">
         <w:r>
           <w:rPr>
             <w:rStyle w:val="Lienhypertexte"/>
@@ -250,7 +250,7 @@
             <w:noProof/>
             <w:webHidden/>
           </w:rPr>
-          <w:instrText xml:space="preserve"> PAGEREF _Toc225093061 \h </w:instrText>
+          <w:instrText xml:space="preserve"> PAGEREF _Toc225093597 \h </w:instrText>
         </w:r>
         <w:r>
           <w:rPr>
@@ -297,7 +297,7 @@
           <w14:ligatures w14:val="standardContextual"/>
         </w:rPr>
       </w:pPr>
-      <w:hyperlink w:anchor="_Toc225093062" w:history="1">
+      <w:hyperlink w:anchor="_Toc225093598" w:history="1">
         <w:r>
           <w:rPr>
             <w:rStyle w:val="Lienhypertexte"/>
@@ -324,7 +324,7 @@
             <w:noProof/>
             <w:webHidden/>
           </w:rPr>
-          <w:instrText xml:space="preserve"> PAGEREF _Toc225093062 \h </w:instrText>
+          <w:instrText xml:space="preserve"> PAGEREF _Toc225093598 \h </w:instrText>
         </w:r>
         <w:r>
           <w:rPr>
@@ -371,7 +371,7 @@
           <w14:ligatures w14:val="standardContextual"/>
         </w:rPr>
       </w:pPr>
-      <w:hyperlink w:anchor="_Toc225093063" w:history="1">
+      <w:hyperlink w:anchor="_Toc225093599" w:history="1">
         <w:r>
           <w:rPr>
             <w:rStyle w:val="Lienhypertexte"/>
@@ -398,7 +398,7 @@
             <w:noProof/>
             <w:webHidden/>
           </w:rPr>
-          <w:instrText xml:space="preserve"> PAGEREF _Toc225093063 \h </w:instrText>
+          <w:instrText xml:space="preserve"> PAGEREF _Toc225093599 \h </w:instrText>
         </w:r>
         <w:r>
           <w:rPr>
@@ -447,7 +447,7 @@
           <w14:ligatures w14:val="standardContextual"/>
         </w:rPr>
       </w:pPr>
-      <w:hyperlink w:anchor="_Toc225093064" w:history="1">
+      <w:hyperlink w:anchor="_Toc225093600" w:history="1">
         <w:r>
           <w:rPr>
             <w:rStyle w:val="Lienhypertexte"/>
@@ -474,7 +474,7 @@
             <w:noProof/>
             <w:webHidden/>
           </w:rPr>
-          <w:instrText xml:space="preserve"> PAGEREF _Toc225093064 \h </w:instrText>
+          <w:instrText xml:space="preserve"> PAGEREF _Toc225093600 \h </w:instrText>
         </w:r>
         <w:r>
           <w:rPr>
@@ -521,7 +521,7 @@
           <w14:ligatures w14:val="standardContextual"/>
         </w:rPr>
       </w:pPr>
-      <w:hyperlink w:anchor="_Toc225093065" w:history="1">
+      <w:hyperlink w:anchor="_Toc225093601" w:history="1">
         <w:r>
           <w:rPr>
             <w:rStyle w:val="Lienhypertexte"/>
@@ -548,7 +548,7 @@
             <w:noProof/>
             <w:webHidden/>
           </w:rPr>
-          <w:instrText xml:space="preserve"> PAGEREF _Toc225093065 \h </w:instrText>
+          <w:instrText xml:space="preserve"> PAGEREF _Toc225093601 \h </w:instrText>
         </w:r>
         <w:r>
           <w:rPr>
@@ -596,7 +596,7 @@
           <w14:ligatures w14:val="standardContextual"/>
         </w:rPr>
       </w:pPr>
-      <w:hyperlink w:anchor="_Toc225093066" w:history="1">
+      <w:hyperlink w:anchor="_Toc225093602" w:history="1">
         <w:r>
           <w:rPr>
             <w:rStyle w:val="Lienhypertexte"/>
@@ -623,7 +623,7 @@
             <w:noProof/>
             <w:webHidden/>
           </w:rPr>
-          <w:instrText xml:space="preserve"> PAGEREF _Toc225093066 \h </w:instrText>
+          <w:instrText xml:space="preserve"> PAGEREF _Toc225093602 \h </w:instrText>
         </w:r>
         <w:r>
           <w:rPr>
@@ -671,7 +671,7 @@
           <w14:ligatures w14:val="standardContextual"/>
         </w:rPr>
       </w:pPr>
-      <w:hyperlink w:anchor="_Toc225093067" w:history="1">
+      <w:hyperlink w:anchor="_Toc225093603" w:history="1">
         <w:r>
           <w:rPr>
             <w:rStyle w:val="Lienhypertexte"/>
@@ -698,7 +698,7 @@
             <w:noProof/>
             <w:webHidden/>
           </w:rPr>
-          <w:instrText xml:space="preserve"> PAGEREF _Toc225093067 \h </w:instrText>
+          <w:instrText xml:space="preserve"> PAGEREF _Toc225093603 \h </w:instrText>
         </w:r>
         <w:r>
           <w:rPr>
@@ -746,7 +746,7 @@
           <w14:ligatures w14:val="standardContextual"/>
         </w:rPr>
       </w:pPr>
-      <w:hyperlink w:anchor="_Toc225093068" w:history="1">
+      <w:hyperlink w:anchor="_Toc225093604" w:history="1">
         <w:r>
           <w:rPr>
             <w:rStyle w:val="Lienhypertexte"/>
@@ -773,7 +773,7 @@
             <w:noProof/>
             <w:webHidden/>
           </w:rPr>
-          <w:instrText xml:space="preserve"> PAGEREF _Toc225093068 \h </w:instrText>
+          <w:instrText xml:space="preserve"> PAGEREF _Toc225093604 \h </w:instrText>
         </w:r>
         <w:r>
           <w:rPr>
@@ -821,7 +821,7 @@
           <w14:ligatures w14:val="standardContextual"/>
         </w:rPr>
       </w:pPr>
-      <w:hyperlink w:anchor="_Toc225093069" w:history="1">
+      <w:hyperlink w:anchor="_Toc225093605" w:history="1">
         <w:r>
           <w:rPr>
             <w:rStyle w:val="Lienhypertexte"/>
@@ -848,7 +848,7 @@
             <w:noProof/>
             <w:webHidden/>
           </w:rPr>
-          <w:instrText xml:space="preserve"> PAGEREF _Toc225093069 \h </w:instrText>
+          <w:instrText xml:space="preserve"> PAGEREF _Toc225093605 \h </w:instrText>
         </w:r>
         <w:r>
           <w:rPr>
@@ -895,7 +895,7 @@
           <w14:ligatures w14:val="standardContextual"/>
         </w:rPr>
       </w:pPr>
-      <w:hyperlink w:anchor="_Toc225093070" w:history="1">
+      <w:hyperlink w:anchor="_Toc225093606" w:history="1">
         <w:r>
           <w:rPr>
             <w:rStyle w:val="Lienhypertexte"/>
@@ -922,7 +922,7 @@
             <w:noProof/>
             <w:webHidden/>
           </w:rPr>
-          <w:instrText xml:space="preserve"> PAGEREF _Toc225093070 \h </w:instrText>
+          <w:instrText xml:space="preserve"> PAGEREF _Toc225093606 \h </w:instrText>
         </w:r>
         <w:r>
           <w:rPr>
@@ -969,7 +969,7 @@
           <w14:ligatures w14:val="standardContextual"/>
         </w:rPr>
       </w:pPr>
-      <w:hyperlink w:anchor="_Toc225093071" w:history="1">
+      <w:hyperlink w:anchor="_Toc225093607" w:history="1">
         <w:r>
           <w:rPr>
             <w:rStyle w:val="Lienhypertexte"/>
@@ -996,7 +996,7 @@
             <w:noProof/>
             <w:webHidden/>
           </w:rPr>
-          <w:instrText xml:space="preserve"> PAGEREF _Toc225093071 \h </w:instrText>
+          <w:instrText xml:space="preserve"> PAGEREF _Toc225093607 \h </w:instrText>
         </w:r>
         <w:r>
           <w:rPr>
@@ -1016,7 +1016,7 @@
             <w:noProof/>
             <w:webHidden/>
           </w:rPr>
-          <w:t>8</w:t>
+          <w:t>9</w:t>
         </w:r>
         <w:r>
           <w:rPr>
@@ -1043,7 +1043,7 @@
           <w14:ligatures w14:val="standardContextual"/>
         </w:rPr>
       </w:pPr>
-      <w:hyperlink w:anchor="_Toc225093072" w:history="1">
+      <w:hyperlink w:anchor="_Toc225093608" w:history="1">
         <w:r>
           <w:rPr>
             <w:rStyle w:val="Lienhypertexte"/>
@@ -1070,7 +1070,7 @@
             <w:noProof/>
             <w:webHidden/>
           </w:rPr>
-          <w:instrText xml:space="preserve"> PAGEREF _Toc225093072 \h </w:instrText>
+          <w:instrText xml:space="preserve"> PAGEREF _Toc225093608 \h </w:instrText>
         </w:r>
         <w:r>
           <w:rPr>
@@ -1118,7 +1118,7 @@
           <w14:ligatures w14:val="standardContextual"/>
         </w:rPr>
       </w:pPr>
-      <w:hyperlink w:anchor="_Toc225093073" w:history="1">
+      <w:hyperlink w:anchor="_Toc225093609" w:history="1">
         <w:r>
           <w:rPr>
             <w:rStyle w:val="Lienhypertexte"/>
@@ -1145,7 +1145,7 @@
             <w:noProof/>
             <w:webHidden/>
           </w:rPr>
-          <w:instrText xml:space="preserve"> PAGEREF _Toc225093073 \h </w:instrText>
+          <w:instrText xml:space="preserve"> PAGEREF _Toc225093609 \h </w:instrText>
         </w:r>
         <w:r>
           <w:rPr>
@@ -1193,7 +1193,7 @@
           <w14:ligatures w14:val="standardContextual"/>
         </w:rPr>
       </w:pPr>
-      <w:hyperlink w:anchor="_Toc225093074" w:history="1">
+      <w:hyperlink w:anchor="_Toc225093610" w:history="1">
         <w:r>
           <w:rPr>
             <w:rStyle w:val="Lienhypertexte"/>
@@ -1220,7 +1220,7 @@
             <w:noProof/>
             <w:webHidden/>
           </w:rPr>
-          <w:instrText xml:space="preserve"> PAGEREF _Toc225093074 \h </w:instrText>
+          <w:instrText xml:space="preserve"> PAGEREF _Toc225093610 \h </w:instrText>
         </w:r>
         <w:r>
           <w:rPr>
@@ -1268,7 +1268,7 @@
           <w14:ligatures w14:val="standardContextual"/>
         </w:rPr>
       </w:pPr>
-      <w:hyperlink w:anchor="_Toc225093075" w:history="1">
+      <w:hyperlink w:anchor="_Toc225093611" w:history="1">
         <w:r>
           <w:rPr>
             <w:rStyle w:val="Lienhypertexte"/>
@@ -1295,7 +1295,7 @@
             <w:noProof/>
             <w:webHidden/>
           </w:rPr>
-          <w:instrText xml:space="preserve"> PAGEREF _Toc225093075 \h </w:instrText>
+          <w:instrText xml:space="preserve"> PAGEREF _Toc225093611 \h </w:instrText>
         </w:r>
         <w:r>
           <w:rPr>
@@ -1342,7 +1342,7 @@
           <w14:ligatures w14:val="standardContextual"/>
         </w:rPr>
       </w:pPr>
-      <w:hyperlink w:anchor="_Toc225093076" w:history="1">
+      <w:hyperlink w:anchor="_Toc225093612" w:history="1">
         <w:r>
           <w:rPr>
             <w:rStyle w:val="Lienhypertexte"/>
@@ -1369,7 +1369,7 @@
             <w:noProof/>
             <w:webHidden/>
           </w:rPr>
-          <w:instrText xml:space="preserve"> PAGEREF _Toc225093076 \h </w:instrText>
+          <w:instrText xml:space="preserve"> PAGEREF _Toc225093612 \h </w:instrText>
         </w:r>
         <w:r>
           <w:rPr>
@@ -1417,7 +1417,7 @@
           <w14:ligatures w14:val="standardContextual"/>
         </w:rPr>
       </w:pPr>
-      <w:hyperlink w:anchor="_Toc225093077" w:history="1">
+      <w:hyperlink w:anchor="_Toc225093613" w:history="1">
         <w:r>
           <w:rPr>
             <w:rStyle w:val="Lienhypertexte"/>
@@ -1444,7 +1444,7 @@
             <w:noProof/>
             <w:webHidden/>
           </w:rPr>
-          <w:instrText xml:space="preserve"> PAGEREF _Toc225093077 \h </w:instrText>
+          <w:instrText xml:space="preserve"> PAGEREF _Toc225093613 \h </w:instrText>
         </w:r>
         <w:r>
           <w:rPr>
@@ -1492,7 +1492,7 @@
           <w14:ligatures w14:val="standardContextual"/>
         </w:rPr>
       </w:pPr>
-      <w:hyperlink w:anchor="_Toc225093078" w:history="1">
+      <w:hyperlink w:anchor="_Toc225093614" w:history="1">
         <w:r>
           <w:rPr>
             <w:rStyle w:val="Lienhypertexte"/>
@@ -1519,7 +1519,7 @@
             <w:noProof/>
             <w:webHidden/>
           </w:rPr>
-          <w:instrText xml:space="preserve"> PAGEREF _Toc225093078 \h </w:instrText>
+          <w:instrText xml:space="preserve"> PAGEREF _Toc225093614 \h </w:instrText>
         </w:r>
         <w:r>
           <w:rPr>
@@ -1567,7 +1567,7 @@
           <w14:ligatures w14:val="standardContextual"/>
         </w:rPr>
       </w:pPr>
-      <w:hyperlink w:anchor="_Toc225093079" w:history="1">
+      <w:hyperlink w:anchor="_Toc225093615" w:history="1">
         <w:r>
           <w:rPr>
             <w:rStyle w:val="Lienhypertexte"/>
@@ -1594,7 +1594,7 @@
             <w:noProof/>
             <w:webHidden/>
           </w:rPr>
-          <w:instrText xml:space="preserve"> PAGEREF _Toc225093079 \h </w:instrText>
+          <w:instrText xml:space="preserve"> PAGEREF _Toc225093615 \h </w:instrText>
         </w:r>
         <w:r>
           <w:rPr>
@@ -1641,7 +1641,7 @@
           <w14:ligatures w14:val="standardContextual"/>
         </w:rPr>
       </w:pPr>
-      <w:hyperlink w:anchor="_Toc225093080" w:history="1">
+      <w:hyperlink w:anchor="_Toc225093616" w:history="1">
         <w:r>
           <w:rPr>
             <w:rStyle w:val="Lienhypertexte"/>
@@ -1668,7 +1668,7 @@
             <w:noProof/>
             <w:webHidden/>
           </w:rPr>
-          <w:instrText xml:space="preserve"> PAGEREF _Toc225093080 \h </w:instrText>
+          <w:instrText xml:space="preserve"> PAGEREF _Toc225093616 \h </w:instrText>
         </w:r>
         <w:r>
           <w:rPr>
@@ -1716,7 +1716,7 @@
           <w14:ligatures w14:val="standardContextual"/>
         </w:rPr>
       </w:pPr>
-      <w:hyperlink w:anchor="_Toc225093081" w:history="1">
+      <w:hyperlink w:anchor="_Toc225093617" w:history="1">
         <w:r>
           <w:rPr>
             <w:rStyle w:val="Lienhypertexte"/>
@@ -1743,7 +1743,7 @@
             <w:noProof/>
             <w:webHidden/>
           </w:rPr>
-          <w:instrText xml:space="preserve"> PAGEREF _Toc225093081 \h </w:instrText>
+          <w:instrText xml:space="preserve"> PAGEREF _Toc225093617 \h </w:instrText>
         </w:r>
         <w:r>
           <w:rPr>
@@ -1791,7 +1791,7 @@
           <w14:ligatures w14:val="standardContextual"/>
         </w:rPr>
       </w:pPr>
-      <w:hyperlink w:anchor="_Toc225093082" w:history="1">
+      <w:hyperlink w:anchor="_Toc225093618" w:history="1">
         <w:r>
           <w:rPr>
             <w:rStyle w:val="Lienhypertexte"/>
@@ -1818,7 +1818,7 @@
             <w:noProof/>
             <w:webHidden/>
           </w:rPr>
-          <w:instrText xml:space="preserve"> PAGEREF _Toc225093082 \h </w:instrText>
+          <w:instrText xml:space="preserve"> PAGEREF _Toc225093618 \h </w:instrText>
         </w:r>
         <w:r>
           <w:rPr>
@@ -1866,7 +1866,7 @@
           <w14:ligatures w14:val="standardContextual"/>
         </w:rPr>
       </w:pPr>
-      <w:hyperlink w:anchor="_Toc225093083" w:history="1">
+      <w:hyperlink w:anchor="_Toc225093619" w:history="1">
         <w:r>
           <w:rPr>
             <w:rStyle w:val="Lienhypertexte"/>
@@ -1893,7 +1893,7 @@
             <w:noProof/>
             <w:webHidden/>
           </w:rPr>
-          <w:instrText xml:space="preserve"> PAGEREF _Toc225093083 \h </w:instrText>
+          <w:instrText xml:space="preserve"> PAGEREF _Toc225093619 \h </w:instrText>
         </w:r>
         <w:r>
           <w:rPr>
@@ -1941,7 +1941,7 @@
           <w14:ligatures w14:val="standardContextual"/>
         </w:rPr>
       </w:pPr>
-      <w:hyperlink w:anchor="_Toc225093084" w:history="1">
+      <w:hyperlink w:anchor="_Toc225093620" w:history="1">
         <w:r>
           <w:rPr>
             <w:rStyle w:val="Lienhypertexte"/>
@@ -1968,7 +1968,7 @@
             <w:noProof/>
             <w:webHidden/>
           </w:rPr>
-          <w:instrText xml:space="preserve"> PAGEREF _Toc225093084 \h </w:instrText>
+          <w:instrText xml:space="preserve"> PAGEREF _Toc225093620 \h </w:instrText>
         </w:r>
         <w:r>
           <w:rPr>
@@ -2015,7 +2015,7 @@
           <w14:ligatures w14:val="standardContextual"/>
         </w:rPr>
       </w:pPr>
-      <w:hyperlink w:anchor="_Toc225093085" w:history="1">
+      <w:hyperlink w:anchor="_Toc225093621" w:history="1">
         <w:r>
           <w:rPr>
             <w:rStyle w:val="Lienhypertexte"/>
@@ -2042,7 +2042,7 @@
             <w:noProof/>
             <w:webHidden/>
           </w:rPr>
-          <w:instrText xml:space="preserve"> PAGEREF _Toc225093085 \h </w:instrText>
+          <w:instrText xml:space="preserve"> PAGEREF _Toc225093621 \h </w:instrText>
         </w:r>
         <w:r>
           <w:rPr>
@@ -2089,7 +2089,7 @@
           <w14:ligatures w14:val="standardContextual"/>
         </w:rPr>
       </w:pPr>
-      <w:hyperlink w:anchor="_Toc225093086" w:history="1">
+      <w:hyperlink w:anchor="_Toc225093622" w:history="1">
         <w:r>
           <w:rPr>
             <w:rStyle w:val="Lienhypertexte"/>
@@ -2116,7 +2116,7 @@
             <w:noProof/>
             <w:webHidden/>
           </w:rPr>
-          <w:instrText xml:space="preserve"> PAGEREF _Toc225093086 \h </w:instrText>
+          <w:instrText xml:space="preserve"> PAGEREF _Toc225093622 \h </w:instrText>
         </w:r>
         <w:r>
           <w:rPr>
@@ -2163,7 +2163,7 @@
           <w14:ligatures w14:val="standardContextual"/>
         </w:rPr>
       </w:pPr>
-      <w:hyperlink w:anchor="_Toc225093087" w:history="1">
+      <w:hyperlink w:anchor="_Toc225093623" w:history="1">
         <w:r>
           <w:rPr>
             <w:rStyle w:val="Lienhypertexte"/>
@@ -2190,7 +2190,7 @@
             <w:noProof/>
             <w:webHidden/>
           </w:rPr>
-          <w:instrText xml:space="preserve"> PAGEREF _Toc225093087 \h </w:instrText>
+          <w:instrText xml:space="preserve"> PAGEREF _Toc225093623 \h </w:instrText>
         </w:r>
         <w:r>
           <w:rPr>
@@ -2237,7 +2237,7 @@
           <w14:ligatures w14:val="standardContextual"/>
         </w:rPr>
       </w:pPr>
-      <w:hyperlink w:anchor="_Toc225093088" w:history="1">
+      <w:hyperlink w:anchor="_Toc225093624" w:history="1">
         <w:r>
           <w:rPr>
             <w:rStyle w:val="Lienhypertexte"/>
@@ -2264,7 +2264,7 @@
             <w:noProof/>
             <w:webHidden/>
           </w:rPr>
-          <w:instrText xml:space="preserve"> PAGEREF _Toc225093088 \h </w:instrText>
+          <w:instrText xml:space="preserve"> PAGEREF _Toc225093624 \h </w:instrText>
         </w:r>
         <w:r>
           <w:rPr>
@@ -2312,7 +2312,7 @@
           <w14:ligatures w14:val="standardContextual"/>
         </w:rPr>
       </w:pPr>
-      <w:hyperlink w:anchor="_Toc225093089" w:history="1">
+      <w:hyperlink w:anchor="_Toc225093625" w:history="1">
         <w:r>
           <w:rPr>
             <w:rStyle w:val="Lienhypertexte"/>
@@ -2339,7 +2339,7 @@
             <w:noProof/>
             <w:webHidden/>
           </w:rPr>
-          <w:instrText xml:space="preserve"> PAGEREF _Toc225093089 \h </w:instrText>
+          <w:instrText xml:space="preserve"> PAGEREF _Toc225093625 \h </w:instrText>
         </w:r>
         <w:r>
           <w:rPr>
@@ -2387,7 +2387,7 @@
           <w14:ligatures w14:val="standardContextual"/>
         </w:rPr>
       </w:pPr>
-      <w:hyperlink w:anchor="_Toc225093090" w:history="1">
+      <w:hyperlink w:anchor="_Toc225093626" w:history="1">
         <w:r>
           <w:rPr>
             <w:rStyle w:val="Lienhypertexte"/>
@@ -2414,7 +2414,7 @@
             <w:noProof/>
             <w:webHidden/>
           </w:rPr>
-          <w:instrText xml:space="preserve"> PAGEREF _Toc225093090 \h </w:instrText>
+          <w:instrText xml:space="preserve"> PAGEREF _Toc225093626 \h </w:instrText>
         </w:r>
         <w:r>
           <w:rPr>
@@ -2461,7 +2461,7 @@
           <w14:ligatures w14:val="standardContextual"/>
         </w:rPr>
       </w:pPr>
-      <w:hyperlink w:anchor="_Toc225093091" w:history="1">
+      <w:hyperlink w:anchor="_Toc225093627" w:history="1">
         <w:r>
           <w:rPr>
             <w:rStyle w:val="Lienhypertexte"/>
@@ -2488,7 +2488,7 @@
             <w:noProof/>
             <w:webHidden/>
           </w:rPr>
-          <w:instrText xml:space="preserve"> PAGEREF _Toc225093091 \h </w:instrText>
+          <w:instrText xml:space="preserve"> PAGEREF _Toc225093627 \h </w:instrText>
         </w:r>
         <w:r>
           <w:rPr>
@@ -2535,7 +2535,7 @@
           <w14:ligatures w14:val="standardContextual"/>
         </w:rPr>
       </w:pPr>
-      <w:hyperlink w:anchor="_Toc225093092" w:history="1">
+      <w:hyperlink w:anchor="_Toc225093628" w:history="1">
         <w:r>
           <w:rPr>
             <w:rStyle w:val="Lienhypertexte"/>
@@ -2562,7 +2562,7 @@
             <w:noProof/>
             <w:webHidden/>
           </w:rPr>
-          <w:instrText xml:space="preserve"> PAGEREF _Toc225093092 \h </w:instrText>
+          <w:instrText xml:space="preserve"> PAGEREF _Toc225093628 \h </w:instrText>
         </w:r>
         <w:r>
           <w:rPr>
@@ -2609,7 +2609,7 @@
           <w14:ligatures w14:val="standardContextual"/>
         </w:rPr>
       </w:pPr>
-      <w:hyperlink w:anchor="_Toc225093093" w:history="1">
+      <w:hyperlink w:anchor="_Toc225093629" w:history="1">
         <w:r>
           <w:rPr>
             <w:rStyle w:val="Lienhypertexte"/>
@@ -2636,7 +2636,7 @@
             <w:noProof/>
             <w:webHidden/>
           </w:rPr>
-          <w:instrText xml:space="preserve"> PAGEREF _Toc225093093 \h </w:instrText>
+          <w:instrText xml:space="preserve"> PAGEREF _Toc225093629 \h </w:instrText>
         </w:r>
         <w:r>
           <w:rPr>
@@ -2684,7 +2684,7 @@
           <w14:ligatures w14:val="standardContextual"/>
         </w:rPr>
       </w:pPr>
-      <w:hyperlink w:anchor="_Toc225093094" w:history="1">
+      <w:hyperlink w:anchor="_Toc225093630" w:history="1">
         <w:r>
           <w:rPr>
             <w:rStyle w:val="Lienhypertexte"/>
@@ -2711,7 +2711,7 @@
             <w:noProof/>
             <w:webHidden/>
           </w:rPr>
-          <w:instrText xml:space="preserve"> PAGEREF _Toc225093094 \h </w:instrText>
+          <w:instrText xml:space="preserve"> PAGEREF _Toc225093630 \h </w:instrText>
         </w:r>
         <w:r>
           <w:rPr>
@@ -2758,7 +2758,7 @@
           <w14:ligatures w14:val="standardContextual"/>
         </w:rPr>
       </w:pPr>
-      <w:hyperlink w:anchor="_Toc225093095" w:history="1">
+      <w:hyperlink w:anchor="_Toc225093631" w:history="1">
         <w:r>
           <w:rPr>
             <w:rStyle w:val="Lienhypertexte"/>
@@ -2785,7 +2785,7 @@
             <w:noProof/>
             <w:webHidden/>
           </w:rPr>
-          <w:instrText xml:space="preserve"> PAGEREF _Toc225093095 \h </w:instrText>
+          <w:instrText xml:space="preserve"> PAGEREF _Toc225093631 \h </w:instrText>
         </w:r>
         <w:r>
           <w:rPr>
@@ -2832,7 +2832,7 @@
           <w14:ligatures w14:val="standardContextual"/>
         </w:rPr>
       </w:pPr>
-      <w:hyperlink w:anchor="_Toc225093096" w:history="1">
+      <w:hyperlink w:anchor="_Toc225093632" w:history="1">
         <w:r>
           <w:rPr>
             <w:rStyle w:val="Lienhypertexte"/>
@@ -2859,7 +2859,7 @@
             <w:noProof/>
             <w:webHidden/>
           </w:rPr>
-          <w:instrText xml:space="preserve"> PAGEREF _Toc225093096 \h </w:instrText>
+          <w:instrText xml:space="preserve"> PAGEREF _Toc225093632 \h </w:instrText>
         </w:r>
         <w:r>
           <w:rPr>
@@ -2906,7 +2906,7 @@
           <w14:ligatures w14:val="standardContextual"/>
         </w:rPr>
       </w:pPr>
-      <w:hyperlink w:anchor="_Toc225093097" w:history="1">
+      <w:hyperlink w:anchor="_Toc225093633" w:history="1">
         <w:r>
           <w:rPr>
             <w:rStyle w:val="Lienhypertexte"/>
@@ -2933,7 +2933,7 @@
             <w:noProof/>
             <w:webHidden/>
           </w:rPr>
-          <w:instrText xml:space="preserve"> PAGEREF _Toc225093097 \h </w:instrText>
+          <w:instrText xml:space="preserve"> PAGEREF _Toc225093633 \h </w:instrText>
         </w:r>
         <w:r>
           <w:rPr>
@@ -2980,7 +2980,7 @@
           <w14:ligatures w14:val="standardContextual"/>
         </w:rPr>
       </w:pPr>
-      <w:hyperlink w:anchor="_Toc225093098" w:history="1">
+      <w:hyperlink w:anchor="_Toc225093634" w:history="1">
         <w:r>
           <w:rPr>
             <w:rStyle w:val="Lienhypertexte"/>
@@ -3007,7 +3007,7 @@
             <w:noProof/>
             <w:webHidden/>
           </w:rPr>
-          <w:instrText xml:space="preserve"> PAGEREF _Toc225093098 \h </w:instrText>
+          <w:instrText xml:space="preserve"> PAGEREF _Toc225093634 \h </w:instrText>
         </w:r>
         <w:r>
           <w:rPr>
@@ -3054,7 +3054,7 @@
           <w14:ligatures w14:val="standardContextual"/>
         </w:rPr>
       </w:pPr>
-      <w:hyperlink w:anchor="_Toc225093099" w:history="1">
+      <w:hyperlink w:anchor="_Toc225093635" w:history="1">
         <w:r>
           <w:rPr>
             <w:rStyle w:val="Lienhypertexte"/>
@@ -3081,7 +3081,7 @@
             <w:noProof/>
             <w:webHidden/>
           </w:rPr>
-          <w:instrText xml:space="preserve"> PAGEREF _Toc225093099 \h </w:instrText>
+          <w:instrText xml:space="preserve"> PAGEREF _Toc225093635 \h </w:instrText>
         </w:r>
         <w:r>
           <w:rPr>
@@ -3128,7 +3128,7 @@
           <w14:ligatures w14:val="standardContextual"/>
         </w:rPr>
       </w:pPr>
-      <w:hyperlink w:anchor="_Toc225093100" w:history="1">
+      <w:hyperlink w:anchor="_Toc225093636" w:history="1">
         <w:r>
           <w:rPr>
             <w:rStyle w:val="Lienhypertexte"/>
@@ -3155,7 +3155,7 @@
             <w:noProof/>
             <w:webHidden/>
           </w:rPr>
-          <w:instrText xml:space="preserve"> PAGEREF _Toc225093100 \h </w:instrText>
+          <w:instrText xml:space="preserve"> PAGEREF _Toc225093636 \h </w:instrText>
         </w:r>
         <w:r>
           <w:rPr>
@@ -3203,7 +3203,7 @@
           <w14:ligatures w14:val="standardContextual"/>
         </w:rPr>
       </w:pPr>
-      <w:hyperlink w:anchor="_Toc225093101" w:history="1">
+      <w:hyperlink w:anchor="_Toc225093637" w:history="1">
         <w:r>
           <w:rPr>
             <w:rStyle w:val="Lienhypertexte"/>
@@ -3230,7 +3230,7 @@
             <w:noProof/>
             <w:webHidden/>
           </w:rPr>
-          <w:instrText xml:space="preserve"> PAGEREF _Toc225093101 \h </w:instrText>
+          <w:instrText xml:space="preserve"> PAGEREF _Toc225093637 \h </w:instrText>
         </w:r>
         <w:r>
           <w:rPr>
@@ -3277,7 +3277,7 @@
           <w14:ligatures w14:val="standardContextual"/>
         </w:rPr>
       </w:pPr>
-      <w:hyperlink w:anchor="_Toc225093102" w:history="1">
+      <w:hyperlink w:anchor="_Toc225093638" w:history="1">
         <w:r>
           <w:rPr>
             <w:rStyle w:val="Lienhypertexte"/>
@@ -3304,7 +3304,7 @@
             <w:noProof/>
             <w:webHidden/>
           </w:rPr>
-          <w:instrText xml:space="preserve"> PAGEREF _Toc225093102 \h </w:instrText>
+          <w:instrText xml:space="preserve"> PAGEREF _Toc225093638 \h </w:instrText>
         </w:r>
         <w:r>
           <w:rPr>
@@ -3351,7 +3351,7 @@
           <w14:ligatures w14:val="standardContextual"/>
         </w:rPr>
       </w:pPr>
-      <w:hyperlink w:anchor="_Toc225093103" w:history="1">
+      <w:hyperlink w:anchor="_Toc225093639" w:history="1">
         <w:r>
           <w:rPr>
             <w:rStyle w:val="Lienhypertexte"/>
@@ -3378,7 +3378,7 @@
             <w:noProof/>
             <w:webHidden/>
           </w:rPr>
-          <w:instrText xml:space="preserve"> PAGEREF _Toc225093103 \h </w:instrText>
+          <w:instrText xml:space="preserve"> PAGEREF _Toc225093639 \h </w:instrText>
         </w:r>
         <w:r>
           <w:rPr>
@@ -3425,7 +3425,7 @@
           <w14:ligatures w14:val="standardContextual"/>
         </w:rPr>
       </w:pPr>
-      <w:hyperlink w:anchor="_Toc225093104" w:history="1">
+      <w:hyperlink w:anchor="_Toc225093640" w:history="1">
         <w:r>
           <w:rPr>
             <w:rStyle w:val="Lienhypertexte"/>
@@ -3452,7 +3452,7 @@
             <w:noProof/>
             <w:webHidden/>
           </w:rPr>
-          <w:instrText xml:space="preserve"> PAGEREF _Toc225093104 \h </w:instrText>
+          <w:instrText xml:space="preserve"> PAGEREF _Toc225093640 \h </w:instrText>
         </w:r>
         <w:r>
           <w:rPr>
@@ -3499,7 +3499,7 @@
           <w14:ligatures w14:val="standardContextual"/>
         </w:rPr>
       </w:pPr>
-      <w:hyperlink w:anchor="_Toc225093105" w:history="1">
+      <w:hyperlink w:anchor="_Toc225093641" w:history="1">
         <w:r>
           <w:rPr>
             <w:rStyle w:val="Lienhypertexte"/>
@@ -3526,7 +3526,7 @@
             <w:noProof/>
             <w:webHidden/>
           </w:rPr>
-          <w:instrText xml:space="preserve"> PAGEREF _Toc225093105 \h </w:instrText>
+          <w:instrText xml:space="preserve"> PAGEREF _Toc225093641 \h </w:instrText>
         </w:r>
         <w:r>
           <w:rPr>
@@ -3573,7 +3573,7 @@
           <w14:ligatures w14:val="standardContextual"/>
         </w:rPr>
       </w:pPr>
-      <w:hyperlink w:anchor="_Toc225093106" w:history="1">
+      <w:hyperlink w:anchor="_Toc225093642" w:history="1">
         <w:r>
           <w:rPr>
             <w:rStyle w:val="Lienhypertexte"/>
@@ -3600,7 +3600,7 @@
             <w:noProof/>
             <w:webHidden/>
           </w:rPr>
-          <w:instrText xml:space="preserve"> PAGEREF _Toc225093106 \h </w:instrText>
+          <w:instrText xml:space="preserve"> PAGEREF _Toc225093642 \h </w:instrText>
         </w:r>
         <w:r>
           <w:rPr>
@@ -3647,7 +3647,7 @@
           <w14:ligatures w14:val="standardContextual"/>
         </w:rPr>
       </w:pPr>
-      <w:hyperlink w:anchor="_Toc225093107" w:history="1">
+      <w:hyperlink w:anchor="_Toc225093643" w:history="1">
         <w:r>
           <w:rPr>
             <w:rStyle w:val="Lienhypertexte"/>
@@ -3674,7 +3674,7 @@
             <w:noProof/>
             <w:webHidden/>
           </w:rPr>
-          <w:instrText xml:space="preserve"> PAGEREF _Toc225093107 \h </w:instrText>
+          <w:instrText xml:space="preserve"> PAGEREF _Toc225093643 \h </w:instrText>
         </w:r>
         <w:r>
           <w:rPr>
@@ -3721,7 +3721,7 @@
           <w14:ligatures w14:val="standardContextual"/>
         </w:rPr>
       </w:pPr>
-      <w:hyperlink w:anchor="_Toc225093108" w:history="1">
+      <w:hyperlink w:anchor="_Toc225093644" w:history="1">
         <w:r>
           <w:rPr>
             <w:rStyle w:val="Lienhypertexte"/>
@@ -3748,7 +3748,7 @@
             <w:noProof/>
             <w:webHidden/>
           </w:rPr>
-          <w:instrText xml:space="preserve"> PAGEREF _Toc225093108 \h </w:instrText>
+          <w:instrText xml:space="preserve"> PAGEREF _Toc225093644 \h </w:instrText>
         </w:r>
         <w:r>
           <w:rPr>
@@ -3797,7 +3797,7 @@
           <w14:ligatures w14:val="standardContextual"/>
         </w:rPr>
       </w:pPr>
-      <w:hyperlink w:anchor="_Toc225093109" w:history="1">
+      <w:hyperlink w:anchor="_Toc225093645" w:history="1">
         <w:r>
           <w:rPr>
             <w:rStyle w:val="Lienhypertexte"/>
@@ -3824,7 +3824,7 @@
             <w:noProof/>
             <w:webHidden/>
           </w:rPr>
-          <w:instrText xml:space="preserve"> PAGEREF _Toc225093109 \h </w:instrText>
+          <w:instrText xml:space="preserve"> PAGEREF _Toc225093645 \h </w:instrText>
         </w:r>
         <w:r>
           <w:rPr>
@@ -3873,7 +3873,7 @@
           <w14:ligatures w14:val="standardContextual"/>
         </w:rPr>
       </w:pPr>
-      <w:hyperlink w:anchor="_Toc225093110" w:history="1">
+      <w:hyperlink w:anchor="_Toc225093646" w:history="1">
         <w:r>
           <w:rPr>
             <w:rStyle w:val="Lienhypertexte"/>
@@ -3900,7 +3900,7 @@
             <w:noProof/>
             <w:webHidden/>
           </w:rPr>
-          <w:instrText xml:space="preserve"> PAGEREF _Toc225093110 \h </w:instrText>
+          <w:instrText xml:space="preserve"> PAGEREF _Toc225093646 \h </w:instrText>
         </w:r>
         <w:r>
           <w:rPr>
@@ -3940,7 +3940,7 @@
       <w:pPr>
         <w:pStyle w:val="Titre1"/>
       </w:pPr>
-      <w:bookmarkStart w:id="0" w:name="_Toc225093060"/>
+      <w:bookmarkStart w:id="0" w:name="_Toc225093596"/>
       <w:r>
         <w:t>Prolégomènes</w:t>
       </w:r>
@@ -3950,7 +3950,7 @@
       <w:pPr>
         <w:pStyle w:val="Titre2"/>
       </w:pPr>
-      <w:bookmarkStart w:id="1" w:name="_Toc225093061"/>
+      <w:bookmarkStart w:id="1" w:name="_Toc225093597"/>
       <w:r>
         <w:t>Travailler avec un classeur Excel prenant en charge les macros</w:t>
       </w:r>
@@ -4136,7 +4136,7 @@
       <w:pPr>
         <w:pStyle w:val="Titre2"/>
       </w:pPr>
-      <w:bookmarkStart w:id="2" w:name="_Toc225093062"/>
+      <w:bookmarkStart w:id="2" w:name="_Toc225093598"/>
       <w:r>
         <w:lastRenderedPageBreak/>
         <w:t xml:space="preserve">Le </w:t>
@@ -4284,7 +4284,7 @@
       <w:pPr>
         <w:pStyle w:val="Titre2"/>
       </w:pPr>
-      <w:bookmarkStart w:id="3" w:name="_Toc225093063"/>
+      <w:bookmarkStart w:id="3" w:name="_Toc225093599"/>
       <w:r>
         <w:t xml:space="preserve">Code pour les </w:t>
       </w:r>
@@ -4379,7 +4379,7 @@
       <w:pPr>
         <w:pStyle w:val="Titre1"/>
       </w:pPr>
-      <w:bookmarkStart w:id="4" w:name="_Toc225093064"/>
+      <w:bookmarkStart w:id="4" w:name="_Toc225093600"/>
       <w:r>
         <w:t>Liste avec</w:t>
       </w:r>
@@ -4413,7 +4413,7 @@
       <w:pPr>
         <w:pStyle w:val="Titre2"/>
       </w:pPr>
-      <w:bookmarkStart w:id="5" w:name="_Toc225093065"/>
+      <w:bookmarkStart w:id="5" w:name="_Toc225093601"/>
       <w:r>
         <w:t xml:space="preserve">Avec </w:t>
       </w:r>
@@ -4691,15 +4691,53 @@
         <w:t>boîte de dialogue</w:t>
       </w:r>
       <w:r>
-        <w:t xml:space="preserve"> « Nouveau nom », entrez « </w:t>
+        <w:t xml:space="preserve"> « Nouveau nom », entrez </w:t>
+      </w:r>
+      <w:r>
+        <w:rPr>
+          <mc:AlternateContent>
+            <mc:Choice Requires="w16se"/>
+            <mc:Fallback>
+              <w:rFonts w:ascii="Segoe UI Emoji" w:eastAsia="Segoe UI Emoji" w:hAnsi="Segoe UI Emoji" w:cs="Segoe UI Emoji"/>
+            </mc:Fallback>
+          </mc:AlternateContent>
+          <w:b/>
+          <w:bCs/>
+        </w:rPr>
+        <mc:AlternateContent>
+          <mc:Choice Requires="w16se">
+            <w16se:symEx w16se:font="Segoe UI Emoji" w16se:char="1F449"/>
+          </mc:Choice>
+          <mc:Fallback>
+            <w:t>👉</w:t>
+          </mc:Fallback>
+        </mc:AlternateContent>
+      </w:r>
+      <w:r>
+        <w:rPr>
+          <w:b/>
+          <w:bCs/>
+        </w:rPr>
+        <w:t xml:space="preserve">« </w:t>
       </w:r>
       <w:proofErr w:type="spellStart"/>
       <w:r>
+        <w:rPr>
+          <w:b/>
+          <w:bCs/>
+        </w:rPr>
         <w:t>ListSheets</w:t>
       </w:r>
       <w:proofErr w:type="spellEnd"/>
       <w:r>
-        <w:t xml:space="preserve"> » dans le</w:t>
+        <w:rPr>
+          <w:b/>
+          <w:bCs/>
+        </w:rPr>
+        <w:t xml:space="preserve"> »</w:t>
+      </w:r>
+      <w:r>
+        <w:t xml:space="preserve"> dans le</w:t>
       </w:r>
       <w:r>
         <w:t xml:space="preserve"> </w:t>
@@ -4723,14 +4761,11 @@
     </w:p>
     <w:p>
       <w:r>
-        <w:rPr>
-          <w:noProof/>
-        </w:rPr>
         <w:drawing>
-          <wp:inline distT="0" distB="0" distL="0" distR="0" wp14:anchorId="4170B307" wp14:editId="1B90E2AB">
-            <wp:extent cx="5144218" cy="2210108"/>
+          <wp:inline distT="0" distB="0" distL="0" distR="0" wp14:anchorId="7081E379" wp14:editId="420096D6">
+            <wp:extent cx="5125165" cy="1905266"/>
             <wp:effectExtent l="0" t="0" r="0" b="0"/>
-            <wp:docPr id="822705340" name="Image 1"/>
+            <wp:docPr id="1513970088" name="Image 1"/>
             <wp:cNvGraphicFramePr>
               <a:graphicFrameLocks xmlns:a="http://schemas.openxmlformats.org/drawingml/2006/main" noChangeAspect="1"/>
             </wp:cNvGraphicFramePr>
@@ -4738,7 +4773,7 @@
               <a:graphicData uri="http://schemas.openxmlformats.org/drawingml/2006/picture">
                 <pic:pic xmlns:pic="http://schemas.openxmlformats.org/drawingml/2006/picture">
                   <pic:nvPicPr>
-                    <pic:cNvPr id="822705340" name=""/>
+                    <pic:cNvPr id="1513970088" name=""/>
                     <pic:cNvPicPr/>
                   </pic:nvPicPr>
                   <pic:blipFill>
@@ -4750,7 +4785,7 @@
                   <pic:spPr>
                     <a:xfrm>
                       <a:off x="0" y="0"/>
-                      <a:ext cx="5144218" cy="2210108"/>
+                      <a:ext cx="5125165" cy="1905266"/>
                     </a:xfrm>
                     <a:prstGeom prst="rect">
                       <a:avLst/>
@@ -4772,12 +4807,18 @@
         <w:t>►</w:t>
       </w:r>
       <w:r>
-        <w:t xml:space="preserve"> Plus tard, dans le</w:t>
-      </w:r>
-      <w:r>
         <w:t xml:space="preserve"> </w:t>
       </w:r>
       <w:r>
+        <w:t>Ensuite</w:t>
+      </w:r>
+      <w:r>
+        <w:t>, dans le</w:t>
+      </w:r>
+      <w:r>
+        <w:t xml:space="preserve"> </w:t>
+      </w:r>
+      <w:r>
         <w:t>champ</w:t>
       </w:r>
       <w:r>
@@ -4791,139 +4832,15 @@
       </w:r>
     </w:p>
     <w:p>
-      <w:pPr>
-        <w:rPr>
-          <w:rFonts w:ascii="Arial" w:hAnsi="Arial" w:cs="Arial"/>
-          <w:b/>
-          <w:bCs/>
-        </w:rPr>
-      </w:pPr>
-      <w:r>
-        <w:rPr>
-          <w:rFonts w:ascii="Arial" w:hAnsi="Arial" w:cs="Arial"/>
-          <w:b/>
-          <w:bCs/>
-        </w:rPr>
-        <w:t>=REMPLACER(LIRE.CLASSEUR(1);1;TROUVE("]";LIRE.CLASSEUR(1));"")</w:t>
-      </w:r>
-    </w:p>
-    <w:p>
-      <w:pPr>
-        <w:rPr>
-          <w:rFonts w:ascii="Arial" w:hAnsi="Arial" w:cs="Arial"/>
-          <w:b/>
-          <w:bCs/>
-          <w:color w:val="0070C0"/>
-          <w:lang w:val="en-US"/>
-        </w:rPr>
-      </w:pPr>
-      <w:r>
-        <w:rPr>
-          <w:rFonts w:ascii="Arial" w:hAnsi="Arial" w:cs="Arial"/>
-          <w:b/>
-          <w:bCs/>
-          <w:color w:val="0070C0"/>
-          <w:lang w:val="en-US"/>
-        </w:rPr>
-        <w:t>=REPLACE(GET.WORKBOOK(1)</w:t>
-      </w:r>
-      <w:r>
-        <w:rPr>
-          <w:rFonts w:ascii="Arial" w:hAnsi="Arial" w:cs="Arial"/>
-          <w:b/>
-          <w:bCs/>
-          <w:color w:val="0070C0"/>
-          <w:lang w:val="en-US"/>
-        </w:rPr>
-        <w:t>,</w:t>
-      </w:r>
-      <w:r>
-        <w:rPr>
-          <w:rFonts w:ascii="Arial" w:hAnsi="Arial" w:cs="Arial"/>
-          <w:b/>
-          <w:bCs/>
-          <w:color w:val="0070C0"/>
-          <w:lang w:val="en-US"/>
-        </w:rPr>
-        <w:t>1</w:t>
-      </w:r>
-      <w:r>
-        <w:rPr>
-          <w:rFonts w:ascii="Arial" w:hAnsi="Arial" w:cs="Arial"/>
-          <w:b/>
-          <w:bCs/>
-          <w:color w:val="0070C0"/>
-          <w:lang w:val="en-US"/>
-        </w:rPr>
-        <w:t>,</w:t>
-      </w:r>
-      <w:r>
-        <w:rPr>
-          <w:rFonts w:ascii="Arial" w:hAnsi="Arial" w:cs="Arial"/>
-          <w:b/>
-          <w:bCs/>
-          <w:color w:val="0070C0"/>
-          <w:lang w:val="en-US"/>
-        </w:rPr>
-        <w:t>FIND("]"</w:t>
-      </w:r>
-      <w:r>
-        <w:rPr>
-          <w:rFonts w:ascii="Arial" w:hAnsi="Arial" w:cs="Arial"/>
-          <w:b/>
-          <w:bCs/>
-          <w:color w:val="0070C0"/>
-          <w:lang w:val="en-US"/>
-        </w:rPr>
-        <w:t>,</w:t>
-      </w:r>
-      <w:r>
-        <w:rPr>
-          <w:rFonts w:ascii="Arial" w:hAnsi="Arial" w:cs="Arial"/>
-          <w:b/>
-          <w:bCs/>
-          <w:color w:val="0070C0"/>
-          <w:lang w:val="en-US"/>
-        </w:rPr>
-        <w:t>GET.WORKBOOK(1))</w:t>
-      </w:r>
-      <w:r>
-        <w:rPr>
-          <w:rFonts w:ascii="Arial" w:hAnsi="Arial" w:cs="Arial"/>
-          <w:b/>
-          <w:bCs/>
-          <w:color w:val="0070C0"/>
-          <w:lang w:val="en-US"/>
-        </w:rPr>
-        <w:t>,</w:t>
-      </w:r>
-      <w:r>
-        <w:rPr>
-          <w:rFonts w:ascii="Arial" w:hAnsi="Arial" w:cs="Arial"/>
-          <w:b/>
-          <w:bCs/>
-          <w:color w:val="0070C0"/>
-          <w:lang w:val="en-US"/>
-        </w:rPr>
-        <w:t>"")</w:t>
-      </w:r>
-    </w:p>
-    <w:p>
-      <w:pPr>
-        <w:rPr>
-          <w:lang w:val="en-US"/>
-        </w:rPr>
-      </w:pPr>
       <w:r>
         <w:rPr>
           <w:noProof/>
-          <w:lang w:val="en-US"/>
         </w:rPr>
         <w:drawing>
-          <wp:inline distT="0" distB="0" distL="0" distR="0" wp14:anchorId="14BDF4F6" wp14:editId="333FF11B">
-            <wp:extent cx="5760720" cy="2783205"/>
-            <wp:effectExtent l="0" t="0" r="0" b="0"/>
-            <wp:docPr id="2132043954" name="Image 1"/>
+          <wp:inline distT="0" distB="0" distL="0" distR="0" wp14:anchorId="57980644" wp14:editId="7E354055">
+            <wp:extent cx="5123809" cy="1904762"/>
+            <wp:effectExtent l="0" t="0" r="1270" b="635"/>
+            <wp:docPr id="1942721060" name="Image 1"/>
             <wp:cNvGraphicFramePr>
               <a:graphicFrameLocks xmlns:a="http://schemas.openxmlformats.org/drawingml/2006/main" noChangeAspect="1"/>
             </wp:cNvGraphicFramePr>
@@ -4931,7 +4848,7 @@
               <a:graphicData uri="http://schemas.openxmlformats.org/drawingml/2006/picture">
                 <pic:pic xmlns:pic="http://schemas.openxmlformats.org/drawingml/2006/picture">
                   <pic:nvPicPr>
-                    <pic:cNvPr id="2132043954" name=""/>
+                    <pic:cNvPr id="1942721060" name=""/>
                     <pic:cNvPicPr/>
                   </pic:nvPicPr>
                   <pic:blipFill>
@@ -4943,7 +4860,7 @@
                   <pic:spPr>
                     <a:xfrm>
                       <a:off x="0" y="0"/>
-                      <a:ext cx="5760720" cy="2783205"/>
+                      <a:ext cx="5123809" cy="1904762"/>
                     </a:xfrm>
                     <a:prstGeom prst="rect">
                       <a:avLst/>
@@ -4958,9 +4875,73 @@
     </w:p>
     <w:p>
       <w:pPr>
+        <w:rPr>
+          <w:rFonts w:ascii="Arial" w:hAnsi="Arial" w:cs="Arial"/>
+          <w:b/>
+          <w:bCs/>
+        </w:rPr>
+      </w:pPr>
+      <w:r>
+        <w:rPr>
+          <w:rFonts w:ascii="Arial" w:hAnsi="Arial" w:cs="Arial"/>
+          <w:b/>
+          <w:bCs/>
+        </w:rPr>
+        <w:t>=REMPLACER(LIRE.CLASSEUR(1);1;TROUVE("]";LIRE.CLASSEUR(1));"")</w:t>
+      </w:r>
+    </w:p>
+    <w:p>
+      <w:pPr>
+        <w:rPr>
+          <w:lang w:val="en-US"/>
+        </w:rPr>
+      </w:pPr>
+      <w:r>
+        <w:rPr>
+          <w:lang w:val="en-US"/>
+        </w:rPr>
+        <w:drawing>
+          <wp:inline distT="0" distB="0" distL="0" distR="0" wp14:anchorId="3620DEE2" wp14:editId="493BF677">
+            <wp:extent cx="5760720" cy="2600960"/>
+            <wp:effectExtent l="0" t="0" r="0" b="8890"/>
+            <wp:docPr id="323840607" name="Image 1"/>
+            <wp:cNvGraphicFramePr>
+              <a:graphicFrameLocks xmlns:a="http://schemas.openxmlformats.org/drawingml/2006/main" noChangeAspect="1"/>
+            </wp:cNvGraphicFramePr>
+            <a:graphic xmlns:a="http://schemas.openxmlformats.org/drawingml/2006/main">
+              <a:graphicData uri="http://schemas.openxmlformats.org/drawingml/2006/picture">
+                <pic:pic xmlns:pic="http://schemas.openxmlformats.org/drawingml/2006/picture">
+                  <pic:nvPicPr>
+                    <pic:cNvPr id="323840607" name=""/>
+                    <pic:cNvPicPr/>
+                  </pic:nvPicPr>
+                  <pic:blipFill>
+                    <a:blip r:embed="rId15"/>
+                    <a:stretch>
+                      <a:fillRect/>
+                    </a:stretch>
+                  </pic:blipFill>
+                  <pic:spPr>
+                    <a:xfrm>
+                      <a:off x="0" y="0"/>
+                      <a:ext cx="5760720" cy="2600960"/>
+                    </a:xfrm>
+                    <a:prstGeom prst="rect">
+                      <a:avLst/>
+                    </a:prstGeom>
+                  </pic:spPr>
+                </pic:pic>
+              </a:graphicData>
+            </a:graphic>
+          </wp:inline>
+        </w:drawing>
+      </w:r>
+    </w:p>
+    <w:p>
+      <w:pPr>
         <w:pStyle w:val="Titre3"/>
       </w:pPr>
-      <w:bookmarkStart w:id="6" w:name="_Toc225093066"/>
+      <w:bookmarkStart w:id="6" w:name="_Toc225093602"/>
       <w:r>
         <w:t>Syntaxe de la fonction REMPLACER</w:t>
       </w:r>
@@ -5223,6 +5204,7 @@
           <w:b/>
           <w:bCs/>
         </w:rPr>
+        <w:lastRenderedPageBreak/>
         <w:t>no_départ</w:t>
       </w:r>
       <w:proofErr w:type="spellEnd"/>
@@ -5344,9 +5326,8 @@
       <w:pPr>
         <w:pStyle w:val="Titre3"/>
       </w:pPr>
-      <w:bookmarkStart w:id="7" w:name="_Toc225093067"/>
-      <w:r>
-        <w:lastRenderedPageBreak/>
+      <w:bookmarkStart w:id="7" w:name="_Toc225093603"/>
+      <w:r>
         <w:t>Syntaxe de la fonction TROUVE</w:t>
       </w:r>
       <w:bookmarkEnd w:id="7"/>
@@ -5714,7 +5695,7 @@
       <w:pPr>
         <w:pStyle w:val="Titre3"/>
       </w:pPr>
-      <w:bookmarkStart w:id="8" w:name="_Toc225093068"/>
+      <w:bookmarkStart w:id="8" w:name="_Toc225093604"/>
       <w:r>
         <w:t>Explications :</w:t>
       </w:r>
@@ -5764,6 +5745,7 @@
     </w:p>
     <w:p>
       <w:r>
+        <w:lastRenderedPageBreak/>
         <w:t>La fonction REMPLACER va remplacer, dans chaque élément de la liste issue de la fonction ci-dessus, à partir du 1er caractère (2ème argument, la valeur « 1 »), tous les caractères qui précèdent le ] par un « vide » : il ne restera donc que « Nom de chaque Onglet »</w:t>
       </w:r>
     </w:p>
@@ -5817,7 +5799,6 @@
         <w:rPr>
           <w:noProof/>
         </w:rPr>
-        <w:lastRenderedPageBreak/>
         <w:drawing>
           <wp:inline distT="0" distB="0" distL="0" distR="0" wp14:anchorId="0D76AC42" wp14:editId="5B04633F">
             <wp:extent cx="5760720" cy="2500630"/>
@@ -5834,7 +5815,7 @@
                     <pic:cNvPicPr/>
                   </pic:nvPicPr>
                   <pic:blipFill>
-                    <a:blip r:embed="rId15"/>
+                    <a:blip r:embed="rId16"/>
                     <a:stretch>
                       <a:fillRect/>
                     </a:stretch>
@@ -5870,6 +5851,7 @@
         <w:rPr>
           <w:noProof/>
         </w:rPr>
+        <w:lastRenderedPageBreak/>
         <w:drawing>
           <wp:inline distT="0" distB="0" distL="0" distR="0" wp14:anchorId="3CECB206" wp14:editId="7E38FBB3">
             <wp:extent cx="5760720" cy="2578100"/>
@@ -5886,7 +5868,7 @@
                     <pic:cNvPicPr/>
                   </pic:nvPicPr>
                   <pic:blipFill>
-                    <a:blip r:embed="rId16"/>
+                    <a:blip r:embed="rId17"/>
                     <a:stretch>
                       <a:fillRect/>
                     </a:stretch>
@@ -5912,9 +5894,8 @@
       <w:pPr>
         <w:pStyle w:val="Titre3"/>
       </w:pPr>
-      <w:bookmarkStart w:id="9" w:name="_Toc225093069"/>
-      <w:r>
-        <w:lastRenderedPageBreak/>
+      <w:bookmarkStart w:id="9" w:name="_Toc225093605"/>
+      <w:r>
         <w:t>Syntaxe</w:t>
       </w:r>
       <w:r>
@@ -5977,7 +5958,7 @@
       <w:pPr>
         <w:pStyle w:val="Titre4"/>
       </w:pPr>
-      <w:bookmarkStart w:id="10" w:name="_Toc225093070"/>
+      <w:bookmarkStart w:id="10" w:name="_Toc225093606"/>
       <w:r>
         <w:t>Syntaxe de la fonction INDEX</w:t>
       </w:r>
@@ -6376,6 +6357,7 @@
           <w:szCs w:val="24"/>
           <w:lang w:val="en-US"/>
         </w:rPr>
+        <w:lastRenderedPageBreak/>
         <w:drawing>
           <wp:inline distT="0" distB="0" distL="0" distR="0" wp14:anchorId="3BD74A14" wp14:editId="57D10390">
             <wp:extent cx="360000" cy="360000"/>
@@ -6392,10 +6374,10 @@
                     <pic:cNvPicPr/>
                   </pic:nvPicPr>
                   <pic:blipFill>
-                    <a:blip r:embed="rId17">
+                    <a:blip r:embed="rId18">
                       <a:extLst>
                         <a:ext uri="{96DAC541-7B7A-43D3-8B79-37D633B846F1}">
-                          <asvg:svgBlip xmlns:asvg="http://schemas.microsoft.com/office/drawing/2016/SVG/main" r:embed="rId18"/>
+                          <asvg:svgBlip xmlns:asvg="http://schemas.microsoft.com/office/drawing/2016/SVG/main" r:embed="rId19"/>
                         </a:ext>
                       </a:extLst>
                     </a:blip>
@@ -6528,7 +6510,7 @@
       <w:pPr>
         <w:pStyle w:val="Titre4"/>
       </w:pPr>
-      <w:bookmarkStart w:id="11" w:name="_Toc225093071"/>
+      <w:bookmarkStart w:id="11" w:name="_Toc225093607"/>
       <w:r>
         <w:t>Syntaxe de la fonction INDEX</w:t>
       </w:r>
@@ -6810,7 +6792,6 @@
         <w:spacing w:after="0"/>
       </w:pPr>
       <w:r>
-        <w:lastRenderedPageBreak/>
         <w:t xml:space="preserve">Si chaque zone de référence contient une seule ligne ou colonne, l’argument </w:t>
       </w:r>
       <w:proofErr w:type="spellStart"/>
@@ -7076,6 +7057,7 @@
           <w:bCs/>
           <w:noProof/>
         </w:rPr>
+        <w:lastRenderedPageBreak/>
         <w:drawing>
           <wp:inline distT="0" distB="0" distL="0" distR="0" wp14:anchorId="6713EF9C" wp14:editId="0FCDF797">
             <wp:extent cx="5760720" cy="2578100"/>
@@ -7092,7 +7074,7 @@
                     <pic:cNvPicPr/>
                   </pic:nvPicPr>
                   <pic:blipFill>
-                    <a:blip r:embed="rId19"/>
+                    <a:blip r:embed="rId20"/>
                     <a:stretch>
                       <a:fillRect/>
                     </a:stretch>
@@ -7144,7 +7126,6 @@
         <w:rPr>
           <w:noProof/>
         </w:rPr>
-        <w:lastRenderedPageBreak/>
         <w:drawing>
           <wp:inline distT="0" distB="0" distL="0" distR="0" wp14:anchorId="70A47E8B" wp14:editId="070B0645">
             <wp:extent cx="4069129" cy="3002508"/>
@@ -7161,7 +7142,7 @@
                     <pic:cNvPicPr/>
                   </pic:nvPicPr>
                   <pic:blipFill>
-                    <a:blip r:embed="rId20"/>
+                    <a:blip r:embed="rId21"/>
                     <a:stretch>
                       <a:fillRect/>
                     </a:stretch>
@@ -7196,7 +7177,7 @@
       <w:pPr>
         <w:pStyle w:val="Titre2"/>
       </w:pPr>
-      <w:bookmarkStart w:id="12" w:name="_Toc225093072"/>
+      <w:bookmarkStart w:id="12" w:name="_Toc225093608"/>
       <w:r>
         <w:t>Avec LIRE.CLASSEUR , TRANSPOSE et SUBSTITUE</w:t>
       </w:r>
@@ -7257,6 +7238,7 @@
         <w:rPr>
           <w:noProof/>
         </w:rPr>
+        <w:lastRenderedPageBreak/>
         <w:drawing>
           <wp:inline distT="0" distB="0" distL="0" distR="0" wp14:anchorId="4FBDD9EE" wp14:editId="415E62AB">
             <wp:extent cx="5760720" cy="2075815"/>
@@ -7340,7 +7322,6 @@
         <w:rPr>
           <w:noProof/>
         </w:rPr>
-        <w:lastRenderedPageBreak/>
         <w:drawing>
           <wp:inline distT="0" distB="0" distL="0" distR="0" wp14:anchorId="5CFC007A" wp14:editId="4AAB37AA">
             <wp:extent cx="5760720" cy="2168525"/>
@@ -7428,7 +7409,7 @@
                     <pic:cNvPicPr/>
                   </pic:nvPicPr>
                   <pic:blipFill>
-                    <a:blip r:embed="rId13"/>
+                    <a:blip r:embed="rId22"/>
                     <a:stretch>
                       <a:fillRect/>
                     </a:stretch>
@@ -7463,6 +7444,7 @@
           <w:bCs/>
           <w:color w:val="0070C0"/>
         </w:rPr>
+        <w:lastRenderedPageBreak/>
         <w:t xml:space="preserve">Fonction </w:t>
       </w:r>
       <w:r>
@@ -7574,7 +7556,6 @@
           <w:bCs/>
           <w:noProof/>
         </w:rPr>
-        <w:lastRenderedPageBreak/>
         <w:drawing>
           <wp:inline distT="0" distB="0" distL="0" distR="0" wp14:anchorId="01850D4B" wp14:editId="685BA539">
             <wp:extent cx="3620005" cy="1914792"/>
@@ -7591,7 +7572,7 @@
                     <pic:cNvPicPr/>
                   </pic:nvPicPr>
                   <pic:blipFill>
-                    <a:blip r:embed="rId21"/>
+                    <a:blip r:embed="rId23"/>
                     <a:stretch>
                       <a:fillRect/>
                     </a:stretch>
@@ -7643,7 +7624,7 @@
                     <pic:cNvPicPr/>
                   </pic:nvPicPr>
                   <pic:blipFill>
-                    <a:blip r:embed="rId22"/>
+                    <a:blip r:embed="rId24"/>
                     <a:stretch>
                       <a:fillRect/>
                     </a:stretch>
@@ -7711,7 +7692,7 @@
                     <pic:cNvPicPr/>
                   </pic:nvPicPr>
                   <pic:blipFill>
-                    <a:blip r:embed="rId23"/>
+                    <a:blip r:embed="rId25"/>
                     <a:stretch>
                       <a:fillRect/>
                     </a:stretch>
@@ -7759,7 +7740,7 @@
                     <pic:cNvPicPr/>
                   </pic:nvPicPr>
                   <pic:blipFill>
-                    <a:blip r:embed="rId24"/>
+                    <a:blip r:embed="rId26"/>
                     <a:stretch>
                       <a:fillRect/>
                     </a:stretch>
@@ -7822,7 +7803,7 @@
       <w:pPr>
         <w:pStyle w:val="Titre3"/>
       </w:pPr>
-      <w:bookmarkStart w:id="13" w:name="_Toc225093073"/>
+      <w:bookmarkStart w:id="13" w:name="_Toc225093609"/>
       <w:r>
         <w:t>Syntaxe de la fonction SUBSTITUE</w:t>
       </w:r>
@@ -8205,10 +8186,10 @@
                     <pic:cNvPicPr/>
                   </pic:nvPicPr>
                   <pic:blipFill>
-                    <a:blip r:embed="rId17">
+                    <a:blip r:embed="rId18">
                       <a:extLst>
                         <a:ext uri="{96DAC541-7B7A-43D3-8B79-37D633B846F1}">
-                          <asvg:svgBlip xmlns:asvg="http://schemas.microsoft.com/office/drawing/2016/SVG/main" r:embed="rId18"/>
+                          <asvg:svgBlip xmlns:asvg="http://schemas.microsoft.com/office/drawing/2016/SVG/main" r:embed="rId19"/>
                         </a:ext>
                       </a:extLst>
                     </a:blip>
@@ -8283,7 +8264,7 @@
       <w:pPr>
         <w:pStyle w:val="Titre3"/>
       </w:pPr>
-      <w:bookmarkStart w:id="14" w:name="_Toc225093074"/>
+      <w:bookmarkStart w:id="14" w:name="_Toc225093610"/>
       <w:r>
         <w:t>Syntaxe de la fonction TRANSPOSE</w:t>
       </w:r>
@@ -8498,10 +8479,10 @@
                     <pic:cNvPicPr/>
                   </pic:nvPicPr>
                   <pic:blipFill>
-                    <a:blip r:embed="rId17">
+                    <a:blip r:embed="rId18">
                       <a:extLst>
                         <a:ext uri="{96DAC541-7B7A-43D3-8B79-37D633B846F1}">
-                          <asvg:svgBlip xmlns:asvg="http://schemas.microsoft.com/office/drawing/2016/SVG/main" r:embed="rId25"/>
+                          <asvg:svgBlip xmlns:asvg="http://schemas.microsoft.com/office/drawing/2016/SVG/main" r:embed="rId27"/>
                         </a:ext>
                       </a:extLst>
                     </a:blip>
@@ -8560,10 +8541,10 @@
                     <pic:cNvPicPr/>
                   </pic:nvPicPr>
                   <pic:blipFill>
-                    <a:blip r:embed="rId17">
+                    <a:blip r:embed="rId18">
                       <a:extLst>
                         <a:ext uri="{96DAC541-7B7A-43D3-8B79-37D633B846F1}">
-                          <asvg:svgBlip xmlns:asvg="http://schemas.microsoft.com/office/drawing/2016/SVG/main" r:embed="rId18"/>
+                          <asvg:svgBlip xmlns:asvg="http://schemas.microsoft.com/office/drawing/2016/SVG/main" r:embed="rId19"/>
                         </a:ext>
                       </a:extLst>
                     </a:blip>
@@ -8600,7 +8581,7 @@
         </w:rPr>
         <w:t>Si vous ne savez pas comment entrer une formule matricielle, consultez </w:t>
       </w:r>
-      <w:hyperlink r:id="rId26" w:history="1">
+      <w:hyperlink r:id="rId28" w:history="1">
         <w:r>
           <w:rPr>
             <w:rStyle w:val="Lienhypertexte"/>
@@ -8732,7 +8713,7 @@
       <w:pPr>
         <w:pStyle w:val="Titre3"/>
       </w:pPr>
-      <w:bookmarkStart w:id="15" w:name="_Toc225093075"/>
+      <w:bookmarkStart w:id="15" w:name="_Toc225093611"/>
       <w:r>
         <w:t>Explications :</w:t>
       </w:r>
@@ -8832,7 +8813,7 @@
                     <pic:cNvPicPr/>
                   </pic:nvPicPr>
                   <pic:blipFill>
-                    <a:blip r:embed="rId27"/>
+                    <a:blip r:embed="rId29"/>
                     <a:stretch>
                       <a:fillRect/>
                     </a:stretch>
@@ -8893,7 +8874,7 @@
                     <pic:cNvPicPr/>
                   </pic:nvPicPr>
                   <pic:blipFill>
-                    <a:blip r:embed="rId28"/>
+                    <a:blip r:embed="rId30"/>
                     <a:stretch>
                       <a:fillRect/>
                     </a:stretch>
@@ -8947,7 +8928,7 @@
                     <pic:cNvPicPr/>
                   </pic:nvPicPr>
                   <pic:blipFill>
-                    <a:blip r:embed="rId29"/>
+                    <a:blip r:embed="rId31"/>
                     <a:stretch>
                       <a:fillRect/>
                     </a:stretch>
@@ -8972,7 +8953,7 @@
       <w:pPr>
         <w:pStyle w:val="Titre2"/>
       </w:pPr>
-      <w:bookmarkStart w:id="16" w:name="_Toc225093076"/>
+      <w:bookmarkStart w:id="16" w:name="_Toc225093612"/>
       <w:r>
         <w:t>Avec LIRE.CLASSEUR, REMPLACER, TROUVE et TRANSPOSE</w:t>
       </w:r>
@@ -8987,7 +8968,7 @@
       <w:pPr>
         <w:pStyle w:val="Titre3"/>
       </w:pPr>
-      <w:bookmarkStart w:id="17" w:name="_Toc225093077"/>
+      <w:bookmarkStart w:id="17" w:name="_Toc225093613"/>
       <w:r>
         <w:t>Étape 1 : Clique</w:t>
       </w:r>
@@ -9128,7 +9109,7 @@
       <w:pPr>
         <w:pStyle w:val="Titre3"/>
       </w:pPr>
-      <w:bookmarkStart w:id="18" w:name="_Toc225093078"/>
+      <w:bookmarkStart w:id="18" w:name="_Toc225093614"/>
       <w:r>
         <w:t>Étape 2 : Modifiez le nom et la formule dans la boîte de dialogue Nouveau nom</w:t>
       </w:r>
@@ -9253,7 +9234,7 @@
                     <pic:cNvPicPr/>
                   </pic:nvPicPr>
                   <pic:blipFill>
-                    <a:blip r:embed="rId13"/>
+                    <a:blip r:embed="rId22"/>
                     <a:stretch>
                       <a:fillRect/>
                     </a:stretch>
@@ -9360,7 +9341,7 @@
                     <pic:cNvPicPr/>
                   </pic:nvPicPr>
                   <pic:blipFill>
-                    <a:blip r:embed="rId30"/>
+                    <a:blip r:embed="rId32"/>
                     <a:stretch>
                       <a:fillRect/>
                     </a:stretch>
@@ -9412,7 +9393,7 @@
                     <pic:cNvPicPr/>
                   </pic:nvPicPr>
                   <pic:blipFill>
-                    <a:blip r:embed="rId31"/>
+                    <a:blip r:embed="rId33"/>
                     <a:stretch>
                       <a:fillRect/>
                     </a:stretch>
@@ -9464,7 +9445,7 @@
                     <pic:cNvPicPr/>
                   </pic:nvPicPr>
                   <pic:blipFill>
-                    <a:blip r:embed="rId32"/>
+                    <a:blip r:embed="rId34"/>
                     <a:stretch>
                       <a:fillRect/>
                     </a:stretch>
@@ -9517,7 +9498,7 @@
                     <pic:cNvPicPr/>
                   </pic:nvPicPr>
                   <pic:blipFill>
-                    <a:blip r:embed="rId33"/>
+                    <a:blip r:embed="rId35"/>
                     <a:stretch>
                       <a:fillRect/>
                     </a:stretch>
@@ -9559,7 +9540,7 @@
       <w:pPr>
         <w:pStyle w:val="Titre3"/>
       </w:pPr>
-      <w:bookmarkStart w:id="19" w:name="_Toc225093079"/>
+      <w:bookmarkStart w:id="19" w:name="_Toc225093615"/>
       <w:r>
         <w:t>Étape 3 : Utilisation d'une formule pour lister les noms des feuilles</w:t>
       </w:r>
@@ -9632,7 +9613,7 @@
                     <pic:cNvPicPr/>
                   </pic:nvPicPr>
                   <pic:blipFill>
-                    <a:blip r:embed="rId34"/>
+                    <a:blip r:embed="rId36"/>
                     <a:stretch>
                       <a:fillRect/>
                     </a:stretch>
@@ -9678,7 +9659,7 @@
                     <pic:cNvPicPr/>
                   </pic:nvPicPr>
                   <pic:blipFill>
-                    <a:blip r:embed="rId35"/>
+                    <a:blip r:embed="rId37"/>
                     <a:stretch>
                       <a:fillRect/>
                     </a:stretch>
@@ -9713,7 +9694,7 @@
       <w:pPr>
         <w:pStyle w:val="Titre2"/>
       </w:pPr>
-      <w:bookmarkStart w:id="20" w:name="_Toc225093080"/>
+      <w:bookmarkStart w:id="20" w:name="_Toc225093616"/>
       <w:r>
         <w:t xml:space="preserve">Avec LIRE.CLASSEUR, </w:t>
       </w:r>
@@ -9795,10 +9776,10 @@
                     <pic:cNvPicPr/>
                   </pic:nvPicPr>
                   <pic:blipFill>
-                    <a:blip r:embed="rId17">
+                    <a:blip r:embed="rId18">
                       <a:extLst>
                         <a:ext uri="{96DAC541-7B7A-43D3-8B79-37D633B846F1}">
-                          <asvg:svgBlip xmlns:asvg="http://schemas.microsoft.com/office/drawing/2016/SVG/main" r:embed="rId36"/>
+                          <asvg:svgBlip xmlns:asvg="http://schemas.microsoft.com/office/drawing/2016/SVG/main" r:embed="rId38"/>
                         </a:ext>
                       </a:extLst>
                     </a:blip>
@@ -9888,7 +9869,7 @@
       <w:pPr>
         <w:pStyle w:val="Titre3"/>
       </w:pPr>
-      <w:bookmarkStart w:id="21" w:name="_Toc225093081"/>
+      <w:bookmarkStart w:id="21" w:name="_Toc225093617"/>
       <w:r>
         <w:t>Étape 1 : Clique</w:t>
       </w:r>
@@ -9952,7 +9933,7 @@
                     <pic:cNvPicPr/>
                   </pic:nvPicPr>
                   <pic:blipFill>
-                    <a:blip r:embed="rId37"/>
+                    <a:blip r:embed="rId39"/>
                     <a:stretch>
                       <a:fillRect/>
                     </a:stretch>
@@ -9977,7 +9958,7 @@
       <w:pPr>
         <w:pStyle w:val="Titre3"/>
       </w:pPr>
-      <w:bookmarkStart w:id="22" w:name="_Toc225093082"/>
+      <w:bookmarkStart w:id="22" w:name="_Toc225093618"/>
       <w:r>
         <w:t xml:space="preserve">Étape </w:t>
       </w:r>
@@ -10068,7 +10049,7 @@
                     <pic:cNvPicPr/>
                   </pic:nvPicPr>
                   <pic:blipFill>
-                    <a:blip r:embed="rId38"/>
+                    <a:blip r:embed="rId40"/>
                     <a:stretch>
                       <a:fillRect/>
                     </a:stretch>
@@ -10093,7 +10074,7 @@
       <w:pPr>
         <w:pStyle w:val="Titre3"/>
       </w:pPr>
-      <w:bookmarkStart w:id="23" w:name="_Toc225093083"/>
+      <w:bookmarkStart w:id="23" w:name="_Toc225093619"/>
       <w:r>
         <w:t xml:space="preserve">Étape </w:t>
       </w:r>
@@ -10156,7 +10137,7 @@
                     <pic:cNvPicPr/>
                   </pic:nvPicPr>
                   <pic:blipFill>
-                    <a:blip r:embed="rId39"/>
+                    <a:blip r:embed="rId41"/>
                     <a:stretch>
                       <a:fillRect/>
                     </a:stretch>
@@ -10198,7 +10179,7 @@
                     <pic:cNvPicPr/>
                   </pic:nvPicPr>
                   <pic:blipFill>
-                    <a:blip r:embed="rId40"/>
+                    <a:blip r:embed="rId42"/>
                     <a:stretch>
                       <a:fillRect/>
                     </a:stretch>
@@ -10258,7 +10239,7 @@
                     <pic:cNvPicPr/>
                   </pic:nvPicPr>
                   <pic:blipFill>
-                    <a:blip r:embed="rId41"/>
+                    <a:blip r:embed="rId43"/>
                     <a:stretch>
                       <a:fillRect/>
                     </a:stretch>
@@ -10341,7 +10322,7 @@
                     <pic:cNvPicPr/>
                   </pic:nvPicPr>
                   <pic:blipFill>
-                    <a:blip r:embed="rId42"/>
+                    <a:blip r:embed="rId44"/>
                     <a:stretch>
                       <a:fillRect/>
                     </a:stretch>
@@ -10381,7 +10362,7 @@
       <w:pPr>
         <w:pStyle w:val="Titre3"/>
       </w:pPr>
-      <w:bookmarkStart w:id="24" w:name="_Toc225093084"/>
+      <w:bookmarkStart w:id="24" w:name="_Toc225093620"/>
       <w:r>
         <w:t xml:space="preserve">Étape </w:t>
       </w:r>
@@ -10500,7 +10481,7 @@
       <w:pPr>
         <w:pStyle w:val="Titre4"/>
       </w:pPr>
-      <w:bookmarkStart w:id="25" w:name="_Toc225093085"/>
+      <w:bookmarkStart w:id="25" w:name="_Toc225093621"/>
       <w:r>
         <w:t>Syntaxe de</w:t>
       </w:r>
@@ -10937,7 +10918,7 @@
       <w:pPr>
         <w:pStyle w:val="Titre4"/>
       </w:pPr>
-      <w:bookmarkStart w:id="26" w:name="_Toc225093086"/>
+      <w:bookmarkStart w:id="26" w:name="_Toc225093622"/>
       <w:r>
         <w:t>Explications</w:t>
       </w:r>
@@ -10947,7 +10928,7 @@
       <w:pPr>
         <w:pStyle w:val="Titre4"/>
       </w:pPr>
-      <w:bookmarkStart w:id="27" w:name="_Toc225093087"/>
+      <w:bookmarkStart w:id="27" w:name="_Toc225093623"/>
       <w:r>
         <w:t>Décomposer le résultat de LIRE.CLASSEUR()</w:t>
       </w:r>
@@ -11419,7 +11400,7 @@
                     <a:blip r:embed="rId8">
                       <a:extLst>
                         <a:ext uri="{96DAC541-7B7A-43D3-8B79-37D633B846F1}">
-                          <asvg:svgBlip xmlns:asvg="http://schemas.microsoft.com/office/drawing/2016/SVG/main" r:embed="rId43"/>
+                          <asvg:svgBlip xmlns:asvg="http://schemas.microsoft.com/office/drawing/2016/SVG/main" r:embed="rId45"/>
                         </a:ext>
                       </a:extLst>
                     </a:blip>
@@ -11576,10 +11557,10 @@
                     <pic:cNvPicPr/>
                   </pic:nvPicPr>
                   <pic:blipFill>
-                    <a:blip r:embed="rId17">
+                    <a:blip r:embed="rId18">
                       <a:extLst>
                         <a:ext uri="{96DAC541-7B7A-43D3-8B79-37D633B846F1}">
-                          <asvg:svgBlip xmlns:asvg="http://schemas.microsoft.com/office/drawing/2016/SVG/main" r:embed="rId44"/>
+                          <asvg:svgBlip xmlns:asvg="http://schemas.microsoft.com/office/drawing/2016/SVG/main" r:embed="rId46"/>
                         </a:ext>
                       </a:extLst>
                     </a:blip>
@@ -11716,7 +11697,7 @@
                     <pic:cNvPicPr/>
                   </pic:nvPicPr>
                   <pic:blipFill>
-                    <a:blip r:embed="rId45"/>
+                    <a:blip r:embed="rId47"/>
                     <a:stretch>
                       <a:fillRect/>
                     </a:stretch>
@@ -11781,7 +11762,7 @@
       <w:pPr>
         <w:pStyle w:val="Titre4"/>
       </w:pPr>
-      <w:bookmarkStart w:id="28" w:name="_Toc225093088"/>
+      <w:bookmarkStart w:id="28" w:name="_Toc225093624"/>
       <w:r>
         <w:t>Autre solution avec la fonction DROITE()</w:t>
       </w:r>
@@ -11856,7 +11837,7 @@
                     <pic:cNvPicPr/>
                   </pic:nvPicPr>
                   <pic:blipFill>
-                    <a:blip r:embed="rId46"/>
+                    <a:blip r:embed="rId48"/>
                     <a:stretch>
                       <a:fillRect/>
                     </a:stretch>
@@ -12021,7 +12002,7 @@
                     <pic:cNvPicPr/>
                   </pic:nvPicPr>
                   <pic:blipFill rotWithShape="1">
-                    <a:blip r:embed="rId47"/>
+                    <a:blip r:embed="rId49"/>
                     <a:srcRect t="38097" r="31175"/>
                     <a:stretch>
                       <a:fillRect/>
@@ -12060,7 +12041,7 @@
       <w:pPr>
         <w:pStyle w:val="Titre3"/>
       </w:pPr>
-      <w:bookmarkStart w:id="29" w:name="_Toc225093089"/>
+      <w:bookmarkStart w:id="29" w:name="_Toc225093625"/>
       <w:r>
         <w:t xml:space="preserve">Étape </w:t>
       </w:r>
@@ -12356,7 +12337,7 @@
                     <pic:cNvPicPr/>
                   </pic:nvPicPr>
                   <pic:blipFill>
-                    <a:blip r:embed="rId48"/>
+                    <a:blip r:embed="rId50"/>
                     <a:stretch>
                       <a:fillRect/>
                     </a:stretch>
@@ -12401,7 +12382,7 @@
                     <pic:cNvPicPr/>
                   </pic:nvPicPr>
                   <pic:blipFill>
-                    <a:blip r:embed="rId49"/>
+                    <a:blip r:embed="rId51"/>
                     <a:stretch>
                       <a:fillRect/>
                     </a:stretch>
@@ -12447,7 +12428,7 @@
                     <pic:cNvPicPr/>
                   </pic:nvPicPr>
                   <pic:blipFill>
-                    <a:blip r:embed="rId50"/>
+                    <a:blip r:embed="rId52"/>
                     <a:stretch>
                       <a:fillRect/>
                     </a:stretch>
@@ -12527,7 +12508,7 @@
                     <pic:cNvPicPr/>
                   </pic:nvPicPr>
                   <pic:blipFill>
-                    <a:blip r:embed="rId51"/>
+                    <a:blip r:embed="rId53"/>
                     <a:stretch>
                       <a:fillRect/>
                     </a:stretch>
@@ -12552,7 +12533,7 @@
       <w:pPr>
         <w:pStyle w:val="Titre3"/>
       </w:pPr>
-      <w:bookmarkStart w:id="30" w:name="_Toc225093090"/>
+      <w:bookmarkStart w:id="30" w:name="_Toc225093626"/>
       <w:r>
         <w:lastRenderedPageBreak/>
         <w:t>Étape 6 : Gérer les erreurs #REF ! avec la fonction SIERREUR</w:t>
@@ -12635,7 +12616,7 @@
       <w:pPr>
         <w:pStyle w:val="Titre4"/>
       </w:pPr>
-      <w:bookmarkStart w:id="31" w:name="_Toc225093091"/>
+      <w:bookmarkStart w:id="31" w:name="_Toc225093627"/>
       <w:r>
         <w:t>Syntaxe de la fonction SIERREUR</w:t>
       </w:r>
@@ -13037,7 +13018,7 @@
                     <pic:cNvPicPr/>
                   </pic:nvPicPr>
                   <pic:blipFill>
-                    <a:blip r:embed="rId52"/>
+                    <a:blip r:embed="rId54"/>
                     <a:stretch>
                       <a:fillRect/>
                     </a:stretch>
@@ -13087,7 +13068,7 @@
                     <pic:cNvPicPr/>
                   </pic:nvPicPr>
                   <pic:blipFill>
-                    <a:blip r:embed="rId53"/>
+                    <a:blip r:embed="rId55"/>
                     <a:stretch>
                       <a:fillRect/>
                     </a:stretch>
@@ -13209,7 +13190,7 @@
                     <pic:cNvPicPr/>
                   </pic:nvPicPr>
                   <pic:blipFill>
-                    <a:blip r:embed="rId54"/>
+                    <a:blip r:embed="rId56"/>
                     <a:stretch>
                       <a:fillRect/>
                     </a:stretch>
@@ -13239,7 +13220,7 @@
       <w:pPr>
         <w:pStyle w:val="Titre4"/>
       </w:pPr>
-      <w:bookmarkStart w:id="32" w:name="_Toc225093092"/>
+      <w:bookmarkStart w:id="32" w:name="_Toc225093628"/>
       <w:r>
         <w:t>Modification de la formule pour ne pas compter la feuille Sommaire</w:t>
       </w:r>
@@ -13317,7 +13298,7 @@
                     <pic:cNvPicPr/>
                   </pic:nvPicPr>
                   <pic:blipFill rotWithShape="1">
-                    <a:blip r:embed="rId55"/>
+                    <a:blip r:embed="rId57"/>
                     <a:srcRect t="33893"/>
                     <a:stretch>
                       <a:fillRect/>
@@ -13374,7 +13355,7 @@
                     <pic:cNvPicPr/>
                   </pic:nvPicPr>
                   <pic:blipFill rotWithShape="1">
-                    <a:blip r:embed="rId56"/>
+                    <a:blip r:embed="rId58"/>
                     <a:srcRect t="37273" r="48944"/>
                     <a:stretch>
                       <a:fillRect/>
@@ -13409,7 +13390,7 @@
       <w:pPr>
         <w:pStyle w:val="Titre2"/>
       </w:pPr>
-      <w:bookmarkStart w:id="33" w:name="_Toc225093093"/>
+      <w:bookmarkStart w:id="33" w:name="_Toc225093629"/>
       <w:r>
         <w:t>Pour aller plus loin</w:t>
       </w:r>
@@ -13419,7 +13400,7 @@
       <w:pPr>
         <w:pStyle w:val="Titre3"/>
       </w:pPr>
-      <w:bookmarkStart w:id="34" w:name="_Toc225093094"/>
+      <w:bookmarkStart w:id="34" w:name="_Toc225093630"/>
       <w:r>
         <w:t>Rendre l'affichage</w:t>
       </w:r>
@@ -13599,7 +13580,7 @@
       <w:pPr>
         <w:pStyle w:val="Titre4"/>
       </w:pPr>
-      <w:bookmarkStart w:id="35" w:name="_Toc225093095"/>
+      <w:bookmarkStart w:id="35" w:name="_Toc225093631"/>
       <w:r>
         <w:t>Avec ALEA et TEXTE</w:t>
       </w:r>
@@ -13635,7 +13616,7 @@
       <w:pPr>
         <w:pStyle w:val="Titre5"/>
       </w:pPr>
-      <w:bookmarkStart w:id="36" w:name="_Toc225093096"/>
+      <w:bookmarkStart w:id="36" w:name="_Toc225093632"/>
       <w:r>
         <w:t xml:space="preserve">Syntaxe de la fonction </w:t>
       </w:r>
@@ -13747,10 +13728,10 @@
                     <pic:cNvPicPr/>
                   </pic:nvPicPr>
                   <pic:blipFill>
-                    <a:blip r:embed="rId17">
+                    <a:blip r:embed="rId18">
                       <a:extLst>
                         <a:ext uri="{96DAC541-7B7A-43D3-8B79-37D633B846F1}">
-                          <asvg:svgBlip xmlns:asvg="http://schemas.microsoft.com/office/drawing/2016/SVG/main" r:embed="rId44"/>
+                          <asvg:svgBlip xmlns:asvg="http://schemas.microsoft.com/office/drawing/2016/SVG/main" r:embed="rId46"/>
                         </a:ext>
                       </a:extLst>
                     </a:blip>
@@ -13807,7 +13788,7 @@
       <w:pPr>
         <w:pStyle w:val="Titre5"/>
       </w:pPr>
-      <w:bookmarkStart w:id="37" w:name="_Toc225093097"/>
+      <w:bookmarkStart w:id="37" w:name="_Toc225093633"/>
       <w:r>
         <w:t>Syntaxe de la fonction TEXTE</w:t>
       </w:r>
@@ -14027,10 +14008,10 @@
                     <pic:cNvPicPr/>
                   </pic:nvPicPr>
                   <pic:blipFill>
-                    <a:blip r:embed="rId17">
+                    <a:blip r:embed="rId18">
                       <a:extLst>
                         <a:ext uri="{96DAC541-7B7A-43D3-8B79-37D633B846F1}">
-                          <asvg:svgBlip xmlns:asvg="http://schemas.microsoft.com/office/drawing/2016/SVG/main" r:embed="rId44"/>
+                          <asvg:svgBlip xmlns:asvg="http://schemas.microsoft.com/office/drawing/2016/SVG/main" r:embed="rId46"/>
                         </a:ext>
                       </a:extLst>
                     </a:blip>
@@ -14090,7 +14071,7 @@
         </w:rPr>
         <w:t xml:space="preserve"> </w:t>
       </w:r>
-      <w:hyperlink r:id="rId57" w:history="1">
+      <w:hyperlink r:id="rId59" w:history="1">
         <w:r>
           <w:rPr>
             <w:rStyle w:val="Lienhypertexte"/>
@@ -14215,7 +14196,7 @@
                     <pic:cNvPicPr/>
                   </pic:nvPicPr>
                   <pic:blipFill>
-                    <a:blip r:embed="rId58"/>
+                    <a:blip r:embed="rId60"/>
                     <a:stretch>
                       <a:fillRect/>
                     </a:stretch>
@@ -14306,7 +14287,7 @@
                     <pic:cNvPicPr/>
                   </pic:nvPicPr>
                   <pic:blipFill rotWithShape="1">
-                    <a:blip r:embed="rId59"/>
+                    <a:blip r:embed="rId61"/>
                     <a:srcRect t="50304" r="33929"/>
                     <a:stretch>
                       <a:fillRect/>
@@ -14442,7 +14423,7 @@
                     <pic:cNvPicPr/>
                   </pic:nvPicPr>
                   <pic:blipFill rotWithShape="1">
-                    <a:blip r:embed="rId60"/>
+                    <a:blip r:embed="rId62"/>
                     <a:srcRect t="30660" r="36631"/>
                     <a:stretch>
                       <a:fillRect/>
@@ -14501,7 +14482,7 @@
       <w:pPr>
         <w:pStyle w:val="Titre4"/>
       </w:pPr>
-      <w:bookmarkStart w:id="38" w:name="_Toc225093098"/>
+      <w:bookmarkStart w:id="38" w:name="_Toc225093634"/>
       <w:r>
         <w:t>Avec</w:t>
       </w:r>
@@ -14522,7 +14503,7 @@
       <w:pPr>
         <w:pStyle w:val="Titre5"/>
       </w:pPr>
-      <w:bookmarkStart w:id="39" w:name="_Toc225093099"/>
+      <w:bookmarkStart w:id="39" w:name="_Toc225093635"/>
       <w:r>
         <w:t xml:space="preserve">Syntaxe de la fonction </w:t>
       </w:r>
@@ -14648,10 +14629,10 @@
                     <pic:cNvPicPr/>
                   </pic:nvPicPr>
                   <pic:blipFill>
-                    <a:blip r:embed="rId17">
+                    <a:blip r:embed="rId18">
                       <a:extLst>
                         <a:ext uri="{96DAC541-7B7A-43D3-8B79-37D633B846F1}">
-                          <asvg:svgBlip xmlns:asvg="http://schemas.microsoft.com/office/drawing/2016/SVG/main" r:embed="rId44"/>
+                          <asvg:svgBlip xmlns:asvg="http://schemas.microsoft.com/office/drawing/2016/SVG/main" r:embed="rId46"/>
                         </a:ext>
                       </a:extLst>
                     </a:blip>
@@ -14841,7 +14822,7 @@
       <w:pPr>
         <w:pStyle w:val="Titre5"/>
       </w:pPr>
-      <w:bookmarkStart w:id="40" w:name="_Toc225093100"/>
+      <w:bookmarkStart w:id="40" w:name="_Toc225093636"/>
       <w:r>
         <w:t>Syntaxe de la fonction T</w:t>
       </w:r>
@@ -14992,10 +14973,10 @@
                     <pic:cNvPicPr/>
                   </pic:nvPicPr>
                   <pic:blipFill>
-                    <a:blip r:embed="rId17">
+                    <a:blip r:embed="rId18">
                       <a:extLst>
                         <a:ext uri="{96DAC541-7B7A-43D3-8B79-37D633B846F1}">
-                          <asvg:svgBlip xmlns:asvg="http://schemas.microsoft.com/office/drawing/2016/SVG/main" r:embed="rId44"/>
+                          <asvg:svgBlip xmlns:asvg="http://schemas.microsoft.com/office/drawing/2016/SVG/main" r:embed="rId46"/>
                         </a:ext>
                       </a:extLst>
                     </a:blip>
@@ -15097,7 +15078,7 @@
                     <pic:cNvPicPr/>
                   </pic:nvPicPr>
                   <pic:blipFill>
-                    <a:blip r:embed="rId61"/>
+                    <a:blip r:embed="rId63"/>
                     <a:stretch>
                       <a:fillRect/>
                     </a:stretch>
@@ -15181,7 +15162,7 @@
                     <pic:cNvPicPr/>
                   </pic:nvPicPr>
                   <pic:blipFill>
-                    <a:blip r:embed="rId62"/>
+                    <a:blip r:embed="rId64"/>
                     <a:stretch>
                       <a:fillRect/>
                     </a:stretch>
@@ -15302,7 +15283,7 @@
                     <pic:cNvPicPr/>
                   </pic:nvPicPr>
                   <pic:blipFill>
-                    <a:blip r:embed="rId63"/>
+                    <a:blip r:embed="rId65"/>
                     <a:stretch>
                       <a:fillRect/>
                     </a:stretch>
@@ -15357,7 +15338,7 @@
                     <pic:cNvPicPr/>
                   </pic:nvPicPr>
                   <pic:blipFill>
-                    <a:blip r:embed="rId64"/>
+                    <a:blip r:embed="rId66"/>
                     <a:stretch>
                       <a:fillRect/>
                     </a:stretch>
@@ -15392,7 +15373,7 @@
       <w:pPr>
         <w:pStyle w:val="Titre3"/>
       </w:pPr>
-      <w:bookmarkStart w:id="41" w:name="_Toc225093101"/>
+      <w:bookmarkStart w:id="41" w:name="_Toc225093637"/>
       <w:r>
         <w:t>On peut ajouter des liens hypertexte sur le nom des feuilles.</w:t>
       </w:r>
@@ -15407,7 +15388,7 @@
       <w:pPr>
         <w:pStyle w:val="Titre4"/>
       </w:pPr>
-      <w:bookmarkStart w:id="42" w:name="_Toc225093102"/>
+      <w:bookmarkStart w:id="42" w:name="_Toc225093638"/>
       <w:r>
         <w:t>Ajouter des liens hypertexte manuellement</w:t>
       </w:r>
@@ -15458,7 +15439,7 @@
       <w:pPr>
         <w:pStyle w:val="Titre5"/>
       </w:pPr>
-      <w:bookmarkStart w:id="43" w:name="_Toc225093103"/>
+      <w:bookmarkStart w:id="43" w:name="_Toc225093639"/>
       <w:r>
         <w:lastRenderedPageBreak/>
         <w:t>Insérer des liens hypertextes sur les noms figurant dans le sommaire</w:t>
@@ -15605,7 +15586,7 @@
                     <pic:cNvPicPr/>
                   </pic:nvPicPr>
                   <pic:blipFill>
-                    <a:blip r:embed="rId65"/>
+                    <a:blip r:embed="rId67"/>
                     <a:stretch>
                       <a:fillRect/>
                     </a:stretch>
@@ -15667,7 +15648,7 @@
                     <pic:cNvPicPr/>
                   </pic:nvPicPr>
                   <pic:blipFill>
-                    <a:blip r:embed="rId66"/>
+                    <a:blip r:embed="rId68"/>
                     <a:stretch>
                       <a:fillRect/>
                     </a:stretch>
@@ -15735,7 +15716,7 @@
                     <pic:cNvPicPr/>
                   </pic:nvPicPr>
                   <pic:blipFill>
-                    <a:blip r:embed="rId67"/>
+                    <a:blip r:embed="rId69"/>
                     <a:stretch>
                       <a:fillRect/>
                     </a:stretch>
@@ -15815,7 +15796,7 @@
                     <pic:cNvPicPr/>
                   </pic:nvPicPr>
                   <pic:blipFill>
-                    <a:blip r:embed="rId68"/>
+                    <a:blip r:embed="rId70"/>
                     <a:stretch>
                       <a:fillRect/>
                     </a:stretch>
@@ -15880,7 +15861,7 @@
                     <pic:cNvPicPr/>
                   </pic:nvPicPr>
                   <pic:blipFill>
-                    <a:blip r:embed="rId69"/>
+                    <a:blip r:embed="rId71"/>
                     <a:stretch>
                       <a:fillRect/>
                     </a:stretch>
@@ -15956,7 +15937,7 @@
       <w:pPr>
         <w:pStyle w:val="Titre5"/>
       </w:pPr>
-      <w:bookmarkStart w:id="44" w:name="_Toc225093104"/>
+      <w:bookmarkStart w:id="44" w:name="_Toc225093640"/>
       <w:r>
         <w:t xml:space="preserve">Insérer une icône et </w:t>
       </w:r>
@@ -16104,7 +16085,7 @@
                     <pic:cNvPicPr/>
                   </pic:nvPicPr>
                   <pic:blipFill>
-                    <a:blip r:embed="rId70"/>
+                    <a:blip r:embed="rId72"/>
                     <a:stretch>
                       <a:fillRect/>
                     </a:stretch>
@@ -16167,7 +16148,7 @@
                     <pic:cNvPicPr/>
                   </pic:nvPicPr>
                   <pic:blipFill>
-                    <a:blip r:embed="rId71"/>
+                    <a:blip r:embed="rId73"/>
                     <a:stretch>
                       <a:fillRect/>
                     </a:stretch>
@@ -16247,7 +16228,7 @@
                     <pic:cNvPicPr/>
                   </pic:nvPicPr>
                   <pic:blipFill>
-                    <a:blip r:embed="rId72"/>
+                    <a:blip r:embed="rId74"/>
                     <a:stretch>
                       <a:fillRect/>
                     </a:stretch>
@@ -16311,7 +16292,7 @@
                     <pic:cNvPicPr/>
                   </pic:nvPicPr>
                   <pic:blipFill rotWithShape="1">
-                    <a:blip r:embed="rId73"/>
+                    <a:blip r:embed="rId75"/>
                     <a:srcRect b="13121"/>
                     <a:stretch>
                       <a:fillRect/>
@@ -16413,7 +16394,7 @@
                     </pic:cNvPicPr>
                   </pic:nvPicPr>
                   <pic:blipFill>
-                    <a:blip r:embed="rId74">
+                    <a:blip r:embed="rId76">
                       <a:extLst>
                         <a:ext uri="{28A0092B-C50C-407E-A947-70E740481C1C}">
                           <a14:useLocalDpi xmlns:a14="http://schemas.microsoft.com/office/drawing/2010/main" val="0"/>
@@ -16486,7 +16467,7 @@
                     <pic:cNvPicPr/>
                   </pic:nvPicPr>
                   <pic:blipFill>
-                    <a:blip r:embed="rId75"/>
+                    <a:blip r:embed="rId77"/>
                     <a:stretch>
                       <a:fillRect/>
                     </a:stretch>
@@ -16558,7 +16539,7 @@
                     <pic:cNvPicPr/>
                   </pic:nvPicPr>
                   <pic:blipFill>
-                    <a:blip r:embed="rId76"/>
+                    <a:blip r:embed="rId78"/>
                     <a:stretch>
                       <a:fillRect/>
                     </a:stretch>
@@ -16623,7 +16604,7 @@
                     <pic:cNvPicPr/>
                   </pic:nvPicPr>
                   <pic:blipFill>
-                    <a:blip r:embed="rId77"/>
+                    <a:blip r:embed="rId79"/>
                     <a:stretch>
                       <a:fillRect/>
                     </a:stretch>
@@ -16709,7 +16690,7 @@
                     <pic:cNvPicPr/>
                   </pic:nvPicPr>
                   <pic:blipFill>
-                    <a:blip r:embed="rId78"/>
+                    <a:blip r:embed="rId80"/>
                     <a:stretch>
                       <a:fillRect/>
                     </a:stretch>
@@ -16783,7 +16764,7 @@
                     <pic:cNvPicPr/>
                   </pic:nvPicPr>
                   <pic:blipFill rotWithShape="1">
-                    <a:blip r:embed="rId79"/>
+                    <a:blip r:embed="rId81"/>
                     <a:srcRect t="42227"/>
                     <a:stretch>
                       <a:fillRect/>
@@ -16848,7 +16829,7 @@
       <w:pPr>
         <w:pStyle w:val="Titre4"/>
       </w:pPr>
-      <w:bookmarkStart w:id="45" w:name="_Toc225093105"/>
+      <w:bookmarkStart w:id="45" w:name="_Toc225093641"/>
       <w:r>
         <w:t>Transition vers le VBA : ajouter des liens hypertexte par code</w:t>
       </w:r>
@@ -16894,7 +16875,7 @@
       <w:pPr>
         <w:pStyle w:val="Titre5"/>
       </w:pPr>
-      <w:bookmarkStart w:id="46" w:name="_Toc225093106"/>
+      <w:bookmarkStart w:id="46" w:name="_Toc225093642"/>
       <w:r>
         <w:t>Syntaxe VBA pour un hyperlien</w:t>
       </w:r>
@@ -16985,7 +16966,7 @@
                     <pic:cNvPicPr/>
                   </pic:nvPicPr>
                   <pic:blipFill rotWithShape="1">
-                    <a:blip r:embed="rId80"/>
+                    <a:blip r:embed="rId82"/>
                     <a:srcRect r="5578" b="3916"/>
                     <a:stretch>
                       <a:fillRect/>
@@ -17040,7 +17021,7 @@
                     <pic:cNvPicPr/>
                   </pic:nvPicPr>
                   <pic:blipFill rotWithShape="1">
-                    <a:blip r:embed="rId81"/>
+                    <a:blip r:embed="rId83"/>
                     <a:srcRect r="6411" b="6307"/>
                     <a:stretch>
                       <a:fillRect/>
@@ -17129,7 +17110,7 @@
                     <pic:cNvPicPr/>
                   </pic:nvPicPr>
                   <pic:blipFill rotWithShape="1">
-                    <a:blip r:embed="rId82"/>
+                    <a:blip r:embed="rId84"/>
                     <a:srcRect t="1752" b="5939"/>
                     <a:stretch>
                       <a:fillRect/>
@@ -17604,7 +17585,7 @@
       <w:pPr>
         <w:pStyle w:val="Titre5"/>
       </w:pPr>
-      <w:bookmarkStart w:id="47" w:name="_Toc225093107"/>
+      <w:bookmarkStart w:id="47" w:name="_Toc225093643"/>
       <w:r>
         <w:t>Ajouter un index hyperlien des feuilles dans le classeur</w:t>
       </w:r>
@@ -19893,7 +19874,7 @@
       <w:pPr>
         <w:pStyle w:val="Titre5"/>
       </w:pPr>
-      <w:bookmarkStart w:id="48" w:name="_Toc225093108"/>
+      <w:bookmarkStart w:id="48" w:name="_Toc225093644"/>
       <w:r>
         <w:t>Le principe DRY</w:t>
       </w:r>
@@ -19926,10 +19907,10 @@
                     <pic:cNvPicPr/>
                   </pic:nvPicPr>
                   <pic:blipFill>
-                    <a:blip r:embed="rId17">
+                    <a:blip r:embed="rId18">
                       <a:extLst>
                         <a:ext uri="{96DAC541-7B7A-43D3-8B79-37D633B846F1}">
-                          <asvg:svgBlip xmlns:asvg="http://schemas.microsoft.com/office/drawing/2016/SVG/main" r:embed="rId44"/>
+                          <asvg:svgBlip xmlns:asvg="http://schemas.microsoft.com/office/drawing/2016/SVG/main" r:embed="rId46"/>
                         </a:ext>
                       </a:extLst>
                     </a:blip>
@@ -20135,7 +20116,7 @@
           <w:bCs/>
         </w:rPr>
       </w:pPr>
-      <w:bookmarkStart w:id="49" w:name="_Toc225093109"/>
+      <w:bookmarkStart w:id="49" w:name="_Toc225093645"/>
       <w:r>
         <w:rPr>
           <w:b/>
@@ -20861,7 +20842,7 @@
       <w:r>
         <w:t xml:space="preserve">consulter la </w:t>
       </w:r>
-      <w:hyperlink r:id="rId83" w:tooltip="Documentation MS" w:history="1">
+      <w:hyperlink r:id="rId85" w:tooltip="Documentation MS" w:history="1">
         <w:r>
           <w:rPr>
             <w:rStyle w:val="Lienhypertexte"/>
@@ -20887,7 +20868,7 @@
         <w:pStyle w:val="Titre1"/>
       </w:pPr>
       <w:bookmarkStart w:id="50" w:name="_Toc223707034"/>
-      <w:bookmarkStart w:id="51" w:name="_Toc225093110"/>
+      <w:bookmarkStart w:id="51" w:name="_Toc225093646"/>
       <w:r>
         <w:t>Links</w:t>
       </w:r>
@@ -20933,10 +20914,10 @@
                     <pic:cNvPicPr/>
                   </pic:nvPicPr>
                   <pic:blipFill>
-                    <a:blip r:embed="rId17">
+                    <a:blip r:embed="rId18">
                       <a:extLst>
                         <a:ext uri="{96DAC541-7B7A-43D3-8B79-37D633B846F1}">
-                          <asvg:svgBlip xmlns:asvg="http://schemas.microsoft.com/office/drawing/2016/SVG/main" r:embed="rId44"/>
+                          <asvg:svgBlip xmlns:asvg="http://schemas.microsoft.com/office/drawing/2016/SVG/main" r:embed="rId46"/>
                         </a:ext>
                       </a:extLst>
                     </a:blip>
@@ -20986,7 +20967,7 @@
                     <a:blip r:embed="rId8">
                       <a:extLst>
                         <a:ext uri="{96DAC541-7B7A-43D3-8B79-37D633B846F1}">
-                          <asvg:svgBlip xmlns:asvg="http://schemas.microsoft.com/office/drawing/2016/SVG/main" r:embed="rId43"/>
+                          <asvg:svgBlip xmlns:asvg="http://schemas.microsoft.com/office/drawing/2016/SVG/main" r:embed="rId45"/>
                         </a:ext>
                       </a:extLst>
                     </a:blip>
@@ -21031,10 +21012,10 @@
                     <pic:cNvPicPr/>
                   </pic:nvPicPr>
                   <pic:blipFill>
-                    <a:blip r:embed="rId84">
+                    <a:blip r:embed="rId86">
                       <a:extLst>
                         <a:ext uri="{96DAC541-7B7A-43D3-8B79-37D633B846F1}">
-                          <asvg:svgBlip xmlns:asvg="http://schemas.microsoft.com/office/drawing/2016/SVG/main" r:embed="rId85"/>
+                          <asvg:svgBlip xmlns:asvg="http://schemas.microsoft.com/office/drawing/2016/SVG/main" r:embed="rId87"/>
                         </a:ext>
                       </a:extLst>
                     </a:blip>
@@ -21059,8 +21040,8 @@
       </w:r>
     </w:p>
     <w:sectPr>
-      <w:headerReference w:type="default" r:id="rId86"/>
-      <w:footerReference w:type="default" r:id="rId87"/>
+      <w:headerReference w:type="default" r:id="rId88"/>
+      <w:footerReference w:type="default" r:id="rId89"/>
       <w:pgSz w:w="11906" w:h="16838"/>
       <w:pgMar w:top="1417" w:right="1417" w:bottom="1417" w:left="1417" w:header="708" w:footer="708" w:gutter="0"/>
       <w:cols w:space="708"/>
@@ -21935,7 +21916,7 @@
               <w:sz w:val="16"/>
               <w:szCs w:val="16"/>
             </w:rPr>
-            <w:t>21-03-2026 19:03</w:t>
+            <w:t>22-03-2026 17:30</w:t>
           </w:r>
           <w:r>
             <w:rPr>
@@ -25894,6 +25875,7 @@
   <w:style w:type="character" w:default="1" w:styleId="Policepardfaut">
     <w:name w:val="Default Paragraph Font"/>
     <w:uiPriority w:val="1"/>
+    <w:semiHidden/>
     <w:unhideWhenUsed/>
   </w:style>
   <w:style w:type="table" w:default="1" w:styleId="TableauNormal">
